--- a/docs/FADA-Diario-de-Bordo.docx
+++ b/docs/FADA-Diario-de-Bordo.docx
@@ -170,7 +170,7 @@
         <w:ind w:firstLine="720"/>
       </w:pPr>
       <w:r>
-        <w:t>Este diário de bordo registra, de forma cronológica e reflexiva, o percurso de desenvolvimento do projeto FADA (Farm AI Decision Agent), conduzido pelos estudantes do terceiro ano do Ensino Médio Técnico do Centro Tecnológico Frederico Jorge Logemann, para a feira Escola Aberta de 2026. O documento tem três finalidades: (i) documentar as atividades realizadas em cada etapa, com suas datas; (ii) registrar as decisões técnicas e metodológicas, as dificuldades encontradas e as soluções adotadas; e (iii) preservar as reflexões e os aprendizados que acompanharam o amadurecimento do projeto.</w:t>
+        <w:t>Este diário de bordo registra, de forma cronológica, técnica e reflexiva, o percurso de desenvolvimento do projeto FADA (Farm AI Decision Agent), conduzido pelos estudantes do terceiro ano do Ensino Médio Técnico do Centro Tecnológico Frederico Jorge Logemann, para a feira Escola Aberta de 2026. O documento tem quatro finalidades: (i) documentar as atividades de cada etapa, com suas datas; (ii) registrar as decisões técnicas e metodológicas, as alternativas consideradas e suas justificativas; (iii) documentar os testes realizados e os resultados obtidos; e (iv) preservar as reflexões e os aprendizados do processo.</w:t>
       </w:r>
     </w:p>
     <w:p>
@@ -179,7 +179,7 @@
         <w:ind w:firstLine="720"/>
       </w:pPr>
       <w:r>
-        <w:t>Cada registro está organizado em campos padronizados — Atividades, Decisões, Dificuldades e Aprendizados — de modo a permitir uma leitura rápida e uma análise consistente do processo. Os registros estão ancorados no cronograma oficial da Escola Aberta (Quadro 1) e na linha do tempo do projeto (Figura 1). O código-fonte, a documentação técnica e as versões dos documentos encontram-se versionados na plataforma GitHub, o que confere rastreabilidade a cada avanço descrito.</w:t>
+        <w:t>Os registros diários (Seção 2) estão organizados em campos padronizados. As Seções 3 a 5 aprofundam, respectivamente, o registro de testes e validação, o registro de resultados obtidos e as decisões de projeto documentadas. Todo o código-fonte, a documentação e as versões dos documentos estão versionados na plataforma GitHub, conferindo rastreabilidade a cada avanço.</w:t>
       </w:r>
     </w:p>
     <w:p>
@@ -194,7 +194,7 @@
         <w:t xml:space="preserve">Observação metodológica: </w:t>
       </w:r>
       <w:r>
-        <w:t>o desenvolvimento adotou práticas modernas de engenharia de software, incluindo controle de versão (Git/GitHub), testes automatizados e ferramentas de produtividade assistida. Todas as decisões de arquitetura, os parâmetros agronômicos e as análises aqui registradas foram compreendidos, revisados e validados pela equipe.</w:t>
+        <w:t>o desenvolvimento adotou práticas modernas de engenharia de software — controle de versão (Git/GitHub), testes automatizados (124 casos) e ferramentas de produtividade assistida. Todas as decisões de arquitetura, os parâmetros agronômicos e as análises registradas foram compreendidos, revisados e validados pela equipe.</w:t>
       </w:r>
     </w:p>
     <w:p>
@@ -216,7 +216,7 @@
         <w:ind w:firstLine="720"/>
       </w:pPr>
       <w:r>
-        <w:t>O Quadro 1 reproduz o calendário oficial de atividades e prazos da feira Escola Aberta 2026, ao qual o desenvolvimento do projeto foi alinhado. Por se tratar de turma do terceiro ano do Ensino Médio Técnico, aplica-se a exigência de entrega do Relatório de Pesquisa.</w:t>
+        <w:t>O Quadro 1 reproduz o calendário oficial da feira, ao qual o desenvolvimento foi alinhado. Por se tratar de turma do terceiro ano do Ensino Médio Técnico, aplica-se a exigência de entrega do Relatório de Pesquisa.</w:t>
       </w:r>
     </w:p>
     <w:p>
@@ -257,7 +257,7 @@
               <w:rPr>
                 <w:rFonts w:ascii="Times New Roman" w:hAnsi="Times New Roman"/>
                 <w:b/>
-                <w:sz w:val="20"/>
+                <w:sz w:val="19"/>
               </w:rPr>
               <w:t>Atividade</w:t>
             </w:r>
@@ -276,7 +276,7 @@
               <w:rPr>
                 <w:rFonts w:ascii="Times New Roman" w:hAnsi="Times New Roman"/>
                 <w:b/>
-                <w:sz w:val="20"/>
+                <w:sz w:val="19"/>
               </w:rPr>
               <w:t>Data-limite</w:t>
             </w:r>
@@ -296,7 +296,7 @@
             <w:r>
               <w:rPr>
                 <w:rFonts w:ascii="Times New Roman" w:hAnsi="Times New Roman"/>
-                <w:sz w:val="20"/>
+                <w:sz w:val="19"/>
               </w:rPr>
               <w:t>Lançamento do Projeto Escola Aberta</w:t>
             </w:r>
@@ -314,7 +314,7 @@
             <w:r>
               <w:rPr>
                 <w:rFonts w:ascii="Times New Roman" w:hAnsi="Times New Roman"/>
-                <w:sz w:val="20"/>
+                <w:sz w:val="19"/>
               </w:rPr>
               <w:t>25 de fevereiro de 2026</w:t>
             </w:r>
@@ -334,7 +334,7 @@
             <w:r>
               <w:rPr>
                 <w:rFonts w:ascii="Times New Roman" w:hAnsi="Times New Roman"/>
-                <w:sz w:val="20"/>
+                <w:sz w:val="19"/>
               </w:rPr>
               <w:t>Inscrição do resumo</w:t>
             </w:r>
@@ -352,7 +352,7 @@
             <w:r>
               <w:rPr>
                 <w:rFonts w:ascii="Times New Roman" w:hAnsi="Times New Roman"/>
-                <w:sz w:val="20"/>
+                <w:sz w:val="19"/>
               </w:rPr>
               <w:t>02 a 16 de março de 2026</w:t>
             </w:r>
@@ -372,7 +372,7 @@
             <w:r>
               <w:rPr>
                 <w:rFonts w:ascii="Times New Roman" w:hAnsi="Times New Roman"/>
-                <w:sz w:val="20"/>
+                <w:sz w:val="19"/>
               </w:rPr>
               <w:t>Divulgação dos professores orientadores</w:t>
             </w:r>
@@ -390,7 +390,7 @@
             <w:r>
               <w:rPr>
                 <w:rFonts w:ascii="Times New Roman" w:hAnsi="Times New Roman"/>
-                <w:sz w:val="20"/>
+                <w:sz w:val="19"/>
               </w:rPr>
               <w:t>até 30 de março de 2026</w:t>
             </w:r>
@@ -410,7 +410,7 @@
             <w:r>
               <w:rPr>
                 <w:rFonts w:ascii="Times New Roman" w:hAnsi="Times New Roman"/>
-                <w:sz w:val="20"/>
+                <w:sz w:val="19"/>
               </w:rPr>
               <w:t>Orientações para o Plano de Pesquisa</w:t>
             </w:r>
@@ -428,7 +428,7 @@
             <w:r>
               <w:rPr>
                 <w:rFonts w:ascii="Times New Roman" w:hAnsi="Times New Roman"/>
-                <w:sz w:val="20"/>
+                <w:sz w:val="19"/>
               </w:rPr>
               <w:t>13 a 17 de abril de 2026</w:t>
             </w:r>
@@ -448,9 +448,9 @@
             <w:r>
               <w:rPr>
                 <w:rFonts w:ascii="Times New Roman" w:hAnsi="Times New Roman"/>
-                <w:sz w:val="20"/>
+                <w:sz w:val="19"/>
               </w:rPr>
-              <w:t>Entrega da 1ª versão do Plano de Pesquisa (valendo 0,5)</w:t>
+              <w:t>Entrega da 1ª versão do Plano de Pesquisa (0,5)</w:t>
             </w:r>
           </w:p>
         </w:tc>
@@ -466,7 +466,7 @@
             <w:r>
               <w:rPr>
                 <w:rFonts w:ascii="Times New Roman" w:hAnsi="Times New Roman"/>
-                <w:sz w:val="20"/>
+                <w:sz w:val="19"/>
               </w:rPr>
               <w:t>24 de abril de 2026</w:t>
             </w:r>
@@ -486,9 +486,9 @@
             <w:r>
               <w:rPr>
                 <w:rFonts w:ascii="Times New Roman" w:hAnsi="Times New Roman"/>
-                <w:sz w:val="20"/>
+                <w:sz w:val="19"/>
               </w:rPr>
-              <w:t>Devolução do Plano de Pesquisa pelo CRC e orientadores</w:t>
+              <w:t>Devolução do Plano pelo CRC e orientadores</w:t>
             </w:r>
           </w:p>
         </w:tc>
@@ -504,7 +504,7 @@
             <w:r>
               <w:rPr>
                 <w:rFonts w:ascii="Times New Roman" w:hAnsi="Times New Roman"/>
-                <w:sz w:val="20"/>
+                <w:sz w:val="19"/>
               </w:rPr>
               <w:t>11 de maio de 2026</w:t>
             </w:r>
@@ -524,7 +524,7 @@
             <w:r>
               <w:rPr>
                 <w:rFonts w:ascii="Times New Roman" w:hAnsi="Times New Roman"/>
-                <w:sz w:val="20"/>
+                <w:sz w:val="19"/>
               </w:rPr>
               <w:t>Entrega da versão final do Plano de Pesquisa</w:t>
             </w:r>
@@ -542,7 +542,7 @@
             <w:r>
               <w:rPr>
                 <w:rFonts w:ascii="Times New Roman" w:hAnsi="Times New Roman"/>
-                <w:sz w:val="20"/>
+                <w:sz w:val="19"/>
               </w:rPr>
               <w:t>25 de maio de 2026</w:t>
             </w:r>
@@ -562,9 +562,9 @@
             <w:r>
               <w:rPr>
                 <w:rFonts w:ascii="Times New Roman" w:hAnsi="Times New Roman"/>
-                <w:sz w:val="20"/>
+                <w:sz w:val="19"/>
               </w:rPr>
-              <w:t>Orientações do Plano de Pesquisa e do Relatório</w:t>
+              <w:t>Orientações do Plano e do Relatório</w:t>
             </w:r>
           </w:p>
         </w:tc>
@@ -580,7 +580,7 @@
             <w:r>
               <w:rPr>
                 <w:rFonts w:ascii="Times New Roman" w:hAnsi="Times New Roman"/>
-                <w:sz w:val="20"/>
+                <w:sz w:val="19"/>
               </w:rPr>
               <w:t>18 de maio a 02 de junho de 2026</w:t>
             </w:r>
@@ -600,9 +600,9 @@
             <w:r>
               <w:rPr>
                 <w:rFonts w:ascii="Times New Roman" w:hAnsi="Times New Roman"/>
-                <w:sz w:val="20"/>
+                <w:sz w:val="19"/>
               </w:rPr>
-              <w:t>Entrega do Relatório de Pesquisa — 1ª versão (8º ao Técnico)</w:t>
+              <w:t>Entrega do Relatório de Pesquisa — 1ª versão</w:t>
             </w:r>
           </w:p>
         </w:tc>
@@ -618,7 +618,7 @@
             <w:r>
               <w:rPr>
                 <w:rFonts w:ascii="Times New Roman" w:hAnsi="Times New Roman"/>
-                <w:sz w:val="20"/>
+                <w:sz w:val="19"/>
               </w:rPr>
               <w:t>01 de junho de 2026</w:t>
             </w:r>
@@ -638,9 +638,9 @@
             <w:r>
               <w:rPr>
                 <w:rFonts w:ascii="Times New Roman" w:hAnsi="Times New Roman"/>
-                <w:sz w:val="20"/>
+                <w:sz w:val="19"/>
               </w:rPr>
-              <w:t>Devolutiva do professor orientador quanto a melhorias</w:t>
+              <w:t>Devolutiva do orientador quanto a melhorias</w:t>
             </w:r>
           </w:p>
         </w:tc>
@@ -656,7 +656,7 @@
             <w:r>
               <w:rPr>
                 <w:rFonts w:ascii="Times New Roman" w:hAnsi="Times New Roman"/>
-                <w:sz w:val="20"/>
+                <w:sz w:val="19"/>
               </w:rPr>
               <w:t>16 de junho de 2026</w:t>
             </w:r>
@@ -676,7 +676,7 @@
             <w:r>
               <w:rPr>
                 <w:rFonts w:ascii="Times New Roman" w:hAnsi="Times New Roman"/>
-                <w:sz w:val="20"/>
+                <w:sz w:val="19"/>
               </w:rPr>
               <w:t>Postagem do pitch de 3 minutos no Classroom</w:t>
             </w:r>
@@ -694,7 +694,7 @@
             <w:r>
               <w:rPr>
                 <w:rFonts w:ascii="Times New Roman" w:hAnsi="Times New Roman"/>
-                <w:sz w:val="20"/>
+                <w:sz w:val="19"/>
               </w:rPr>
               <w:t>22 de junho de 2026</w:t>
             </w:r>
@@ -714,7 +714,7 @@
             <w:r>
               <w:rPr>
                 <w:rFonts w:ascii="Times New Roman" w:hAnsi="Times New Roman"/>
-                <w:sz w:val="20"/>
+                <w:sz w:val="19"/>
               </w:rPr>
               <w:t>Entrega da versão final do Relatório de Pesquisa</w:t>
             </w:r>
@@ -732,7 +732,7 @@
             <w:r>
               <w:rPr>
                 <w:rFonts w:ascii="Times New Roman" w:hAnsi="Times New Roman"/>
-                <w:sz w:val="20"/>
+                <w:sz w:val="19"/>
               </w:rPr>
               <w:t>01 de julho de 2026</w:t>
             </w:r>
@@ -752,7 +752,7 @@
             <w:r>
               <w:rPr>
                 <w:rFonts w:ascii="Times New Roman" w:hAnsi="Times New Roman"/>
-                <w:sz w:val="20"/>
+                <w:sz w:val="19"/>
               </w:rPr>
               <w:t>Apresentação na Escola Aberta</w:t>
             </w:r>
@@ -770,7 +770,7 @@
             <w:r>
               <w:rPr>
                 <w:rFonts w:ascii="Times New Roman" w:hAnsi="Times New Roman"/>
-                <w:sz w:val="20"/>
+                <w:sz w:val="19"/>
               </w:rPr>
               <w:t>03 e 04 de julho de 2026</w:t>
             </w:r>
@@ -855,7 +855,7 @@
         <w:ind w:firstLine="720"/>
       </w:pPr>
       <w:r>
-        <w:t>Os registros a seguir documentam o percurso do projeto, do lançamento à apresentação. Cada entrada traz a data (ou período), a fase correspondente e os quatro campos padronizados.</w:t>
+        <w:t>Cada entrada traz a data (ou período), a fase, e campos padronizados: Atividades, Decisões (com a alternativa considerada e a justificativa), Testes/verificações, Resultados, Dificuldades e Aprendizados. Nem todos os campos se aplicam a todas as etapas.</w:t>
       </w:r>
     </w:p>
     <w:p>
@@ -893,7 +893,7 @@
         <w:t xml:space="preserve">Atividades: </w:t>
       </w:r>
       <w:r>
-        <w:t>Participamos do lançamento do Projeto Escola Aberta e iniciamos a definição do tema. A partir do interesse por tecnologia e pela realidade agrícola da região de Horizontina, delimitamos o foco na cultura da soja e no problema da tomada de decisão sob incerteza climática.</w:t>
+        <w:t>Participação no lançamento do Projeto Escola Aberta; sessões de brainstorming para escolha do tema, partindo do interesse por tecnologia e pela realidade agrícola de Horizontina.</w:t>
       </w:r>
     </w:p>
     <w:p>
@@ -908,7 +908,7 @@
         <w:t xml:space="preserve">Decisões: </w:t>
       </w:r>
       <w:r>
-        <w:t>Optamos por um tema que unisse inteligência artificial e agronomia, com aplicação regional concreta (Noroeste do RS), em vez de um tema genérico.</w:t>
+        <w:t>Delimitar o foco na cultura da soja e no problema da decisão sob incerteza climática, em vez de um tema genérico de 'IA na agricultura'. Alternativa considerada: um app de monitoramento por sensores (IoT) — descartada pelo custo de hardware e por fugir do nosso ponto forte (software/dados).</w:t>
       </w:r>
     </w:p>
     <w:p>
@@ -918,12 +918,12 @@
       <w:r>
         <w:rPr>
           <w:b/>
-          <w:color w:val="2F7D32"/>
+          <w:color w:val="C2410C"/>
         </w:rPr>
         <w:t xml:space="preserve">Dificuldades: </w:t>
       </w:r>
       <w:r>
-        <w:t>Havia o risco de escolher um escopo grande demais para o tempo disponível.</w:t>
+        <w:t>Risco de escopo grande demais para o tempo disponível.</w:t>
       </w:r>
     </w:p>
     <w:p>
@@ -938,7 +938,7 @@
         <w:t xml:space="preserve">Aprendizados: </w:t>
       </w:r>
       <w:r>
-        <w:t>Aprendemos a importância de delimitar bem o problema antes de pensar na solução.</w:t>
+        <w:t>Delimitar bem o problema antes de pensar na solução é o primeiro passo do método científico.</w:t>
       </w:r>
     </w:p>
     <w:p>
@@ -951,7 +951,7 @@
         <w:pStyle w:val="Heading2"/>
       </w:pPr>
       <w:r>
-        <w:t>02 a 16 de março de 2026 — Inscrição do resumo</w:t>
+        <w:t>02 a 16 de março de 2026 — Inscrição do resumo e definição da identidade</w:t>
       </w:r>
     </w:p>
     <w:p>
@@ -981,7 +981,7 @@
         <w:t xml:space="preserve">Atividades: </w:t>
       </w:r>
       <w:r>
-        <w:t>Elaboramos e inscrevemos o resumo do projeto. Definimos o nome FADA (Farm AI Decision Agent) e a proposta central: um sistema de apoio à decisão que integra clima, solo e manejo para estimar produtividade e recomendar ações.</w:t>
+        <w:t>Elaboração e inscrição do resumo; definição do nome FADA (Farm AI Decision Agent) e da proposta central.</w:t>
       </w:r>
     </w:p>
     <w:p>
@@ -996,7 +996,7 @@
         <w:t xml:space="preserve">Decisões: </w:t>
       </w:r>
       <w:r>
-        <w:t>Formulamos a hipótese e o objetivo geral de forma que pudessem ser efetivamente testados ao longo do projeto.</w:t>
+        <w:t>Formular a hipótese de forma testável: um modelo determinístico personalizado por talhão pode gerar recomendações confiáveis desde a primeira safra. Alternativa considerada: prometer 'previsão por IA' genérica — descartada por não ser verificável nem honesta.</w:t>
       </w:r>
     </w:p>
     <w:p>
@@ -1006,12 +1006,12 @@
       <w:r>
         <w:rPr>
           <w:b/>
-          <w:color w:val="2F7D32"/>
+          <w:color w:val="C2410C"/>
         </w:rPr>
         <w:t xml:space="preserve">Dificuldades: </w:t>
       </w:r>
       <w:r>
-        <w:t>Sintetizar uma proposta ampla em um resumo curto e claro exigiu várias revisões.</w:t>
+        <w:t>Sintetizar uma proposta ampla em um resumo curto exigiu várias revisões.</w:t>
       </w:r>
     </w:p>
     <w:p>
@@ -1026,7 +1026,7 @@
         <w:t xml:space="preserve">Aprendizados: </w:t>
       </w:r>
       <w:r>
-        <w:t>Escrever o resumo obrigou-nos a esclarecer, para nós mesmos, o que o projeto realmente entregaria.</w:t>
+        <w:t>Escrever o resumo obrigou a esclarecer, para nós mesmos, o que o projeto realmente entregaria.</w:t>
       </w:r>
     </w:p>
     <w:p>
@@ -1069,7 +1069,7 @@
         <w:t xml:space="preserve">Atividades: </w:t>
       </w:r>
       <w:r>
-        <w:t>Realizamos a revisão bibliográfica inicial, consultando Embrapa, CONAB, IBGE, Emater/RS e artigos científicos sobre clima e produção no RS (Lisbinski, 2024), inteligência artificial no agronegócio e o Zoneamento Agrícola de Risco Climático (ZARC). Foi confirmada a orientação da professora Diane Raquel Zientarski.</w:t>
+        <w:t>Revisão bibliográfica (Embrapa, CONAB, IBGE, Emater/RS; Lisbinski, 2024; literatura de IA no agro; ZARC). Confirmação da orientação da professora Diane Raquel Zientarski.</w:t>
       </w:r>
     </w:p>
     <w:p>
@@ -1084,7 +1084,7 @@
         <w:t xml:space="preserve">Decisões: </w:t>
       </w:r>
       <w:r>
-        <w:t>Identificamos duas fontes técnicas decisivas para o método: o balanço hídrico FAO-56 e os parâmetros de fenologia da soja da Embrapa. Decidimos que o município de referência seria Horizontina/RS.</w:t>
+        <w:t>Adotar o município de Horizontina/RS como referência e as fontes técnicas FAO-56 (água) e Embrapa (fenologia). Constatamos que a literatura de IA no agro depende de grandes históricos que não teríamos.</w:t>
       </w:r>
     </w:p>
     <w:p>
@@ -1096,10 +1096,10 @@
           <w:b/>
           <w:color w:val="2F7D32"/>
         </w:rPr>
-        <w:t xml:space="preserve">Dificuldades: </w:t>
+        <w:t xml:space="preserve">Considerações: </w:t>
       </w:r>
       <w:r>
-        <w:t>A literatura sobre IA no agro concentrava-se em modelos de aprendizado de máquina que exigem grandes históricos de dados — que não teríamos.</w:t>
+        <w:t>Surgiu aqui a tensão central do projeto — 'IA que aprende de dados' × 'modelo que usa a ciência já conhecida' — que definiria toda a arquitetura.</w:t>
       </w:r>
     </w:p>
     <w:p>
@@ -1114,7 +1114,7 @@
         <w:t xml:space="preserve">Aprendizados: </w:t>
       </w:r>
       <w:r>
-        <w:t>Percebemos, já nesta fase, a tensão entre 'IA que aprende de dados' e 'modelo que usa a ciência conhecida' — reflexão que definiria toda a arquitetura.</w:t>
+        <w:t>A escolha das fontes e do referencial é uma decisão de projeto, não apenas uma formalidade.</w:t>
       </w:r>
     </w:p>
     <w:p>
@@ -1127,7 +1127,7 @@
         <w:pStyle w:val="Heading2"/>
       </w:pPr>
       <w:r>
-        <w:t>13 a 17 de abril de 2026 — Orientações e estruturação metodológica</w:t>
+        <w:t>13 a 17 de abril de 2026 — Orientações e a decisão de arquitetura</w:t>
       </w:r>
     </w:p>
     <w:p>
@@ -1157,7 +1157,7 @@
         <w:t xml:space="preserve">Atividades: </w:t>
       </w:r>
       <w:r>
-        <w:t>Nas orientações para o Plano de Pesquisa, estruturamos a metodologia. Tomamos a decisão arquitetural mais importante do projeto: adotar um núcleo científico DETERMINÍSTICO como base, reservando a inteligência artificial de aprendizado para uma camada posterior de calibração.</w:t>
+        <w:t>Nas orientações do Plano de Pesquisa, estruturação da metodologia e da arquitetura do sistema.</w:t>
       </w:r>
     </w:p>
     <w:p>
@@ -1172,7 +1172,7 @@
         <w:t xml:space="preserve">Decisões: </w:t>
       </w:r>
       <w:r>
-        <w:t>Escolhemos um modelo baseado em processos (explicável e funcional desde a primeira safra) em vez de uma 'caixa-preta' estatística. Definimos a arquitetura em três camadas (motor, API, interface).</w:t>
+        <w:t>Adotar um NÚCLEO DETERMINÍSTICO baseado em processos como base, reservando a IA de aprendizado para uma camada posterior de calibração. Definir a arquitetura em três camadas (motor, API, interface) com baixo acoplamento. Alternativa considerada: treinar de imediato um modelo de machine learning (ex.: regressão/árvores) — descartada por sobreajuste com poucos dados e por virar 'caixa-preta'.</w:t>
       </w:r>
     </w:p>
     <w:p>
@@ -1184,10 +1184,10 @@
           <w:b/>
           <w:color w:val="2F7D32"/>
         </w:rPr>
-        <w:t xml:space="preserve">Dificuldades: </w:t>
+        <w:t xml:space="preserve">Considerações: </w:t>
       </w:r>
       <w:r>
-        <w:t>Justificar por que NÃO colocaríamos o machine learning no centro exigiu fundamentação teórica cuidadosa.</w:t>
+        <w:t>Essa foi a decisão mais importante do projeto; todas as etapas seguintes derivam dela.</w:t>
       </w:r>
     </w:p>
     <w:p>
@@ -1202,7 +1202,7 @@
         <w:t xml:space="preserve">Aprendizados: </w:t>
       </w:r>
       <w:r>
-        <w:t>Entendemos que uma boa decisão de arquitetura vale mais que qualquer linha de código escrita depois.</w:t>
+        <w:t>Uma boa decisão de arquitetura vale mais que qualquer linha de código escrita depois.</w:t>
       </w:r>
     </w:p>
     <w:p>
@@ -1215,7 +1215,7 @@
         <w:pStyle w:val="Heading2"/>
       </w:pPr>
       <w:r>
-        <w:t>20 a 24 de abril de 2026 — Modelagem fenológica e entrega da 1ª versão do plano</w:t>
+        <w:t>20 a 24 de abril de 2026 — Fenologia (graus-dia) e 1ª versão do plano</w:t>
       </w:r>
     </w:p>
     <w:p>
@@ -1245,7 +1245,7 @@
         <w:t xml:space="preserve">Atividades: </w:t>
       </w:r>
       <w:r>
-        <w:t>Implementamos o primeiro motor: a fenologia por graus-dia (GDD), que estima as datas de cada estádio da soja (da emergência aos estádios reprodutivos) a partir do clima. Entregamos a 1ª versão do Plano de Pesquisa (valendo 0,5) no prazo, em 24 de abril.</w:t>
+        <w:t>Implementação do motor de fenologia por graus-dia (GDD). Entrega da 1ª versão do Plano de Pesquisa (0,5) em 24 de abril.</w:t>
       </w:r>
     </w:p>
     <w:p>
@@ -1260,7 +1260,7 @@
         <w:t xml:space="preserve">Decisões: </w:t>
       </w:r>
       <w:r>
-        <w:t>Adotamos a temperatura-base de 10 °C e o teto de 30 °C, conforme a literatura para a soja, e a tabela de frações de ciclo por estádio.</w:t>
+        <w:t>Temperatura-base de 10 °C e teto fisiológico de 30 °C, conforme a literatura para a soja; tabela de frações do ciclo por estádio (R1 aos 35%, R5 aos 66%, R8 aos 100%).</w:t>
       </w:r>
     </w:p>
     <w:p>
@@ -1272,10 +1272,40 @@
           <w:b/>
           <w:color w:val="2F7D32"/>
         </w:rPr>
+        <w:t xml:space="preserve">Testes/verificações: </w:t>
+      </w:r>
+      <w:r>
+        <w:t>4 testes automatizados (test_phenology.py): emergência após acúmulo de calor, ordenação correta dos estádios e coerência das datas.</w:t>
+      </w:r>
+    </w:p>
+    <w:p>
+      <w:pPr>
+        <w:spacing w:after="60"/>
+      </w:pPr>
+      <w:r>
+        <w:rPr>
+          <w:b/>
+          <w:color w:val="2F7D32"/>
+        </w:rPr>
+        <w:t xml:space="preserve">Resultados: </w:t>
+      </w:r>
+      <w:r>
+        <w:t>O modelo reposiciona automaticamente todas as fases ao mudar a data de plantio ou a cultivar.</w:t>
+      </w:r>
+    </w:p>
+    <w:p>
+      <w:pPr>
+        <w:spacing w:after="60"/>
+      </w:pPr>
+      <w:r>
+        <w:rPr>
+          <w:b/>
+          <w:color w:val="C2410C"/>
+        </w:rPr>
         <w:t xml:space="preserve">Dificuldades: </w:t>
       </w:r>
       <w:r>
-        <w:t>Sincronizar o cálculo dia a dia do clima com os alvos de cada estádio deu trabalho de depuração.</w:t>
+        <w:t>Sincronizar o cálculo dia a dia com os alvos de cada estádio exigiu depuração.</w:t>
       </w:r>
     </w:p>
     <w:p>
@@ -1290,7 +1320,7 @@
         <w:t xml:space="preserve">Aprendizados: </w:t>
       </w:r>
       <w:r>
-        <w:t>Vimos o modelo 'ganhar vida': mudar a data de plantio reposicionava automaticamente todas as fases da cultura.</w:t>
+        <w:t>Vimos o modelo 'ganhar vida' — a fenologia é a espinha temporal de todo o resto.</w:t>
       </w:r>
     </w:p>
     <w:p>
@@ -1333,7 +1363,7 @@
         <w:t xml:space="preserve">Atividades: </w:t>
       </w:r>
       <w:r>
-        <w:t>Implementamos o balanço hídrico diário pelo método FAO-56, que calcula o estresse hídrico por estádio — o fator que mais determina a quebra de produtividade. Em seguida, construímos o coração do sistema: o Índice de Potencial Produtivo Dinâmico (IPPD), a cascata que parte do potencial da cultivar e aplica fatores transparentes (solo, água, nutrição, sanidade, população, rotação, janela).</w:t>
+        <w:t>Implementação do balanço hídrico diário FAO-56 (estresse por estádio) e do Índice de Potencial Produtivo Dinâmico (IPPD) — a cascata que decompõe a produtividade.</w:t>
       </w:r>
     </w:p>
     <w:p>
@@ -1348,7 +1378,7 @@
         <w:t xml:space="preserve">Decisões: </w:t>
       </w:r>
       <w:r>
-        <w:t>Optamos por uma decomposição aditiva (cada fator em sacas por hectare) para que o resultado fosse totalmente explicável — a base do gráfico em cascata.</w:t>
+        <w:t>Decomposição aditiva (cada fator em sc/ha) para explicabilidade total. Ponderar o estresse hídrico pela sensibilidade de cada estádio (máxima em R4–R5).</w:t>
       </w:r>
     </w:p>
     <w:p>
@@ -1360,10 +1390,40 @@
           <w:b/>
           <w:color w:val="2F7D32"/>
         </w:rPr>
+        <w:t xml:space="preserve">Testes/verificações: </w:t>
+      </w:r>
+      <w:r>
+        <w:t>3 testes de balanço hídrico (test_water_balance.py) e 6 de produtividade (test_yield_model.py), incluindo a verificação de que a soma das contribuições bate exatamente com o resultado final.</w:t>
+      </w:r>
+    </w:p>
+    <w:p>
+      <w:pPr>
+        <w:spacing w:after="60"/>
+      </w:pPr>
+      <w:r>
+        <w:rPr>
+          <w:b/>
+          <w:color w:val="2F7D32"/>
+        </w:rPr>
+        <w:t xml:space="preserve">Resultados: </w:t>
+      </w:r>
+      <w:r>
+        <w:t>A cascata do talhão-referência parte de 95 sc/ha e chega ao esperado, apontando a água na fase reprodutiva como maior limitação (ver Seção 4).</w:t>
+      </w:r>
+    </w:p>
+    <w:p>
+      <w:pPr>
+        <w:spacing w:after="60"/>
+      </w:pPr>
+      <w:r>
+        <w:rPr>
+          <w:b/>
+          <w:color w:val="C2410C"/>
+        </w:rPr>
         <w:t xml:space="preserve">Dificuldades: </w:t>
       </w:r>
       <w:r>
-        <w:t>Garantir que a soma das contribuições batesse exatamente com a produtividade final exigiu cuidado matemático.</w:t>
+        <w:t>Garantir a identidade matemática 'soma das fatias = resultado' exigiu cuidado na reconstrução dos multiplicadores.</w:t>
       </w:r>
     </w:p>
     <w:p>
@@ -1378,7 +1438,7 @@
         <w:t xml:space="preserve">Aprendizados: </w:t>
       </w:r>
       <w:r>
-        <w:t>Confirmamos, na prática, o valor da explicabilidade: o sistema não só previa, como mostrava DE ONDE vinha cada saca.</w:t>
+        <w:t>A explicabilidade não é um enfeite: é o que torna a recomendação confiável para um agrônomo.</w:t>
       </w:r>
     </w:p>
     <w:p>
@@ -1421,7 +1481,7 @@
         <w:t xml:space="preserve">Atividades: </w:t>
       </w:r>
       <w:r>
-        <w:t>Acrescentamos o modelo econômico (lucro, ROI, ponto de equilíbrio), a integração da janela de semeadura oficial (ZARC) e a análise de risco por simulação de Monte Carlo, sensível ao fenômeno ENSO (El Niño/La Niña). Recebemos, em 11 de maio, a devolução do Plano de Pesquisa pelo CRC e pela orientadora, e incorporamos os ajustes.</w:t>
+        <w:t>Modelo econômico (lucro, ROI, equilíbrio), integração da janela ZARC e análise de risco por Monte Carlo sensível ao ENSO. Recebimento da devolução do plano (11/05) e incorporação dos ajustes.</w:t>
       </w:r>
     </w:p>
     <w:p>
@@ -1436,7 +1496,7 @@
         <w:t xml:space="preserve">Decisões: </w:t>
       </w:r>
       <w:r>
-        <w:t>Decidimos rodar 3.000 safras simuladas para expressar o risco como distribuição e probabilidade de prejuízo, em vez de um número único.</w:t>
+        <w:t>Rodar 3.000 safras simuladas para expressar o risco como distribuição e probabilidade de prejuízo. Modelar o ENSO com fatores de chuva e variância (La Niña: menos chuva e maior variância). Alternativa considerada: uma faixa fixa de ±10% — descartada por não refletir a assimetria real do risco.</w:t>
       </w:r>
     </w:p>
     <w:p>
@@ -1448,10 +1508,25 @@
           <w:b/>
           <w:color w:val="2F7D32"/>
         </w:rPr>
-        <w:t xml:space="preserve">Dificuldades: </w:t>
+        <w:t xml:space="preserve">Testes/verificações: </w:t>
       </w:r>
       <w:r>
-        <w:t>Modelar o efeito do ENSO de forma coerente com a literatura regional exigiu calibrar os fatores de chuva e variância.</w:t>
+        <w:t>5 testes de Monte Carlo (test_montecarlo.py), 2 de ENSO (test_enso.py) e 3 de economia (test_economics.py). Verificação-chave: La Niña deve elevar a probabilidade de quebra frente ao Neutro.</w:t>
+      </w:r>
+    </w:p>
+    <w:p>
+      <w:pPr>
+        <w:spacing w:after="60"/>
+      </w:pPr>
+      <w:r>
+        <w:rPr>
+          <w:b/>
+          <w:color w:val="2F7D32"/>
+        </w:rPr>
+        <w:t xml:space="preserve">Resultados: </w:t>
+      </w:r>
+      <w:r>
+        <w:t>La Niña reduziu a produtividade mediana e aumentou o risco frente ao Neutro/El Niño (ver Quadro 5).</w:t>
       </w:r>
     </w:p>
     <w:p>
@@ -1466,7 +1541,7 @@
         <w:t xml:space="preserve">Aprendizados: </w:t>
       </w:r>
       <w:r>
-        <w:t>Aprendemos a transformar incerteza em informação útil: a fase La Niña reduzia a produtividade mediana e elevava o risco, exatamente como esperado.</w:t>
+        <w:t>Aprendemos a transformar incerteza em informação de decisão, não em obstáculo.</w:t>
       </w:r>
     </w:p>
     <w:p>
@@ -1479,7 +1554,7 @@
         <w:pStyle w:val="Heading2"/>
       </w:pPr>
       <w:r>
-        <w:t>15 a 25 de maio de 2026 — Motores de decisão e entrega do plano final</w:t>
+        <w:t>15 a 25 de maio de 2026 — Decisão, priorização, raciocínio e plano final</w:t>
       </w:r>
     </w:p>
     <w:p>
@@ -1509,7 +1584,7 @@
         <w:t xml:space="preserve">Atividades: </w:t>
       </w:r>
       <w:r>
-        <w:t>Desenvolvemos os motores que transformam a estimativa em decisão: o motor de decisão (avalia intervenções e mede seu retorno), o de priorização (ordena por urgência) e o de raciocínio (diagnostica por que o talhão está abaixo do potencial). Entregamos a versão final do Plano de Pesquisa em 25 de maio.</w:t>
+        <w:t>Motores de decisão (avalia intervenções), priorização (ordena por urgência) e raciocínio (diagnóstico das causas). Entrega da versão final do Plano de Pesquisa em 25/05.</w:t>
       </w:r>
     </w:p>
     <w:p>
@@ -1524,7 +1599,7 @@
         <w:t xml:space="preserve">Decisões: </w:t>
       </w:r>
       <w:r>
-        <w:t>Adotamos uma simulação de Monte Carlo 'pareada' para estimar a probabilidade de uma ação dar certo, isolando o efeito da decisão do ruído do clima.</w:t>
+        <w:t>Estimar a probabilidade de uma ação dar certo por Monte Carlo PAREADO (mesmo clima/preço nos cenários com e sem a ação), isolando o efeito da decisão. Filtrar ações de baixo retorno por um critério de valor mínimo.</w:t>
       </w:r>
     </w:p>
     <w:p>
@@ -1536,10 +1611,40 @@
           <w:b/>
           <w:color w:val="2F7D32"/>
         </w:rPr>
+        <w:t xml:space="preserve">Testes/verificações: </w:t>
+      </w:r>
+      <w:r>
+        <w:t>5 testes de decisão (test_decision.py), 8 de radar/priorização (test_radar_priorities.py) e 9 de raciocínio (test_reasoning.py).</w:t>
+      </w:r>
+    </w:p>
+    <w:p>
+      <w:pPr>
+        <w:spacing w:after="60"/>
+      </w:pPr>
+      <w:r>
+        <w:rPr>
+          <w:b/>
+          <w:color w:val="2F7D32"/>
+        </w:rPr>
+        <w:t xml:space="preserve">Resultados: </w:t>
+      </w:r>
+      <w:r>
+        <w:t>Para o talhão-referência, a intervenção de maior retorno foi antecipar a semeadura ao núcleo ótimo do ZARC (ver Quadro 6).</w:t>
+      </w:r>
+    </w:p>
+    <w:p>
+      <w:pPr>
+        <w:spacing w:after="60"/>
+      </w:pPr>
+      <w:r>
+        <w:rPr>
+          <w:b/>
+          <w:color w:val="C2410C"/>
+        </w:rPr>
         <w:t xml:space="preserve">Dificuldades: </w:t>
       </w:r>
       <w:r>
-        <w:t>Equilibrar quantidade de recomendações e relevância foi um desafio — o sistema não podia 'poluir' a tela com ações de baixo retorno.</w:t>
+        <w:t>Equilibrar quantidade e relevância das recomendações.</w:t>
       </w:r>
     </w:p>
     <w:p>
@@ -1554,7 +1659,7 @@
         <w:t xml:space="preserve">Aprendizados: </w:t>
       </w:r>
       <w:r>
-        <w:t>Compreendemos que apoiar a decisão é mais do que prever: é priorizar o que fazer primeiro e por quê.</w:t>
+        <w:t>Apoiar a decisão é priorizar o que fazer primeiro e por quê — não apenas prever.</w:t>
       </w:r>
     </w:p>
     <w:p>
@@ -1597,7 +1702,7 @@
         <w:t xml:space="preserve">Atividades: </w:t>
       </w:r>
       <w:r>
-        <w:t>Construímos a camada de acurácia/proveniência (que mede a confiança da estimativa por talhão) e o Knowledge Engine — a calibração estatística bayesiana que será a ponte para o aprendizado de máquina futuro. Implementamos a API em FastAPI e o banco geoespacial PostGIS, integrando o clima real via Open-Meteo. Entregamos a 1ª versão do Relatório de Pesquisa em 01 de junho.</w:t>
+        <w:t>Camada de acurácia/proveniência (confiança por talhão) e o Knowledge Engine (calibração bayesiana — ponte para o ML). Implementação da API (FastAPI) e do banco geoespacial PostGIS, com clima real via Open-Meteo. Entrega da 1ª versão do Relatório (01/06).</w:t>
       </w:r>
     </w:p>
     <w:p>
@@ -1612,7 +1717,7 @@
         <w:t xml:space="preserve">Decisões: </w:t>
       </w:r>
       <w:r>
-        <w:t>Decidimos que o sistema assumiria explicitamente sua incerteza (índice de precisão) em vez de aparentar certeza.</w:t>
+        <w:t>O sistema assume explicitamente sua incerteza (índice de precisão) em vez de aparentar certeza. A calibração usa encolhimento bayesiano (shrinkage) para não sobreajustar com poucas safras. Alternativa considerada: aplicar a correção integral do erro — descartada por instabilidade com n pequeno.</w:t>
       </w:r>
     </w:p>
     <w:p>
@@ -1624,10 +1729,25 @@
           <w:b/>
           <w:color w:val="2F7D32"/>
         </w:rPr>
+        <w:t xml:space="preserve">Testes/verificações: </w:t>
+      </w:r>
+      <w:r>
+        <w:t>6 testes de acurácia (test_data_sources.py), 5 de calibração (test_knowledge.py), 5 de calibração na cascata (test_calibration_factor.py) e 4 de consistência da base de conhecimento (test_knowledge_consistency.py).</w:t>
+      </w:r>
+    </w:p>
+    <w:p>
+      <w:pPr>
+        <w:spacing w:after="60"/>
+      </w:pPr>
+      <w:r>
+        <w:rPr>
+          <w:b/>
+          <w:color w:val="C2410C"/>
+        </w:rPr>
         <w:t xml:space="preserve">Dificuldades: </w:t>
       </w:r>
       <w:r>
-        <w:t>Configurar o ambiente de execução na nuvem gerou erros técnicos (dependências e banco de dados) que precisamos diagnosticar e corrigir.</w:t>
+        <w:t>Configurar o ambiente de execução na nuvem gerou erros de dependências e de banco (por exemplo, condição de corrida na inicialização do banco e colunas já existentes em migrações), diagnosticados e corrigidos.</w:t>
       </w:r>
     </w:p>
     <w:p>
@@ -1642,7 +1762,7 @@
         <w:t xml:space="preserve">Aprendizados: </w:t>
       </w:r>
       <w:r>
-        <w:t>Aprendemos, na prática, sobre arquitetura de software: separar cálculo, serviço e dados tornou tudo mais testável.</w:t>
+        <w:t>Separar cálculo, serviço e dados tornou o sistema testável e robusto; a honestidade estatística virou um diferencial do projeto.</w:t>
       </w:r>
     </w:p>
     <w:p>
@@ -1685,7 +1805,7 @@
         <w:t xml:space="preserve">Atividades: </w:t>
       </w:r>
       <w:r>
-        <w:t>Desenvolvemos a primeira versão da interface web (Next.js/React). Ao testá-la sob a ótica de um produtor rural, percebemos um problema: excesso de painéis e informação simultânea, o que gerava sobrecarga e afastava o usuário leigo.</w:t>
+        <w:t>Desenvolvimento da primeira versão da interface web (Next.js/React) e teste sob a ótica de um produtor rural.</w:t>
       </w:r>
     </w:p>
     <w:p>
@@ -1700,7 +1820,7 @@
         <w:t xml:space="preserve">Decisões: </w:t>
       </w:r>
       <w:r>
-        <w:t>Decidimos repaginar completamente a experiência, guiando-a pela jornada do agricultor em vez de pelos módulos internos do sistema.</w:t>
+        <w:t>Repaginar completamente a experiência, guiando-a pela JORNADA do agricultor, não pelos módulos internos do sistema. Alternativa considerada: apenas reorganizar os painéis existentes — descartada por não resolver a sobrecarga de raiz.</w:t>
       </w:r>
     </w:p>
     <w:p>
@@ -1712,10 +1832,10 @@
           <w:b/>
           <w:color w:val="2F7D32"/>
         </w:rPr>
-        <w:t xml:space="preserve">Dificuldades: </w:t>
+        <w:t xml:space="preserve">Considerações: </w:t>
       </w:r>
       <w:r>
-        <w:t>Reconhecer que a primeira interface, embora tecnicamente rica, não servia ao usuário foi difícil — mas necessário.</w:t>
+        <w:t>Constatamos que a primeira interface, embora tecnicamente rica, provocava sobrecarga cognitiva no usuário leigo — muitos painéis e números simultâneos.</w:t>
       </w:r>
     </w:p>
     <w:p>
@@ -1730,7 +1850,7 @@
         <w:t xml:space="preserve">Aprendizados: </w:t>
       </w:r>
       <w:r>
-        <w:t>Aprendemos que um bom backend não basta: a experiência do usuário é parte do produto.</w:t>
+        <w:t>Um bom backend não basta: a experiência do usuário é parte inseparável do produto.</w:t>
       </w:r>
     </w:p>
     <w:p>
@@ -1743,7 +1863,7 @@
         <w:pStyle w:val="Heading2"/>
       </w:pPr>
       <w:r>
-        <w:t>11 a 16 de junho de 2026 — Reestruturação da experiência e devolutiva do orientador</w:t>
+        <w:t>11 a 16 de junho de 2026 — Reestruturação por jornada e devolutiva</w:t>
       </w:r>
     </w:p>
     <w:p>
@@ -1773,7 +1893,7 @@
         <w:t xml:space="preserve">Atividades: </w:t>
       </w:r>
       <w:r>
-        <w:t>Reestruturamos a interface em páginas separadas por assunto (Minha safra, Meu talhão, Calendário, Registrar, Simular, Resultados), com uma tela inicial no formato de copiloto que responde, em segundos, 'como está a safra e o que fazer hoje'. Em 16 de junho recebemos a devolutiva da orientadora com sugestões de melhoria, que passamos a incorporar.</w:t>
+        <w:t>Reestruturação da interface em páginas separadas (Minha safra, Meu talhão, Calendário, Registrar, Simular, Resultados), com uma tela inicial em formato de copiloto. Recebimento da devolutiva da orientadora (16/06) e incorporação das melhorias.</w:t>
       </w:r>
     </w:p>
     <w:p>
@@ -1788,7 +1908,7 @@
         <w:t xml:space="preserve">Decisões: </w:t>
       </w:r>
       <w:r>
-        <w:t>Adotamos o princípio de 'progressive disclosure': mostrar pouco de entrada e revelar o detalhamento sob demanda.</w:t>
+        <w:t>Adotar o princípio de progressive disclosure — mostrar pouco de entrada e revelar o detalhe sob demanda — e um estado compartilhado entre as páginas, persistido no navegador.</w:t>
       </w:r>
     </w:p>
     <w:p>
@@ -1798,7 +1918,7 @@
       <w:r>
         <w:rPr>
           <w:b/>
-          <w:color w:val="2F7D32"/>
+          <w:color w:val="C2410C"/>
         </w:rPr>
         <w:t xml:space="preserve">Dificuldades: </w:t>
       </w:r>
@@ -1818,7 +1938,7 @@
         <w:t xml:space="preserve">Aprendizados: </w:t>
       </w:r>
       <w:r>
-        <w:t>Percebemos o impacto de organizar a navegação em torno da jornada do usuário, e não da estrutura técnica.</w:t>
+        <w:t>Organizar a navegação em torno da jornada do usuário aumenta muito a compreensão e a adoção.</w:t>
       </w:r>
     </w:p>
     <w:p>
@@ -1831,7 +1951,7 @@
         <w:pStyle w:val="Heading2"/>
       </w:pPr>
       <w:r>
-        <w:t>17 a 22 de junho de 2026 — Refinamentos finais e pitch de 3 minutos</w:t>
+        <w:t>17 a 22 de junho de 2026 — Refinamentos, correções e pitch</w:t>
       </w:r>
     </w:p>
     <w:p>
@@ -1861,7 +1981,7 @@
         <w:t xml:space="preserve">Atividades: </w:t>
       </w:r>
       <w:r>
-        <w:t>Adicionamos a visão 'Saúde do Talhão' (com detalhamento ao toque) e o modo de simulação guiada ('o que você deseja testar?'), e harmonizamos o visual de todas as telas. Corrigimos um problema no cenário-demonstração (a safra padrão estava fora de época) para o sistema abrir sempre com uma safra vigente. Em 22 de junho, postamos o pitch de 3 minutos no Classroom.</w:t>
+        <w:t>Adição da visão 'Saúde do Talhão' (com detalhamento ao toque) e do modo de simulação guiada; harmonização visual de todas as telas. Postagem do pitch de 3 minutos no Classroom (22/06).</w:t>
       </w:r>
     </w:p>
     <w:p>
@@ -1876,7 +1996,7 @@
         <w:t xml:space="preserve">Decisões: </w:t>
       </w:r>
       <w:r>
-        <w:t>Definimos que a demonstração usaria a safra vigente (2026/27), para que o sistema abrisse 'vivo', com fase atual e decisões acionáveis.</w:t>
+        <w:t>Corrigir o cenário-demonstração para a safra vigente (2026/27), fazendo o sistema abrir 'vivo', com fase atual e decisões acionáveis. Alternativa considerada: manter a safra anterior como exemplo — descartada porque exibia uma safra já colhida, sem ações.</w:t>
       </w:r>
     </w:p>
     <w:p>
@@ -1887,6 +2007,21 @@
         <w:rPr>
           <w:b/>
           <w:color w:val="2F7D32"/>
+        </w:rPr>
+        <w:t xml:space="preserve">Testes/verificações: </w:t>
+      </w:r>
+      <w:r>
+        <w:t>Verificação de ponta a ponta (frontend + API) de que todas as telas carregavam sem erro e que os números batiam com o motor.</w:t>
+      </w:r>
+    </w:p>
+    <w:p>
+      <w:pPr>
+        <w:spacing w:after="60"/>
+      </w:pPr>
+      <w:r>
+        <w:rPr>
+          <w:b/>
+          <w:color w:val="C2410C"/>
         </w:rPr>
         <w:t xml:space="preserve">Dificuldades: </w:t>
       </w:r>
@@ -1906,7 +2041,7 @@
         <w:t xml:space="preserve">Aprendizados: </w:t>
       </w:r>
       <w:r>
-        <w:t>Aprendemos a comunicar valor com clareza e concisão — habilidade essencial para a feira.</w:t>
+        <w:t>Comunicar valor com clareza e concisão é uma habilidade tão importante quanto desenvolver.</w:t>
       </w:r>
     </w:p>
     <w:p>
@@ -1949,7 +2084,7 @@
         <w:t xml:space="preserve">Atividades: </w:t>
       </w:r>
       <w:r>
-        <w:t>Consolidamos a documentação técnica do projeto (manual detalhado do sistema e registros de arquitetura) e produzimos as figuras e tabelas de resultados executando o próprio motor sobre um talhão-referência. Revisamos e entregamos a versão final do Relatório de Pesquisa em 01 de julho, incorporando as devolutivas.</w:t>
+        <w:t>Consolidação da documentação técnica (manual detalhado do sistema) e geração das figuras e tabelas de resultados executando o próprio motor. Entrega da versão final do Relatório de Pesquisa (01/07).</w:t>
       </w:r>
     </w:p>
     <w:p>
@@ -1964,7 +2099,7 @@
         <w:t xml:space="preserve">Decisões: </w:t>
       </w:r>
       <w:r>
-        <w:t>Optamos por gerar os resultados do relatório a partir de execuções reais do sistema, garantindo que nenhum número fosse hipotético.</w:t>
+        <w:t>Gerar os resultados do relatório a partir de execuções reais do sistema, garantindo que nenhum número fosse hipotético. Reescrever o relatório para descrever fielmente o sistema construído (gêmeo digital determinístico), e não uma descrição genérica.</w:t>
       </w:r>
     </w:p>
     <w:p>
@@ -1976,10 +2111,10 @@
           <w:b/>
           <w:color w:val="2F7D32"/>
         </w:rPr>
-        <w:t xml:space="preserve">Dificuldades: </w:t>
+        <w:t xml:space="preserve">Testes/verificações: </w:t>
       </w:r>
       <w:r>
-        <w:t>Assegurar a coerência entre o relatório, o código e a documentação demandou revisão cruzada.</w:t>
+        <w:t>Execução completa da suíte: 124 testes automatizados, todos aprovados (ver Seção 3).</w:t>
       </w:r>
     </w:p>
     <w:p>
@@ -1994,7 +2129,7 @@
         <w:t xml:space="preserve">Aprendizados: </w:t>
       </w:r>
       <w:r>
-        <w:t>Consolidamos a compreensão de que documentar bem é parte de fazer ciência: garante reprodutibilidade.</w:t>
+        <w:t>Documentar bem é parte de fazer ciência — garante reprodutibilidade e defesa perante a banca.</w:t>
       </w:r>
     </w:p>
     <w:p>
@@ -2037,7 +2172,7 @@
         <w:t xml:space="preserve">Atividades: </w:t>
       </w:r>
       <w:r>
-        <w:t>Apresentamos o FADA na feira Escola Aberta, demonstrando o sistema em funcionamento: a estimativa explicável de produtividade, a análise de risco climático e as recomendações de manejo. Respondemos às perguntas da banca e do público, defendendo as escolhas técnicas do projeto.</w:t>
+        <w:t>Apresentação do FADA na feira, com demonstração ao vivo: estimativa explicável de produtividade, análise de risco climático e recomendações de manejo. Resposta às perguntas da banca e do público.</w:t>
       </w:r>
     </w:p>
     <w:p>
@@ -2052,7 +2187,7 @@
         <w:t xml:space="preserve">Decisões: </w:t>
       </w:r>
       <w:r>
-        <w:t>Estruturamos a apresentação em torno das três perguntas do produtor (como está / o que fazer / por quê), a mesma lógica do sistema.</w:t>
+        <w:t>Estruturar a apresentação em torno das três perguntas do produtor (como está / o que fazer / por quê), a mesma lógica do sistema.</w:t>
       </w:r>
     </w:p>
     <w:p>
@@ -2062,12 +2197,12 @@
       <w:r>
         <w:rPr>
           <w:b/>
-          <w:color w:val="2F7D32"/>
+          <w:color w:val="C2410C"/>
         </w:rPr>
         <w:t xml:space="preserve">Dificuldades: </w:t>
       </w:r>
       <w:r>
-        <w:t>Explicar um sistema técnico para públicos variados (banca, colegas, visitantes) exigiu adaptar a linguagem em tempo real.</w:t>
+        <w:t>Adaptar a linguagem em tempo real para públicos distintos (banca, colegas, visitantes).</w:t>
       </w:r>
     </w:p>
     <w:p>
@@ -2082,7 +2217,7 @@
         <w:t xml:space="preserve">Aprendizados: </w:t>
       </w:r>
       <w:r>
-        <w:t>Encerramos o ciclo compreendendo que a comunicação do projeto é tão importante quanto o seu desenvolvimento.</w:t>
+        <w:t>A comunicação do projeto é tão importante quanto o seu desenvolvimento; encerramos o ciclo com o método científico completo, da hipótese à socialização.</w:t>
       </w:r>
     </w:p>
     <w:p>
@@ -2100,24 +2235,16 @@
         <w:pStyle w:val="Heading1"/>
       </w:pPr>
       <w:r>
-        <w:t>3 ANÁLISES DO PROCESSO</w:t>
+        <w:t>3 REGISTRO DE TESTES E VALIDAÇÃO</w:t>
       </w:r>
     </w:p>
     <w:p>
       <w:pPr>
-        <w:pStyle w:val="Heading2"/>
-      </w:pPr>
-      <w:r>
-        <w:t>3.1 Marcos e entregas do projeto</w:t>
-      </w:r>
-    </w:p>
-    <w:p>
-      <w:pPr>
         <w:spacing w:after="120"/>
         <w:ind w:firstLine="720"/>
       </w:pPr>
       <w:r>
-        <w:t>O Quadro 2 sintetiza os principais marcos técnicos e as entregas formais exigidas pela feira, todos cumpridos dentro do prazo.</w:t>
+        <w:t>A validação da consistência interna do sistema foi feita por uma suíte de 124 testes automatizados, executados a cada alteração do código (comando 'make test'). Um teste é um pequeno programa que verifica se um componente produz a resposta correta em um caso conhecido; quando algo é quebrado inadvertidamente, o teste falha e aponta o problema. O Quadro 2 registra a distribuição dos testes por componente; a suíte completa está aprovada (124/124).</w:t>
       </w:r>
     </w:p>
     <w:p>
@@ -2131,7 +2258,7 @@
           <w:color w:val="444444"/>
           <w:sz w:val="20"/>
         </w:rPr>
-        <w:t>Quadro 2 — Marcos técnicos e entregas formais do projeto</w:t>
+        <w:t>Quadro 2 — Distribuição da suíte de testes automatizados por componente</w:t>
       </w:r>
     </w:p>
     <w:tbl>
@@ -2159,7 +2286,4429 @@
               <w:rPr>
                 <w:rFonts w:ascii="Times New Roman" w:hAnsi="Times New Roman"/>
                 <w:b/>
-                <w:sz w:val="20"/>
+                <w:sz w:val="19"/>
+              </w:rPr>
+              <w:t>Componente / arquivo de teste</w:t>
+            </w:r>
+          </w:p>
+        </w:tc>
+        <w:tc>
+          <w:tcPr>
+            <w:tcW w:type="dxa" w:w="2880"/>
+          </w:tcPr>
+          <w:p>
+            <w:pPr>
+              <w:spacing w:line="240" w:lineRule="auto" w:after="20"/>
+            </w:pPr>
+            <w:r/>
+            <w:r>
+              <w:rPr>
+                <w:rFonts w:ascii="Times New Roman" w:hAnsi="Times New Roman"/>
+                <w:b/>
+                <w:sz w:val="19"/>
+              </w:rPr>
+              <w:t>Nº de testes</w:t>
+            </w:r>
+          </w:p>
+        </w:tc>
+        <w:tc>
+          <w:tcPr>
+            <w:tcW w:type="dxa" w:w="2880"/>
+          </w:tcPr>
+          <w:p>
+            <w:pPr>
+              <w:spacing w:line="240" w:lineRule="auto" w:after="20"/>
+            </w:pPr>
+            <w:r/>
+            <w:r>
+              <w:rPr>
+                <w:rFonts w:ascii="Times New Roman" w:hAnsi="Times New Roman"/>
+                <w:b/>
+                <w:sz w:val="19"/>
+              </w:rPr>
+              <w:t>O que verifica</w:t>
+            </w:r>
+          </w:p>
+        </w:tc>
+      </w:tr>
+      <w:tr>
+        <w:tc>
+          <w:tcPr>
+            <w:tcW w:type="dxa" w:w="2880"/>
+          </w:tcPr>
+          <w:p>
+            <w:pPr>
+              <w:spacing w:line="240" w:lineRule="auto" w:after="20"/>
+            </w:pPr>
+            <w:r/>
+            <w:r>
+              <w:rPr>
+                <w:rFonts w:ascii="Times New Roman" w:hAnsi="Times New Roman"/>
+                <w:sz w:val="19"/>
+              </w:rPr>
+              <w:t>test_interactions.py</w:t>
+            </w:r>
+          </w:p>
+        </w:tc>
+        <w:tc>
+          <w:tcPr>
+            <w:tcW w:type="dxa" w:w="2880"/>
+          </w:tcPr>
+          <w:p>
+            <w:pPr>
+              <w:spacing w:line="240" w:lineRule="auto" w:after="20"/>
+            </w:pPr>
+            <w:r/>
+            <w:r>
+              <w:rPr>
+                <w:rFonts w:ascii="Times New Roman" w:hAnsi="Times New Roman"/>
+                <w:sz w:val="19"/>
+              </w:rPr>
+              <w:t>10</w:t>
+            </w:r>
+          </w:p>
+        </w:tc>
+        <w:tc>
+          <w:tcPr>
+            <w:tcW w:type="dxa" w:w="2880"/>
+          </w:tcPr>
+          <w:p>
+            <w:pPr>
+              <w:spacing w:line="240" w:lineRule="auto" w:after="20"/>
+            </w:pPr>
+            <w:r/>
+            <w:r>
+              <w:rPr>
+                <w:rFonts w:ascii="Times New Roman" w:hAnsi="Times New Roman"/>
+                <w:sz w:val="19"/>
+              </w:rPr>
+              <w:t>Interações evento→consequência (ex.: chuva após aplicação)</w:t>
+            </w:r>
+          </w:p>
+        </w:tc>
+      </w:tr>
+      <w:tr>
+        <w:tc>
+          <w:tcPr>
+            <w:tcW w:type="dxa" w:w="2880"/>
+          </w:tcPr>
+          <w:p>
+            <w:pPr>
+              <w:spacing w:line="240" w:lineRule="auto" w:after="20"/>
+            </w:pPr>
+            <w:r/>
+            <w:r>
+              <w:rPr>
+                <w:rFonts w:ascii="Times New Roman" w:hAnsi="Times New Roman"/>
+                <w:sz w:val="19"/>
+              </w:rPr>
+              <w:t>test_reasoning.py</w:t>
+            </w:r>
+          </w:p>
+        </w:tc>
+        <w:tc>
+          <w:tcPr>
+            <w:tcW w:type="dxa" w:w="2880"/>
+          </w:tcPr>
+          <w:p>
+            <w:pPr>
+              <w:spacing w:line="240" w:lineRule="auto" w:after="20"/>
+            </w:pPr>
+            <w:r/>
+            <w:r>
+              <w:rPr>
+                <w:rFonts w:ascii="Times New Roman" w:hAnsi="Times New Roman"/>
+                <w:sz w:val="19"/>
+              </w:rPr>
+              <w:t>9</w:t>
+            </w:r>
+          </w:p>
+        </w:tc>
+        <w:tc>
+          <w:tcPr>
+            <w:tcW w:type="dxa" w:w="2880"/>
+          </w:tcPr>
+          <w:p>
+            <w:pPr>
+              <w:spacing w:line="240" w:lineRule="auto" w:after="20"/>
+            </w:pPr>
+            <w:r/>
+            <w:r>
+              <w:rPr>
+                <w:rFonts w:ascii="Times New Roman" w:hAnsi="Times New Roman"/>
+                <w:sz w:val="19"/>
+              </w:rPr>
+              <w:t>Diagnóstico e hipóteses de causa (grafo de impacto)</w:t>
+            </w:r>
+          </w:p>
+        </w:tc>
+      </w:tr>
+      <w:tr>
+        <w:tc>
+          <w:tcPr>
+            <w:tcW w:type="dxa" w:w="2880"/>
+          </w:tcPr>
+          <w:p>
+            <w:pPr>
+              <w:spacing w:line="240" w:lineRule="auto" w:after="20"/>
+            </w:pPr>
+            <w:r/>
+            <w:r>
+              <w:rPr>
+                <w:rFonts w:ascii="Times New Roman" w:hAnsi="Times New Roman"/>
+                <w:sz w:val="19"/>
+              </w:rPr>
+              <w:t>test_evidence_layer.py</w:t>
+            </w:r>
+          </w:p>
+        </w:tc>
+        <w:tc>
+          <w:tcPr>
+            <w:tcW w:type="dxa" w:w="2880"/>
+          </w:tcPr>
+          <w:p>
+            <w:pPr>
+              <w:spacing w:line="240" w:lineRule="auto" w:after="20"/>
+            </w:pPr>
+            <w:r/>
+            <w:r>
+              <w:rPr>
+                <w:rFonts w:ascii="Times New Roman" w:hAnsi="Times New Roman"/>
+                <w:sz w:val="19"/>
+              </w:rPr>
+              <w:t>9</w:t>
+            </w:r>
+          </w:p>
+        </w:tc>
+        <w:tc>
+          <w:tcPr>
+            <w:tcW w:type="dxa" w:w="2880"/>
+          </w:tcPr>
+          <w:p>
+            <w:pPr>
+              <w:spacing w:line="240" w:lineRule="auto" w:after="20"/>
+            </w:pPr>
+            <w:r/>
+            <w:r>
+              <w:rPr>
+                <w:rFonts w:ascii="Times New Roman" w:hAnsi="Times New Roman"/>
+                <w:sz w:val="19"/>
+              </w:rPr>
+              <w:t>Camada de evidências e corroboração de observações</w:t>
+            </w:r>
+          </w:p>
+        </w:tc>
+      </w:tr>
+      <w:tr>
+        <w:tc>
+          <w:tcPr>
+            <w:tcW w:type="dxa" w:w="2880"/>
+          </w:tcPr>
+          <w:p>
+            <w:pPr>
+              <w:spacing w:line="240" w:lineRule="auto" w:after="20"/>
+            </w:pPr>
+            <w:r/>
+            <w:r>
+              <w:rPr>
+                <w:rFonts w:ascii="Times New Roman" w:hAnsi="Times New Roman"/>
+                <w:sz w:val="19"/>
+              </w:rPr>
+              <w:t>test_radar_priorities.py</w:t>
+            </w:r>
+          </w:p>
+        </w:tc>
+        <w:tc>
+          <w:tcPr>
+            <w:tcW w:type="dxa" w:w="2880"/>
+          </w:tcPr>
+          <w:p>
+            <w:pPr>
+              <w:spacing w:line="240" w:lineRule="auto" w:after="20"/>
+            </w:pPr>
+            <w:r/>
+            <w:r>
+              <w:rPr>
+                <w:rFonts w:ascii="Times New Roman" w:hAnsi="Times New Roman"/>
+                <w:sz w:val="19"/>
+              </w:rPr>
+              <w:t>8</w:t>
+            </w:r>
+          </w:p>
+        </w:tc>
+        <w:tc>
+          <w:tcPr>
+            <w:tcW w:type="dxa" w:w="2880"/>
+          </w:tcPr>
+          <w:p>
+            <w:pPr>
+              <w:spacing w:line="240" w:lineRule="auto" w:after="20"/>
+            </w:pPr>
+            <w:r/>
+            <w:r>
+              <w:rPr>
+                <w:rFonts w:ascii="Times New Roman" w:hAnsi="Times New Roman"/>
+                <w:sz w:val="19"/>
+              </w:rPr>
+              <w:t>Radar da safra e priorização por urgência</w:t>
+            </w:r>
+          </w:p>
+        </w:tc>
+      </w:tr>
+      <w:tr>
+        <w:tc>
+          <w:tcPr>
+            <w:tcW w:type="dxa" w:w="2880"/>
+          </w:tcPr>
+          <w:p>
+            <w:pPr>
+              <w:spacing w:line="240" w:lineRule="auto" w:after="20"/>
+            </w:pPr>
+            <w:r/>
+            <w:r>
+              <w:rPr>
+                <w:rFonts w:ascii="Times New Roman" w:hAnsi="Times New Roman"/>
+                <w:sz w:val="19"/>
+              </w:rPr>
+              <w:t>test_yield_model.py</w:t>
+            </w:r>
+          </w:p>
+        </w:tc>
+        <w:tc>
+          <w:tcPr>
+            <w:tcW w:type="dxa" w:w="2880"/>
+          </w:tcPr>
+          <w:p>
+            <w:pPr>
+              <w:spacing w:line="240" w:lineRule="auto" w:after="20"/>
+            </w:pPr>
+            <w:r/>
+            <w:r>
+              <w:rPr>
+                <w:rFonts w:ascii="Times New Roman" w:hAnsi="Times New Roman"/>
+                <w:sz w:val="19"/>
+              </w:rPr>
+              <w:t>6</w:t>
+            </w:r>
+          </w:p>
+        </w:tc>
+        <w:tc>
+          <w:tcPr>
+            <w:tcW w:type="dxa" w:w="2880"/>
+          </w:tcPr>
+          <w:p>
+            <w:pPr>
+              <w:spacing w:line="240" w:lineRule="auto" w:after="20"/>
+            </w:pPr>
+            <w:r/>
+            <w:r>
+              <w:rPr>
+                <w:rFonts w:ascii="Times New Roman" w:hAnsi="Times New Roman"/>
+                <w:sz w:val="19"/>
+              </w:rPr>
+              <w:t>Cascata IPPD e identidade soma=resultado</w:t>
+            </w:r>
+          </w:p>
+        </w:tc>
+      </w:tr>
+      <w:tr>
+        <w:tc>
+          <w:tcPr>
+            <w:tcW w:type="dxa" w:w="2880"/>
+          </w:tcPr>
+          <w:p>
+            <w:pPr>
+              <w:spacing w:line="240" w:lineRule="auto" w:after="20"/>
+            </w:pPr>
+            <w:r/>
+            <w:r>
+              <w:rPr>
+                <w:rFonts w:ascii="Times New Roman" w:hAnsi="Times New Roman"/>
+                <w:sz w:val="19"/>
+              </w:rPr>
+              <w:t>test_fertility.py</w:t>
+            </w:r>
+          </w:p>
+        </w:tc>
+        <w:tc>
+          <w:tcPr>
+            <w:tcW w:type="dxa" w:w="2880"/>
+          </w:tcPr>
+          <w:p>
+            <w:pPr>
+              <w:spacing w:line="240" w:lineRule="auto" w:after="20"/>
+            </w:pPr>
+            <w:r/>
+            <w:r>
+              <w:rPr>
+                <w:rFonts w:ascii="Times New Roman" w:hAnsi="Times New Roman"/>
+                <w:sz w:val="19"/>
+              </w:rPr>
+              <w:t>6</w:t>
+            </w:r>
+          </w:p>
+        </w:tc>
+        <w:tc>
+          <w:tcPr>
+            <w:tcW w:type="dxa" w:w="2880"/>
+          </w:tcPr>
+          <w:p>
+            <w:pPr>
+              <w:spacing w:line="240" w:lineRule="auto" w:after="20"/>
+            </w:pPr>
+            <w:r/>
+            <w:r>
+              <w:rPr>
+                <w:rFonts w:ascii="Times New Roman" w:hAnsi="Times New Roman"/>
+                <w:sz w:val="19"/>
+              </w:rPr>
+              <w:t>Recomendação de calagem e adubação</w:t>
+            </w:r>
+          </w:p>
+        </w:tc>
+      </w:tr>
+      <w:tr>
+        <w:tc>
+          <w:tcPr>
+            <w:tcW w:type="dxa" w:w="2880"/>
+          </w:tcPr>
+          <w:p>
+            <w:pPr>
+              <w:spacing w:line="240" w:lineRule="auto" w:after="20"/>
+            </w:pPr>
+            <w:r/>
+            <w:r>
+              <w:rPr>
+                <w:rFonts w:ascii="Times New Roman" w:hAnsi="Times New Roman"/>
+                <w:sz w:val="19"/>
+              </w:rPr>
+              <w:t>test_data_sources.py</w:t>
+            </w:r>
+          </w:p>
+        </w:tc>
+        <w:tc>
+          <w:tcPr>
+            <w:tcW w:type="dxa" w:w="2880"/>
+          </w:tcPr>
+          <w:p>
+            <w:pPr>
+              <w:spacing w:line="240" w:lineRule="auto" w:after="20"/>
+            </w:pPr>
+            <w:r/>
+            <w:r>
+              <w:rPr>
+                <w:rFonts w:ascii="Times New Roman" w:hAnsi="Times New Roman"/>
+                <w:sz w:val="19"/>
+              </w:rPr>
+              <w:t>6</w:t>
+            </w:r>
+          </w:p>
+        </w:tc>
+        <w:tc>
+          <w:tcPr>
+            <w:tcW w:type="dxa" w:w="2880"/>
+          </w:tcPr>
+          <w:p>
+            <w:pPr>
+              <w:spacing w:line="240" w:lineRule="auto" w:after="20"/>
+            </w:pPr>
+            <w:r/>
+            <w:r>
+              <w:rPr>
+                <w:rFonts w:ascii="Times New Roman" w:hAnsi="Times New Roman"/>
+                <w:sz w:val="19"/>
+              </w:rPr>
+              <w:t>Índice de acurácia e proveniência dos dados</w:t>
+            </w:r>
+          </w:p>
+        </w:tc>
+      </w:tr>
+      <w:tr>
+        <w:tc>
+          <w:tcPr>
+            <w:tcW w:type="dxa" w:w="2880"/>
+          </w:tcPr>
+          <w:p>
+            <w:pPr>
+              <w:spacing w:line="240" w:lineRule="auto" w:after="20"/>
+            </w:pPr>
+            <w:r/>
+            <w:r>
+              <w:rPr>
+                <w:rFonts w:ascii="Times New Roman" w:hAnsi="Times New Roman"/>
+                <w:sz w:val="19"/>
+              </w:rPr>
+              <w:t>test_core_engines.py</w:t>
+            </w:r>
+          </w:p>
+        </w:tc>
+        <w:tc>
+          <w:tcPr>
+            <w:tcW w:type="dxa" w:w="2880"/>
+          </w:tcPr>
+          <w:p>
+            <w:pPr>
+              <w:spacing w:line="240" w:lineRule="auto" w:after="20"/>
+            </w:pPr>
+            <w:r/>
+            <w:r>
+              <w:rPr>
+                <w:rFonts w:ascii="Times New Roman" w:hAnsi="Times New Roman"/>
+                <w:sz w:val="19"/>
+              </w:rPr>
+              <w:t>6</w:t>
+            </w:r>
+          </w:p>
+        </w:tc>
+        <w:tc>
+          <w:tcPr>
+            <w:tcW w:type="dxa" w:w="2880"/>
+          </w:tcPr>
+          <w:p>
+            <w:pPr>
+              <w:spacing w:line="240" w:lineRule="auto" w:after="20"/>
+            </w:pPr>
+            <w:r/>
+            <w:r>
+              <w:rPr>
+                <w:rFonts w:ascii="Times New Roman" w:hAnsi="Times New Roman"/>
+                <w:sz w:val="19"/>
+              </w:rPr>
+              <w:t>Integração dos motores centrais (estado)</w:t>
+            </w:r>
+          </w:p>
+        </w:tc>
+      </w:tr>
+      <w:tr>
+        <w:tc>
+          <w:tcPr>
+            <w:tcW w:type="dxa" w:w="2880"/>
+          </w:tcPr>
+          <w:p>
+            <w:pPr>
+              <w:spacing w:line="240" w:lineRule="auto" w:after="20"/>
+            </w:pPr>
+            <w:r/>
+            <w:r>
+              <w:rPr>
+                <w:rFonts w:ascii="Times New Roman" w:hAnsi="Times New Roman"/>
+                <w:sz w:val="19"/>
+              </w:rPr>
+              <w:t>test_montecarlo.py</w:t>
+            </w:r>
+          </w:p>
+        </w:tc>
+        <w:tc>
+          <w:tcPr>
+            <w:tcW w:type="dxa" w:w="2880"/>
+          </w:tcPr>
+          <w:p>
+            <w:pPr>
+              <w:spacing w:line="240" w:lineRule="auto" w:after="20"/>
+            </w:pPr>
+            <w:r/>
+            <w:r>
+              <w:rPr>
+                <w:rFonts w:ascii="Times New Roman" w:hAnsi="Times New Roman"/>
+                <w:sz w:val="19"/>
+              </w:rPr>
+              <w:t>5</w:t>
+            </w:r>
+          </w:p>
+        </w:tc>
+        <w:tc>
+          <w:tcPr>
+            <w:tcW w:type="dxa" w:w="2880"/>
+          </w:tcPr>
+          <w:p>
+            <w:pPr>
+              <w:spacing w:line="240" w:lineRule="auto" w:after="20"/>
+            </w:pPr>
+            <w:r/>
+            <w:r>
+              <w:rPr>
+                <w:rFonts w:ascii="Times New Roman" w:hAnsi="Times New Roman"/>
+                <w:sz w:val="19"/>
+              </w:rPr>
+              <w:t>Distribuição de risco (percentis, prejuízo)</w:t>
+            </w:r>
+          </w:p>
+        </w:tc>
+      </w:tr>
+      <w:tr>
+        <w:tc>
+          <w:tcPr>
+            <w:tcW w:type="dxa" w:w="2880"/>
+          </w:tcPr>
+          <w:p>
+            <w:pPr>
+              <w:spacing w:line="240" w:lineRule="auto" w:after="20"/>
+            </w:pPr>
+            <w:r/>
+            <w:r>
+              <w:rPr>
+                <w:rFonts w:ascii="Times New Roman" w:hAnsi="Times New Roman"/>
+                <w:sz w:val="19"/>
+              </w:rPr>
+              <w:t>test_manejo_science.py</w:t>
+            </w:r>
+          </w:p>
+        </w:tc>
+        <w:tc>
+          <w:tcPr>
+            <w:tcW w:type="dxa" w:w="2880"/>
+          </w:tcPr>
+          <w:p>
+            <w:pPr>
+              <w:spacing w:line="240" w:lineRule="auto" w:after="20"/>
+            </w:pPr>
+            <w:r/>
+            <w:r>
+              <w:rPr>
+                <w:rFonts w:ascii="Times New Roman" w:hAnsi="Times New Roman"/>
+                <w:sz w:val="19"/>
+              </w:rPr>
+              <w:t>5</w:t>
+            </w:r>
+          </w:p>
+        </w:tc>
+        <w:tc>
+          <w:tcPr>
+            <w:tcW w:type="dxa" w:w="2880"/>
+          </w:tcPr>
+          <w:p>
+            <w:pPr>
+              <w:spacing w:line="240" w:lineRule="auto" w:after="20"/>
+            </w:pPr>
+            <w:r/>
+            <w:r>
+              <w:rPr>
+                <w:rFonts w:ascii="Times New Roman" w:hAnsi="Times New Roman"/>
+                <w:sz w:val="19"/>
+              </w:rPr>
+              <w:t>Evidência científica por manejo</w:t>
+            </w:r>
+          </w:p>
+        </w:tc>
+      </w:tr>
+      <w:tr>
+        <w:tc>
+          <w:tcPr>
+            <w:tcW w:type="dxa" w:w="2880"/>
+          </w:tcPr>
+          <w:p>
+            <w:pPr>
+              <w:spacing w:line="240" w:lineRule="auto" w:after="20"/>
+            </w:pPr>
+            <w:r/>
+            <w:r>
+              <w:rPr>
+                <w:rFonts w:ascii="Times New Roman" w:hAnsi="Times New Roman"/>
+                <w:sz w:val="19"/>
+              </w:rPr>
+              <w:t>test_knowledge.py</w:t>
+            </w:r>
+          </w:p>
+        </w:tc>
+        <w:tc>
+          <w:tcPr>
+            <w:tcW w:type="dxa" w:w="2880"/>
+          </w:tcPr>
+          <w:p>
+            <w:pPr>
+              <w:spacing w:line="240" w:lineRule="auto" w:after="20"/>
+            </w:pPr>
+            <w:r/>
+            <w:r>
+              <w:rPr>
+                <w:rFonts w:ascii="Times New Roman" w:hAnsi="Times New Roman"/>
+                <w:sz w:val="19"/>
+              </w:rPr>
+              <w:t>5</w:t>
+            </w:r>
+          </w:p>
+        </w:tc>
+        <w:tc>
+          <w:tcPr>
+            <w:tcW w:type="dxa" w:w="2880"/>
+          </w:tcPr>
+          <w:p>
+            <w:pPr>
+              <w:spacing w:line="240" w:lineRule="auto" w:after="20"/>
+            </w:pPr>
+            <w:r/>
+            <w:r>
+              <w:rPr>
+                <w:rFonts w:ascii="Times New Roman" w:hAnsi="Times New Roman"/>
+                <w:sz w:val="19"/>
+              </w:rPr>
+              <w:t>Calibração bayesiana (shrinkage)</w:t>
+            </w:r>
+          </w:p>
+        </w:tc>
+      </w:tr>
+      <w:tr>
+        <w:tc>
+          <w:tcPr>
+            <w:tcW w:type="dxa" w:w="2880"/>
+          </w:tcPr>
+          <w:p>
+            <w:pPr>
+              <w:spacing w:line="240" w:lineRule="auto" w:after="20"/>
+            </w:pPr>
+            <w:r/>
+            <w:r>
+              <w:rPr>
+                <w:rFonts w:ascii="Times New Roman" w:hAnsi="Times New Roman"/>
+                <w:sz w:val="19"/>
+              </w:rPr>
+              <w:t>test_decision.py</w:t>
+            </w:r>
+          </w:p>
+        </w:tc>
+        <w:tc>
+          <w:tcPr>
+            <w:tcW w:type="dxa" w:w="2880"/>
+          </w:tcPr>
+          <w:p>
+            <w:pPr>
+              <w:spacing w:line="240" w:lineRule="auto" w:after="20"/>
+            </w:pPr>
+            <w:r/>
+            <w:r>
+              <w:rPr>
+                <w:rFonts w:ascii="Times New Roman" w:hAnsi="Times New Roman"/>
+                <w:sz w:val="19"/>
+              </w:rPr>
+              <w:t>5</w:t>
+            </w:r>
+          </w:p>
+        </w:tc>
+        <w:tc>
+          <w:tcPr>
+            <w:tcW w:type="dxa" w:w="2880"/>
+          </w:tcPr>
+          <w:p>
+            <w:pPr>
+              <w:spacing w:line="240" w:lineRule="auto" w:after="20"/>
+            </w:pPr>
+            <w:r/>
+            <w:r>
+              <w:rPr>
+                <w:rFonts w:ascii="Times New Roman" w:hAnsi="Times New Roman"/>
+                <w:sz w:val="19"/>
+              </w:rPr>
+              <w:t>Motor de decisão (Δlucro, probabilidade)</w:t>
+            </w:r>
+          </w:p>
+        </w:tc>
+      </w:tr>
+      <w:tr>
+        <w:tc>
+          <w:tcPr>
+            <w:tcW w:type="dxa" w:w="2880"/>
+          </w:tcPr>
+          <w:p>
+            <w:pPr>
+              <w:spacing w:line="240" w:lineRule="auto" w:after="20"/>
+            </w:pPr>
+            <w:r/>
+            <w:r>
+              <w:rPr>
+                <w:rFonts w:ascii="Times New Roman" w:hAnsi="Times New Roman"/>
+                <w:sz w:val="19"/>
+              </w:rPr>
+              <w:t>test_crop_plan.py</w:t>
+            </w:r>
+          </w:p>
+        </w:tc>
+        <w:tc>
+          <w:tcPr>
+            <w:tcW w:type="dxa" w:w="2880"/>
+          </w:tcPr>
+          <w:p>
+            <w:pPr>
+              <w:spacing w:line="240" w:lineRule="auto" w:after="20"/>
+            </w:pPr>
+            <w:r/>
+            <w:r>
+              <w:rPr>
+                <w:rFonts w:ascii="Times New Roman" w:hAnsi="Times New Roman"/>
+                <w:sz w:val="19"/>
+              </w:rPr>
+              <w:t>5</w:t>
+            </w:r>
+          </w:p>
+        </w:tc>
+        <w:tc>
+          <w:tcPr>
+            <w:tcW w:type="dxa" w:w="2880"/>
+          </w:tcPr>
+          <w:p>
+            <w:pPr>
+              <w:spacing w:line="240" w:lineRule="auto" w:after="20"/>
+            </w:pPr>
+            <w:r/>
+            <w:r>
+              <w:rPr>
+                <w:rFonts w:ascii="Times New Roman" w:hAnsi="Times New Roman"/>
+                <w:sz w:val="19"/>
+              </w:rPr>
+              <w:t>Plano de safra por fases</w:t>
+            </w:r>
+          </w:p>
+        </w:tc>
+      </w:tr>
+      <w:tr>
+        <w:tc>
+          <w:tcPr>
+            <w:tcW w:type="dxa" w:w="2880"/>
+          </w:tcPr>
+          <w:p>
+            <w:pPr>
+              <w:spacing w:line="240" w:lineRule="auto" w:after="20"/>
+            </w:pPr>
+            <w:r/>
+            <w:r>
+              <w:rPr>
+                <w:rFonts w:ascii="Times New Roman" w:hAnsi="Times New Roman"/>
+                <w:sz w:val="19"/>
+              </w:rPr>
+              <w:t>test_calibration_factor.py</w:t>
+            </w:r>
+          </w:p>
+        </w:tc>
+        <w:tc>
+          <w:tcPr>
+            <w:tcW w:type="dxa" w:w="2880"/>
+          </w:tcPr>
+          <w:p>
+            <w:pPr>
+              <w:spacing w:line="240" w:lineRule="auto" w:after="20"/>
+            </w:pPr>
+            <w:r/>
+            <w:r>
+              <w:rPr>
+                <w:rFonts w:ascii="Times New Roman" w:hAnsi="Times New Roman"/>
+                <w:sz w:val="19"/>
+              </w:rPr>
+              <w:t>5</w:t>
+            </w:r>
+          </w:p>
+        </w:tc>
+        <w:tc>
+          <w:tcPr>
+            <w:tcW w:type="dxa" w:w="2880"/>
+          </w:tcPr>
+          <w:p>
+            <w:pPr>
+              <w:spacing w:line="240" w:lineRule="auto" w:after="20"/>
+            </w:pPr>
+            <w:r/>
+            <w:r>
+              <w:rPr>
+                <w:rFonts w:ascii="Times New Roman" w:hAnsi="Times New Roman"/>
+                <w:sz w:val="19"/>
+              </w:rPr>
+              <w:t>Calibração aplicada à cascata</w:t>
+            </w:r>
+          </w:p>
+        </w:tc>
+      </w:tr>
+      <w:tr>
+        <w:tc>
+          <w:tcPr>
+            <w:tcW w:type="dxa" w:w="2880"/>
+          </w:tcPr>
+          <w:p>
+            <w:pPr>
+              <w:spacing w:line="240" w:lineRule="auto" w:after="20"/>
+            </w:pPr>
+            <w:r/>
+            <w:r>
+              <w:rPr>
+                <w:rFonts w:ascii="Times New Roman" w:hAnsi="Times New Roman"/>
+                <w:sz w:val="19"/>
+              </w:rPr>
+              <w:t>test_briefing.py</w:t>
+            </w:r>
+          </w:p>
+        </w:tc>
+        <w:tc>
+          <w:tcPr>
+            <w:tcW w:type="dxa" w:w="2880"/>
+          </w:tcPr>
+          <w:p>
+            <w:pPr>
+              <w:spacing w:line="240" w:lineRule="auto" w:after="20"/>
+            </w:pPr>
+            <w:r/>
+            <w:r>
+              <w:rPr>
+                <w:rFonts w:ascii="Times New Roman" w:hAnsi="Times New Roman"/>
+                <w:sz w:val="19"/>
+              </w:rPr>
+              <w:t>5</w:t>
+            </w:r>
+          </w:p>
+        </w:tc>
+        <w:tc>
+          <w:tcPr>
+            <w:tcW w:type="dxa" w:w="2880"/>
+          </w:tcPr>
+          <w:p>
+            <w:pPr>
+              <w:spacing w:line="240" w:lineRule="auto" w:after="20"/>
+            </w:pPr>
+            <w:r/>
+            <w:r>
+              <w:rPr>
+                <w:rFonts w:ascii="Times New Roman" w:hAnsi="Times New Roman"/>
+                <w:sz w:val="19"/>
+              </w:rPr>
+              <w:t>Resumo executivo da safra</w:t>
+            </w:r>
+          </w:p>
+        </w:tc>
+      </w:tr>
+      <w:tr>
+        <w:tc>
+          <w:tcPr>
+            <w:tcW w:type="dxa" w:w="2880"/>
+          </w:tcPr>
+          <w:p>
+            <w:pPr>
+              <w:spacing w:line="240" w:lineRule="auto" w:after="20"/>
+            </w:pPr>
+            <w:r/>
+            <w:r>
+              <w:rPr>
+                <w:rFonts w:ascii="Times New Roman" w:hAnsi="Times New Roman"/>
+                <w:sz w:val="19"/>
+              </w:rPr>
+              <w:t>test_phenology.py</w:t>
+            </w:r>
+          </w:p>
+        </w:tc>
+        <w:tc>
+          <w:tcPr>
+            <w:tcW w:type="dxa" w:w="2880"/>
+          </w:tcPr>
+          <w:p>
+            <w:pPr>
+              <w:spacing w:line="240" w:lineRule="auto" w:after="20"/>
+            </w:pPr>
+            <w:r/>
+            <w:r>
+              <w:rPr>
+                <w:rFonts w:ascii="Times New Roman" w:hAnsi="Times New Roman"/>
+                <w:sz w:val="19"/>
+              </w:rPr>
+              <w:t>4</w:t>
+            </w:r>
+          </w:p>
+        </w:tc>
+        <w:tc>
+          <w:tcPr>
+            <w:tcW w:type="dxa" w:w="2880"/>
+          </w:tcPr>
+          <w:p>
+            <w:pPr>
+              <w:spacing w:line="240" w:lineRule="auto" w:after="20"/>
+            </w:pPr>
+            <w:r/>
+            <w:r>
+              <w:rPr>
+                <w:rFonts w:ascii="Times New Roman" w:hAnsi="Times New Roman"/>
+                <w:sz w:val="19"/>
+              </w:rPr>
+              <w:t>Fenologia por graus-dia</w:t>
+            </w:r>
+          </w:p>
+        </w:tc>
+      </w:tr>
+      <w:tr>
+        <w:tc>
+          <w:tcPr>
+            <w:tcW w:type="dxa" w:w="2880"/>
+          </w:tcPr>
+          <w:p>
+            <w:pPr>
+              <w:spacing w:line="240" w:lineRule="auto" w:after="20"/>
+            </w:pPr>
+            <w:r/>
+            <w:r>
+              <w:rPr>
+                <w:rFonts w:ascii="Times New Roman" w:hAnsi="Times New Roman"/>
+                <w:sz w:val="19"/>
+              </w:rPr>
+              <w:t>test_nematode_rotation.py</w:t>
+            </w:r>
+          </w:p>
+        </w:tc>
+        <w:tc>
+          <w:tcPr>
+            <w:tcW w:type="dxa" w:w="2880"/>
+          </w:tcPr>
+          <w:p>
+            <w:pPr>
+              <w:spacing w:line="240" w:lineRule="auto" w:after="20"/>
+            </w:pPr>
+            <w:r/>
+            <w:r>
+              <w:rPr>
+                <w:rFonts w:ascii="Times New Roman" w:hAnsi="Times New Roman"/>
+                <w:sz w:val="19"/>
+              </w:rPr>
+              <w:t>4</w:t>
+            </w:r>
+          </w:p>
+        </w:tc>
+        <w:tc>
+          <w:tcPr>
+            <w:tcW w:type="dxa" w:w="2880"/>
+          </w:tcPr>
+          <w:p>
+            <w:pPr>
+              <w:spacing w:line="240" w:lineRule="auto" w:after="20"/>
+            </w:pPr>
+            <w:r/>
+            <w:r>
+              <w:rPr>
+                <w:rFonts w:ascii="Times New Roman" w:hAnsi="Times New Roman"/>
+                <w:sz w:val="19"/>
+              </w:rPr>
+              <w:t>Fatores de nematoides e rotação</w:t>
+            </w:r>
+          </w:p>
+        </w:tc>
+      </w:tr>
+      <w:tr>
+        <w:tc>
+          <w:tcPr>
+            <w:tcW w:type="dxa" w:w="2880"/>
+          </w:tcPr>
+          <w:p>
+            <w:pPr>
+              <w:spacing w:line="240" w:lineRule="auto" w:after="20"/>
+            </w:pPr>
+            <w:r/>
+            <w:r>
+              <w:rPr>
+                <w:rFonts w:ascii="Times New Roman" w:hAnsi="Times New Roman"/>
+                <w:sz w:val="19"/>
+              </w:rPr>
+              <w:t>test_knowledge_consistency.py</w:t>
+            </w:r>
+          </w:p>
+        </w:tc>
+        <w:tc>
+          <w:tcPr>
+            <w:tcW w:type="dxa" w:w="2880"/>
+          </w:tcPr>
+          <w:p>
+            <w:pPr>
+              <w:spacing w:line="240" w:lineRule="auto" w:after="20"/>
+            </w:pPr>
+            <w:r/>
+            <w:r>
+              <w:rPr>
+                <w:rFonts w:ascii="Times New Roman" w:hAnsi="Times New Roman"/>
+                <w:sz w:val="19"/>
+              </w:rPr>
+              <w:t>4</w:t>
+            </w:r>
+          </w:p>
+        </w:tc>
+        <w:tc>
+          <w:tcPr>
+            <w:tcW w:type="dxa" w:w="2880"/>
+          </w:tcPr>
+          <w:p>
+            <w:pPr>
+              <w:spacing w:line="240" w:lineRule="auto" w:after="20"/>
+            </w:pPr>
+            <w:r/>
+            <w:r>
+              <w:rPr>
+                <w:rFonts w:ascii="Times New Roman" w:hAnsi="Times New Roman"/>
+                <w:sz w:val="19"/>
+              </w:rPr>
+              <w:t>Consistência entre código e base de conhecimento</w:t>
+            </w:r>
+          </w:p>
+        </w:tc>
+      </w:tr>
+      <w:tr>
+        <w:tc>
+          <w:tcPr>
+            <w:tcW w:type="dxa" w:w="2880"/>
+          </w:tcPr>
+          <w:p>
+            <w:pPr>
+              <w:spacing w:line="240" w:lineRule="auto" w:after="20"/>
+            </w:pPr>
+            <w:r/>
+            <w:r>
+              <w:rPr>
+                <w:rFonts w:ascii="Times New Roman" w:hAnsi="Times New Roman"/>
+                <w:sz w:val="19"/>
+              </w:rPr>
+              <w:t>test_budget.py</w:t>
+            </w:r>
+          </w:p>
+        </w:tc>
+        <w:tc>
+          <w:tcPr>
+            <w:tcW w:type="dxa" w:w="2880"/>
+          </w:tcPr>
+          <w:p>
+            <w:pPr>
+              <w:spacing w:line="240" w:lineRule="auto" w:after="20"/>
+            </w:pPr>
+            <w:r/>
+            <w:r>
+              <w:rPr>
+                <w:rFonts w:ascii="Times New Roman" w:hAnsi="Times New Roman"/>
+                <w:sz w:val="19"/>
+              </w:rPr>
+              <w:t>4</w:t>
+            </w:r>
+          </w:p>
+        </w:tc>
+        <w:tc>
+          <w:tcPr>
+            <w:tcW w:type="dxa" w:w="2880"/>
+          </w:tcPr>
+          <w:p>
+            <w:pPr>
+              <w:spacing w:line="240" w:lineRule="auto" w:after="20"/>
+            </w:pPr>
+            <w:r/>
+            <w:r>
+              <w:rPr>
+                <w:rFonts w:ascii="Times New Roman" w:hAnsi="Times New Roman"/>
+                <w:sz w:val="19"/>
+              </w:rPr>
+              <w:t>Orçamento e fluxo de caixa</w:t>
+            </w:r>
+          </w:p>
+        </w:tc>
+      </w:tr>
+      <w:tr>
+        <w:tc>
+          <w:tcPr>
+            <w:tcW w:type="dxa" w:w="2880"/>
+          </w:tcPr>
+          <w:p>
+            <w:pPr>
+              <w:spacing w:line="240" w:lineRule="auto" w:after="20"/>
+            </w:pPr>
+            <w:r/>
+            <w:r>
+              <w:rPr>
+                <w:rFonts w:ascii="Times New Roman" w:hAnsi="Times New Roman"/>
+                <w:sz w:val="19"/>
+              </w:rPr>
+              <w:t>test_water_balance.py</w:t>
+            </w:r>
+          </w:p>
+        </w:tc>
+        <w:tc>
+          <w:tcPr>
+            <w:tcW w:type="dxa" w:w="2880"/>
+          </w:tcPr>
+          <w:p>
+            <w:pPr>
+              <w:spacing w:line="240" w:lineRule="auto" w:after="20"/>
+            </w:pPr>
+            <w:r/>
+            <w:r>
+              <w:rPr>
+                <w:rFonts w:ascii="Times New Roman" w:hAnsi="Times New Roman"/>
+                <w:sz w:val="19"/>
+              </w:rPr>
+              <w:t>3</w:t>
+            </w:r>
+          </w:p>
+        </w:tc>
+        <w:tc>
+          <w:tcPr>
+            <w:tcW w:type="dxa" w:w="2880"/>
+          </w:tcPr>
+          <w:p>
+            <w:pPr>
+              <w:spacing w:line="240" w:lineRule="auto" w:after="20"/>
+            </w:pPr>
+            <w:r/>
+            <w:r>
+              <w:rPr>
+                <w:rFonts w:ascii="Times New Roman" w:hAnsi="Times New Roman"/>
+                <w:sz w:val="19"/>
+              </w:rPr>
+              <w:t>Balanço hídrico FAO-56</w:t>
+            </w:r>
+          </w:p>
+        </w:tc>
+      </w:tr>
+      <w:tr>
+        <w:tc>
+          <w:tcPr>
+            <w:tcW w:type="dxa" w:w="2880"/>
+          </w:tcPr>
+          <w:p>
+            <w:pPr>
+              <w:spacing w:line="240" w:lineRule="auto" w:after="20"/>
+            </w:pPr>
+            <w:r/>
+            <w:r>
+              <w:rPr>
+                <w:rFonts w:ascii="Times New Roman" w:hAnsi="Times New Roman"/>
+                <w:sz w:val="19"/>
+              </w:rPr>
+              <w:t>test_scenario_search.py</w:t>
+            </w:r>
+          </w:p>
+        </w:tc>
+        <w:tc>
+          <w:tcPr>
+            <w:tcW w:type="dxa" w:w="2880"/>
+          </w:tcPr>
+          <w:p>
+            <w:pPr>
+              <w:spacing w:line="240" w:lineRule="auto" w:after="20"/>
+            </w:pPr>
+            <w:r/>
+            <w:r>
+              <w:rPr>
+                <w:rFonts w:ascii="Times New Roman" w:hAnsi="Times New Roman"/>
+                <w:sz w:val="19"/>
+              </w:rPr>
+              <w:t>3</w:t>
+            </w:r>
+          </w:p>
+        </w:tc>
+        <w:tc>
+          <w:tcPr>
+            <w:tcW w:type="dxa" w:w="2880"/>
+          </w:tcPr>
+          <w:p>
+            <w:pPr>
+              <w:spacing w:line="240" w:lineRule="auto" w:after="20"/>
+            </w:pPr>
+            <w:r/>
+            <w:r>
+              <w:rPr>
+                <w:rFonts w:ascii="Times New Roman" w:hAnsi="Times New Roman"/>
+                <w:sz w:val="19"/>
+              </w:rPr>
+              <w:t>Busca do melhor plano</w:t>
+            </w:r>
+          </w:p>
+        </w:tc>
+      </w:tr>
+      <w:tr>
+        <w:tc>
+          <w:tcPr>
+            <w:tcW w:type="dxa" w:w="2880"/>
+          </w:tcPr>
+          <w:p>
+            <w:pPr>
+              <w:spacing w:line="240" w:lineRule="auto" w:after="20"/>
+            </w:pPr>
+            <w:r/>
+            <w:r>
+              <w:rPr>
+                <w:rFonts w:ascii="Times New Roman" w:hAnsi="Times New Roman"/>
+                <w:sz w:val="19"/>
+              </w:rPr>
+              <w:t>test_economics.py</w:t>
+            </w:r>
+          </w:p>
+        </w:tc>
+        <w:tc>
+          <w:tcPr>
+            <w:tcW w:type="dxa" w:w="2880"/>
+          </w:tcPr>
+          <w:p>
+            <w:pPr>
+              <w:spacing w:line="240" w:lineRule="auto" w:after="20"/>
+            </w:pPr>
+            <w:r/>
+            <w:r>
+              <w:rPr>
+                <w:rFonts w:ascii="Times New Roman" w:hAnsi="Times New Roman"/>
+                <w:sz w:val="19"/>
+              </w:rPr>
+              <w:t>3</w:t>
+            </w:r>
+          </w:p>
+        </w:tc>
+        <w:tc>
+          <w:tcPr>
+            <w:tcW w:type="dxa" w:w="2880"/>
+          </w:tcPr>
+          <w:p>
+            <w:pPr>
+              <w:spacing w:line="240" w:lineRule="auto" w:after="20"/>
+            </w:pPr>
+            <w:r/>
+            <w:r>
+              <w:rPr>
+                <w:rFonts w:ascii="Times New Roman" w:hAnsi="Times New Roman"/>
+                <w:sz w:val="19"/>
+              </w:rPr>
+              <w:t>Modelo econômico</w:t>
+            </w:r>
+          </w:p>
+        </w:tc>
+      </w:tr>
+      <w:tr>
+        <w:tc>
+          <w:tcPr>
+            <w:tcW w:type="dxa" w:w="2880"/>
+          </w:tcPr>
+          <w:p>
+            <w:pPr>
+              <w:spacing w:line="240" w:lineRule="auto" w:after="20"/>
+            </w:pPr>
+            <w:r/>
+            <w:r>
+              <w:rPr>
+                <w:rFonts w:ascii="Times New Roman" w:hAnsi="Times New Roman"/>
+                <w:sz w:val="19"/>
+              </w:rPr>
+              <w:t>test_simulate.py</w:t>
+            </w:r>
+          </w:p>
+        </w:tc>
+        <w:tc>
+          <w:tcPr>
+            <w:tcW w:type="dxa" w:w="2880"/>
+          </w:tcPr>
+          <w:p>
+            <w:pPr>
+              <w:spacing w:line="240" w:lineRule="auto" w:after="20"/>
+            </w:pPr>
+            <w:r/>
+            <w:r>
+              <w:rPr>
+                <w:rFonts w:ascii="Times New Roman" w:hAnsi="Times New Roman"/>
+                <w:sz w:val="19"/>
+              </w:rPr>
+              <w:t>2</w:t>
+            </w:r>
+          </w:p>
+        </w:tc>
+        <w:tc>
+          <w:tcPr>
+            <w:tcW w:type="dxa" w:w="2880"/>
+          </w:tcPr>
+          <w:p>
+            <w:pPr>
+              <w:spacing w:line="240" w:lineRule="auto" w:after="20"/>
+            </w:pPr>
+            <w:r/>
+            <w:r>
+              <w:rPr>
+                <w:rFonts w:ascii="Times New Roman" w:hAnsi="Times New Roman"/>
+                <w:sz w:val="19"/>
+              </w:rPr>
+              <w:t>Pipeline completo de simulação</w:t>
+            </w:r>
+          </w:p>
+        </w:tc>
+      </w:tr>
+      <w:tr>
+        <w:tc>
+          <w:tcPr>
+            <w:tcW w:type="dxa" w:w="2880"/>
+          </w:tcPr>
+          <w:p>
+            <w:pPr>
+              <w:spacing w:line="240" w:lineRule="auto" w:after="20"/>
+            </w:pPr>
+            <w:r/>
+            <w:r>
+              <w:rPr>
+                <w:rFonts w:ascii="Times New Roman" w:hAnsi="Times New Roman"/>
+                <w:sz w:val="19"/>
+              </w:rPr>
+              <w:t>test_enso.py</w:t>
+            </w:r>
+          </w:p>
+        </w:tc>
+        <w:tc>
+          <w:tcPr>
+            <w:tcW w:type="dxa" w:w="2880"/>
+          </w:tcPr>
+          <w:p>
+            <w:pPr>
+              <w:spacing w:line="240" w:lineRule="auto" w:after="20"/>
+            </w:pPr>
+            <w:r/>
+            <w:r>
+              <w:rPr>
+                <w:rFonts w:ascii="Times New Roman" w:hAnsi="Times New Roman"/>
+                <w:sz w:val="19"/>
+              </w:rPr>
+              <w:t>2</w:t>
+            </w:r>
+          </w:p>
+        </w:tc>
+        <w:tc>
+          <w:tcPr>
+            <w:tcW w:type="dxa" w:w="2880"/>
+          </w:tcPr>
+          <w:p>
+            <w:pPr>
+              <w:spacing w:line="240" w:lineRule="auto" w:after="20"/>
+            </w:pPr>
+            <w:r/>
+            <w:r>
+              <w:rPr>
+                <w:rFonts w:ascii="Times New Roman" w:hAnsi="Times New Roman"/>
+                <w:sz w:val="19"/>
+              </w:rPr>
+              <w:t>Efeito do ENSO no risco</w:t>
+            </w:r>
+          </w:p>
+        </w:tc>
+      </w:tr>
+      <w:tr>
+        <w:tc>
+          <w:tcPr>
+            <w:tcW w:type="dxa" w:w="2880"/>
+          </w:tcPr>
+          <w:p>
+            <w:pPr>
+              <w:spacing w:line="240" w:lineRule="auto" w:after="20"/>
+            </w:pPr>
+            <w:r/>
+            <w:r>
+              <w:rPr>
+                <w:rFonts w:ascii="Times New Roman" w:hAnsi="Times New Roman"/>
+                <w:sz w:val="19"/>
+              </w:rPr>
+              <w:t>TOTAL</w:t>
+            </w:r>
+          </w:p>
+        </w:tc>
+        <w:tc>
+          <w:tcPr>
+            <w:tcW w:type="dxa" w:w="2880"/>
+          </w:tcPr>
+          <w:p>
+            <w:pPr>
+              <w:spacing w:line="240" w:lineRule="auto" w:after="20"/>
+            </w:pPr>
+            <w:r/>
+            <w:r>
+              <w:rPr>
+                <w:rFonts w:ascii="Times New Roman" w:hAnsi="Times New Roman"/>
+                <w:sz w:val="19"/>
+              </w:rPr>
+              <w:t>124</w:t>
+            </w:r>
+          </w:p>
+        </w:tc>
+        <w:tc>
+          <w:tcPr>
+            <w:tcW w:type="dxa" w:w="2880"/>
+          </w:tcPr>
+          <w:p>
+            <w:pPr>
+              <w:spacing w:line="240" w:lineRule="auto" w:after="20"/>
+            </w:pPr>
+            <w:r/>
+            <w:r>
+              <w:rPr>
+                <w:rFonts w:ascii="Times New Roman" w:hAnsi="Times New Roman"/>
+                <w:sz w:val="19"/>
+              </w:rPr>
+              <w:t>Suíte aprovada integralmente</w:t>
+            </w:r>
+          </w:p>
+        </w:tc>
+      </w:tr>
+    </w:tbl>
+    <w:p>
+      <w:pPr>
+        <w:spacing w:after="120"/>
+      </w:pPr>
+    </w:p>
+    <w:p>
+      <w:pPr>
+        <w:spacing w:after="120"/>
+        <w:ind w:firstLine="720"/>
+      </w:pPr>
+      <w:r>
+        <w:t>Exemplos de verificações agronômicas registradas: semear fora da janela ZARC reduz a produtividade estimada; a soma das contribuições da cascata IPPD é idêntica à produtividade final; a fase La Niña eleva a probabilidade de quebra frente à fase Neutra; a calibração bayesiana encolhe a correção quando há poucas safras. A execução final registrou:</w:t>
+      </w:r>
+    </w:p>
+    <w:p>
+      <w:pPr>
+        <w:spacing w:line="240" w:lineRule="auto" w:after="120"/>
+        <w:ind w:left="432"/>
+        <w:shd w:val="clear" w:fill="F3F3F3"/>
+      </w:pPr>
+      <w:r>
+        <w:rPr>
+          <w:rFonts w:ascii="Consolas" w:hAnsi="Consolas"/>
+          <w:sz w:val="18"/>
+        </w:rPr>
+        <w:t>$ make test</w:t>
+        <w:br/>
+        <w:t>........................................................................ [ 58%]</w:t>
+        <w:br/>
+        <w:t>....................................................                     [100%]</w:t>
+        <w:br/>
+        <w:t>124 passed</w:t>
+      </w:r>
+    </w:p>
+    <w:p>
+      <w:r>
+        <w:br w:type="page"/>
+      </w:r>
+    </w:p>
+    <w:p>
+      <w:pPr>
+        <w:pStyle w:val="Heading1"/>
+      </w:pPr>
+      <w:r>
+        <w:t>4 REGISTRO DE RESULTADOS OBTIDOS</w:t>
+      </w:r>
+    </w:p>
+    <w:p>
+      <w:pPr>
+        <w:spacing w:after="120"/>
+        <w:ind w:firstLine="720"/>
+      </w:pPr>
+      <w:r>
+        <w:t>Os resultados a seguir foram obtidos executando-se o próprio motor sobre um talhão-referência de Horizontina/RS (cultivar de grupo de maturação 5.5, potencial 95 sc/ha; solo argiloso pH 5,8, V 62%, P 12, K 140; população 300 mil/ha; semeadura em 15/11; preço R$ 120/saca; um herbicida e dois fungicidas). Registram-se como evidência do funcionamento do sistema.</w:t>
+      </w:r>
+    </w:p>
+    <w:p>
+      <w:pPr>
+        <w:pStyle w:val="Heading2"/>
+      </w:pPr>
+      <w:r>
+        <w:t>4.1 Estimativa e decomposição da produtividade (IPPD)</w:t>
+      </w:r>
+    </w:p>
+    <w:p>
+      <w:pPr>
+        <w:spacing w:after="120"/>
+        <w:ind w:firstLine="720"/>
+      </w:pPr>
+      <w:r>
+        <w:t>O motor estimou 51.5 ± 8.8 sc/ha (confiança 74%), partindo do potencial de 95 sc/ha. A Figura 2 e o Quadro 3 detalham a cascata.</w:t>
+      </w:r>
+    </w:p>
+    <w:p>
+      <w:pPr>
+        <w:jc w:val="center"/>
+      </w:pPr>
+      <w:r>
+        <w:drawing>
+          <wp:inline xmlns:a="http://schemas.openxmlformats.org/drawingml/2006/main" xmlns:pic="http://schemas.openxmlformats.org/drawingml/2006/picture">
+            <wp:extent cx="5669280" cy="2768718"/>
+            <wp:docPr id="2" name="Picture 2"/>
+            <wp:cNvGraphicFramePr>
+              <a:graphicFrameLocks noChangeAspect="1"/>
+            </wp:cNvGraphicFramePr>
+            <a:graphic>
+              <a:graphicData uri="http://schemas.openxmlformats.org/drawingml/2006/picture">
+                <pic:pic>
+                  <pic:nvPicPr>
+                    <pic:cNvPr id="0" name="d_waterfall.png"/>
+                    <pic:cNvPicPr/>
+                  </pic:nvPicPr>
+                  <pic:blipFill>
+                    <a:blip r:embed="rId10"/>
+                    <a:stretch>
+                      <a:fillRect/>
+                    </a:stretch>
+                  </pic:blipFill>
+                  <pic:spPr>
+                    <a:xfrm>
+                      <a:off x="0" y="0"/>
+                      <a:ext cx="5669280" cy="2768718"/>
+                    </a:xfrm>
+                    <a:prstGeom prst="rect"/>
+                  </pic:spPr>
+                </pic:pic>
+              </a:graphicData>
+            </a:graphic>
+          </wp:inline>
+        </w:drawing>
+      </w:r>
+    </w:p>
+    <w:p>
+      <w:pPr>
+        <w:spacing w:after="160"/>
+        <w:jc w:val="center"/>
+      </w:pPr>
+      <w:r>
+        <w:rPr>
+          <w:b w:val="0"/>
+          <w:color w:val="444444"/>
+          <w:sz w:val="20"/>
+        </w:rPr>
+        <w:t>Figura 2 — Cascata IPPD do talhão-referência: do potencial à produtividade esperada</w:t>
+      </w:r>
+    </w:p>
+    <w:p>
+      <w:pPr>
+        <w:spacing w:after="40"/>
+        <w:jc w:val="center"/>
+      </w:pPr>
+      <w:r>
+        <w:rPr>
+          <w:b w:val="0"/>
+          <w:color w:val="444444"/>
+          <w:sz w:val="20"/>
+        </w:rPr>
+        <w:t>Quadro 3 — Decomposição IPPD do talhão-referência</w:t>
+      </w:r>
+    </w:p>
+    <w:tbl>
+      <w:tblPr>
+        <w:tblStyle w:val="LightGrid-Accent1"/>
+        <w:tblW w:type="auto" w:w="0"/>
+        <w:tblLook w:firstColumn="1" w:firstRow="1" w:lastColumn="0" w:lastRow="0" w:noHBand="0" w:noVBand="1" w:val="04A0"/>
+      </w:tblPr>
+      <w:tblGrid>
+        <w:gridCol w:w="2160"/>
+        <w:gridCol w:w="2160"/>
+        <w:gridCol w:w="2160"/>
+        <w:gridCol w:w="2160"/>
+      </w:tblGrid>
+      <w:tr>
+        <w:tc>
+          <w:tcPr>
+            <w:tcW w:type="dxa" w:w="2160"/>
+          </w:tcPr>
+          <w:p>
+            <w:pPr>
+              <w:spacing w:line="240" w:lineRule="auto" w:after="20"/>
+            </w:pPr>
+            <w:r/>
+            <w:r>
+              <w:rPr>
+                <w:rFonts w:ascii="Times New Roman" w:hAnsi="Times New Roman"/>
+                <w:b/>
+                <w:sz w:val="19"/>
+              </w:rPr>
+              <w:t>Fator</w:t>
+            </w:r>
+          </w:p>
+        </w:tc>
+        <w:tc>
+          <w:tcPr>
+            <w:tcW w:type="dxa" w:w="2160"/>
+          </w:tcPr>
+          <w:p>
+            <w:pPr>
+              <w:spacing w:line="240" w:lineRule="auto" w:after="20"/>
+            </w:pPr>
+            <w:r/>
+            <w:r>
+              <w:rPr>
+                <w:rFonts w:ascii="Times New Roman" w:hAnsi="Times New Roman"/>
+                <w:b/>
+                <w:sz w:val="19"/>
+              </w:rPr>
+              <w:t>Efeito (mult.)</w:t>
+            </w:r>
+          </w:p>
+        </w:tc>
+        <w:tc>
+          <w:tcPr>
+            <w:tcW w:type="dxa" w:w="2160"/>
+          </w:tcPr>
+          <w:p>
+            <w:pPr>
+              <w:spacing w:line="240" w:lineRule="auto" w:after="20"/>
+            </w:pPr>
+            <w:r/>
+            <w:r>
+              <w:rPr>
+                <w:rFonts w:ascii="Times New Roman" w:hAnsi="Times New Roman"/>
+                <w:b/>
+                <w:sz w:val="19"/>
+              </w:rPr>
+              <w:t>Contrib. (sc/ha)</w:t>
+            </w:r>
+          </w:p>
+        </w:tc>
+        <w:tc>
+          <w:tcPr>
+            <w:tcW w:type="dxa" w:w="2160"/>
+          </w:tcPr>
+          <w:p>
+            <w:pPr>
+              <w:spacing w:line="240" w:lineRule="auto" w:after="20"/>
+            </w:pPr>
+            <w:r/>
+            <w:r>
+              <w:rPr>
+                <w:rFonts w:ascii="Times New Roman" w:hAnsi="Times New Roman"/>
+                <w:b/>
+                <w:sz w:val="19"/>
+              </w:rPr>
+              <w:t>Acum. (sc/ha)</w:t>
+            </w:r>
+          </w:p>
+        </w:tc>
+      </w:tr>
+      <w:tr>
+        <w:tc>
+          <w:tcPr>
+            <w:tcW w:type="dxa" w:w="2160"/>
+          </w:tcPr>
+          <w:p>
+            <w:pPr>
+              <w:spacing w:line="240" w:lineRule="auto" w:after="20"/>
+            </w:pPr>
+            <w:r/>
+            <w:r>
+              <w:rPr>
+                <w:rFonts w:ascii="Times New Roman" w:hAnsi="Times New Roman"/>
+                <w:sz w:val="19"/>
+              </w:rPr>
+              <w:t>Potencial genético</w:t>
+            </w:r>
+          </w:p>
+        </w:tc>
+        <w:tc>
+          <w:tcPr>
+            <w:tcW w:type="dxa" w:w="2160"/>
+          </w:tcPr>
+          <w:p>
+            <w:pPr>
+              <w:spacing w:line="240" w:lineRule="auto" w:after="20"/>
+            </w:pPr>
+            <w:r/>
+            <w:r>
+              <w:rPr>
+                <w:rFonts w:ascii="Times New Roman" w:hAnsi="Times New Roman"/>
+                <w:sz w:val="19"/>
+              </w:rPr>
+              <w:t>—</w:t>
+            </w:r>
+          </w:p>
+        </w:tc>
+        <w:tc>
+          <w:tcPr>
+            <w:tcW w:type="dxa" w:w="2160"/>
+          </w:tcPr>
+          <w:p>
+            <w:pPr>
+              <w:spacing w:line="240" w:lineRule="auto" w:after="20"/>
+            </w:pPr>
+            <w:r/>
+            <w:r>
+              <w:rPr>
+                <w:rFonts w:ascii="Times New Roman" w:hAnsi="Times New Roman"/>
+                <w:sz w:val="19"/>
+              </w:rPr>
+              <w:t>—</w:t>
+            </w:r>
+          </w:p>
+        </w:tc>
+        <w:tc>
+          <w:tcPr>
+            <w:tcW w:type="dxa" w:w="2160"/>
+          </w:tcPr>
+          <w:p>
+            <w:pPr>
+              <w:spacing w:line="240" w:lineRule="auto" w:after="20"/>
+            </w:pPr>
+            <w:r/>
+            <w:r>
+              <w:rPr>
+                <w:rFonts w:ascii="Times New Roman" w:hAnsi="Times New Roman"/>
+                <w:sz w:val="19"/>
+              </w:rPr>
+              <w:t>95.0</w:t>
+            </w:r>
+          </w:p>
+        </w:tc>
+      </w:tr>
+      <w:tr>
+        <w:tc>
+          <w:tcPr>
+            <w:tcW w:type="dxa" w:w="2160"/>
+          </w:tcPr>
+          <w:p>
+            <w:pPr>
+              <w:spacing w:line="240" w:lineRule="auto" w:after="20"/>
+            </w:pPr>
+            <w:r/>
+            <w:r>
+              <w:rPr>
+                <w:rFonts w:ascii="Times New Roman" w:hAnsi="Times New Roman"/>
+                <w:sz w:val="19"/>
+              </w:rPr>
+              <w:t>Solo</w:t>
+            </w:r>
+          </w:p>
+        </w:tc>
+        <w:tc>
+          <w:tcPr>
+            <w:tcW w:type="dxa" w:w="2160"/>
+          </w:tcPr>
+          <w:p>
+            <w:pPr>
+              <w:spacing w:line="240" w:lineRule="auto" w:after="20"/>
+            </w:pPr>
+            <w:r/>
+            <w:r>
+              <w:rPr>
+                <w:rFonts w:ascii="Times New Roman" w:hAnsi="Times New Roman"/>
+                <w:sz w:val="19"/>
+              </w:rPr>
+              <w:t>1.000</w:t>
+            </w:r>
+          </w:p>
+        </w:tc>
+        <w:tc>
+          <w:tcPr>
+            <w:tcW w:type="dxa" w:w="2160"/>
+          </w:tcPr>
+          <w:p>
+            <w:pPr>
+              <w:spacing w:line="240" w:lineRule="auto" w:after="20"/>
+            </w:pPr>
+            <w:r/>
+            <w:r>
+              <w:rPr>
+                <w:rFonts w:ascii="Times New Roman" w:hAnsi="Times New Roman"/>
+                <w:sz w:val="19"/>
+              </w:rPr>
+              <w:t>+0.0</w:t>
+            </w:r>
+          </w:p>
+        </w:tc>
+        <w:tc>
+          <w:tcPr>
+            <w:tcW w:type="dxa" w:w="2160"/>
+          </w:tcPr>
+          <w:p>
+            <w:pPr>
+              <w:spacing w:line="240" w:lineRule="auto" w:after="20"/>
+            </w:pPr>
+            <w:r/>
+            <w:r>
+              <w:rPr>
+                <w:rFonts w:ascii="Times New Roman" w:hAnsi="Times New Roman"/>
+                <w:sz w:val="19"/>
+              </w:rPr>
+              <w:t>95.0</w:t>
+            </w:r>
+          </w:p>
+        </w:tc>
+      </w:tr>
+      <w:tr>
+        <w:tc>
+          <w:tcPr>
+            <w:tcW w:type="dxa" w:w="2160"/>
+          </w:tcPr>
+          <w:p>
+            <w:pPr>
+              <w:spacing w:line="240" w:lineRule="auto" w:after="20"/>
+            </w:pPr>
+            <w:r/>
+            <w:r>
+              <w:rPr>
+                <w:rFonts w:ascii="Times New Roman" w:hAnsi="Times New Roman"/>
+                <w:sz w:val="19"/>
+              </w:rPr>
+              <w:t>Nutrição</w:t>
+            </w:r>
+          </w:p>
+        </w:tc>
+        <w:tc>
+          <w:tcPr>
+            <w:tcW w:type="dxa" w:w="2160"/>
+          </w:tcPr>
+          <w:p>
+            <w:pPr>
+              <w:spacing w:line="240" w:lineRule="auto" w:after="20"/>
+            </w:pPr>
+            <w:r/>
+            <w:r>
+              <w:rPr>
+                <w:rFonts w:ascii="Times New Roman" w:hAnsi="Times New Roman"/>
+                <w:sz w:val="19"/>
+              </w:rPr>
+              <w:t>1.000</w:t>
+            </w:r>
+          </w:p>
+        </w:tc>
+        <w:tc>
+          <w:tcPr>
+            <w:tcW w:type="dxa" w:w="2160"/>
+          </w:tcPr>
+          <w:p>
+            <w:pPr>
+              <w:spacing w:line="240" w:lineRule="auto" w:after="20"/>
+            </w:pPr>
+            <w:r/>
+            <w:r>
+              <w:rPr>
+                <w:rFonts w:ascii="Times New Roman" w:hAnsi="Times New Roman"/>
+                <w:sz w:val="19"/>
+              </w:rPr>
+              <w:t>+0.0</w:t>
+            </w:r>
+          </w:p>
+        </w:tc>
+        <w:tc>
+          <w:tcPr>
+            <w:tcW w:type="dxa" w:w="2160"/>
+          </w:tcPr>
+          <w:p>
+            <w:pPr>
+              <w:spacing w:line="240" w:lineRule="auto" w:after="20"/>
+            </w:pPr>
+            <w:r/>
+            <w:r>
+              <w:rPr>
+                <w:rFonts w:ascii="Times New Roman" w:hAnsi="Times New Roman"/>
+                <w:sz w:val="19"/>
+              </w:rPr>
+              <w:t>95.0</w:t>
+            </w:r>
+          </w:p>
+        </w:tc>
+      </w:tr>
+      <w:tr>
+        <w:tc>
+          <w:tcPr>
+            <w:tcW w:type="dxa" w:w="2160"/>
+          </w:tcPr>
+          <w:p>
+            <w:pPr>
+              <w:spacing w:line="240" w:lineRule="auto" w:after="20"/>
+            </w:pPr>
+            <w:r/>
+            <w:r>
+              <w:rPr>
+                <w:rFonts w:ascii="Times New Roman" w:hAnsi="Times New Roman"/>
+                <w:sz w:val="19"/>
+              </w:rPr>
+              <w:t>Nematoides</w:t>
+            </w:r>
+          </w:p>
+        </w:tc>
+        <w:tc>
+          <w:tcPr>
+            <w:tcW w:type="dxa" w:w="2160"/>
+          </w:tcPr>
+          <w:p>
+            <w:pPr>
+              <w:spacing w:line="240" w:lineRule="auto" w:after="20"/>
+            </w:pPr>
+            <w:r/>
+            <w:r>
+              <w:rPr>
+                <w:rFonts w:ascii="Times New Roman" w:hAnsi="Times New Roman"/>
+                <w:sz w:val="19"/>
+              </w:rPr>
+              <w:t>1.000</w:t>
+            </w:r>
+          </w:p>
+        </w:tc>
+        <w:tc>
+          <w:tcPr>
+            <w:tcW w:type="dxa" w:w="2160"/>
+          </w:tcPr>
+          <w:p>
+            <w:pPr>
+              <w:spacing w:line="240" w:lineRule="auto" w:after="20"/>
+            </w:pPr>
+            <w:r/>
+            <w:r>
+              <w:rPr>
+                <w:rFonts w:ascii="Times New Roman" w:hAnsi="Times New Roman"/>
+                <w:sz w:val="19"/>
+              </w:rPr>
+              <w:t>+0.0</w:t>
+            </w:r>
+          </w:p>
+        </w:tc>
+        <w:tc>
+          <w:tcPr>
+            <w:tcW w:type="dxa" w:w="2160"/>
+          </w:tcPr>
+          <w:p>
+            <w:pPr>
+              <w:spacing w:line="240" w:lineRule="auto" w:after="20"/>
+            </w:pPr>
+            <w:r/>
+            <w:r>
+              <w:rPr>
+                <w:rFonts w:ascii="Times New Roman" w:hAnsi="Times New Roman"/>
+                <w:sz w:val="19"/>
+              </w:rPr>
+              <w:t>95.0</w:t>
+            </w:r>
+          </w:p>
+        </w:tc>
+      </w:tr>
+      <w:tr>
+        <w:tc>
+          <w:tcPr>
+            <w:tcW w:type="dxa" w:w="2160"/>
+          </w:tcPr>
+          <w:p>
+            <w:pPr>
+              <w:spacing w:line="240" w:lineRule="auto" w:after="20"/>
+            </w:pPr>
+            <w:r/>
+            <w:r>
+              <w:rPr>
+                <w:rFonts w:ascii="Times New Roman" w:hAnsi="Times New Roman"/>
+                <w:sz w:val="19"/>
+              </w:rPr>
+              <w:t>Compactação</w:t>
+            </w:r>
+          </w:p>
+        </w:tc>
+        <w:tc>
+          <w:tcPr>
+            <w:tcW w:type="dxa" w:w="2160"/>
+          </w:tcPr>
+          <w:p>
+            <w:pPr>
+              <w:spacing w:line="240" w:lineRule="auto" w:after="20"/>
+            </w:pPr>
+            <w:r/>
+            <w:r>
+              <w:rPr>
+                <w:rFonts w:ascii="Times New Roman" w:hAnsi="Times New Roman"/>
+                <w:sz w:val="19"/>
+              </w:rPr>
+              <w:t>0.980</w:t>
+            </w:r>
+          </w:p>
+        </w:tc>
+        <w:tc>
+          <w:tcPr>
+            <w:tcW w:type="dxa" w:w="2160"/>
+          </w:tcPr>
+          <w:p>
+            <w:pPr>
+              <w:spacing w:line="240" w:lineRule="auto" w:after="20"/>
+            </w:pPr>
+            <w:r/>
+            <w:r>
+              <w:rPr>
+                <w:rFonts w:ascii="Times New Roman" w:hAnsi="Times New Roman"/>
+                <w:sz w:val="19"/>
+              </w:rPr>
+              <w:t>-1.9</w:t>
+            </w:r>
+          </w:p>
+        </w:tc>
+        <w:tc>
+          <w:tcPr>
+            <w:tcW w:type="dxa" w:w="2160"/>
+          </w:tcPr>
+          <w:p>
+            <w:pPr>
+              <w:spacing w:line="240" w:lineRule="auto" w:after="20"/>
+            </w:pPr>
+            <w:r/>
+            <w:r>
+              <w:rPr>
+                <w:rFonts w:ascii="Times New Roman" w:hAnsi="Times New Roman"/>
+                <w:sz w:val="19"/>
+              </w:rPr>
+              <w:t>93.1</w:t>
+            </w:r>
+          </w:p>
+        </w:tc>
+      </w:tr>
+      <w:tr>
+        <w:tc>
+          <w:tcPr>
+            <w:tcW w:type="dxa" w:w="2160"/>
+          </w:tcPr>
+          <w:p>
+            <w:pPr>
+              <w:spacing w:line="240" w:lineRule="auto" w:after="20"/>
+            </w:pPr>
+            <w:r/>
+            <w:r>
+              <w:rPr>
+                <w:rFonts w:ascii="Times New Roman" w:hAnsi="Times New Roman"/>
+                <w:sz w:val="19"/>
+              </w:rPr>
+              <w:t>Rotação</w:t>
+            </w:r>
+          </w:p>
+        </w:tc>
+        <w:tc>
+          <w:tcPr>
+            <w:tcW w:type="dxa" w:w="2160"/>
+          </w:tcPr>
+          <w:p>
+            <w:pPr>
+              <w:spacing w:line="240" w:lineRule="auto" w:after="20"/>
+            </w:pPr>
+            <w:r/>
+            <w:r>
+              <w:rPr>
+                <w:rFonts w:ascii="Times New Roman" w:hAnsi="Times New Roman"/>
+                <w:sz w:val="19"/>
+              </w:rPr>
+              <w:t>0.980</w:t>
+            </w:r>
+          </w:p>
+        </w:tc>
+        <w:tc>
+          <w:tcPr>
+            <w:tcW w:type="dxa" w:w="2160"/>
+          </w:tcPr>
+          <w:p>
+            <w:pPr>
+              <w:spacing w:line="240" w:lineRule="auto" w:after="20"/>
+            </w:pPr>
+            <w:r/>
+            <w:r>
+              <w:rPr>
+                <w:rFonts w:ascii="Times New Roman" w:hAnsi="Times New Roman"/>
+                <w:sz w:val="19"/>
+              </w:rPr>
+              <w:t>-1.9</w:t>
+            </w:r>
+          </w:p>
+        </w:tc>
+        <w:tc>
+          <w:tcPr>
+            <w:tcW w:type="dxa" w:w="2160"/>
+          </w:tcPr>
+          <w:p>
+            <w:pPr>
+              <w:spacing w:line="240" w:lineRule="auto" w:after="20"/>
+            </w:pPr>
+            <w:r/>
+            <w:r>
+              <w:rPr>
+                <w:rFonts w:ascii="Times New Roman" w:hAnsi="Times New Roman"/>
+                <w:sz w:val="19"/>
+              </w:rPr>
+              <w:t>91.2</w:t>
+            </w:r>
+          </w:p>
+        </w:tc>
+      </w:tr>
+      <w:tr>
+        <w:tc>
+          <w:tcPr>
+            <w:tcW w:type="dxa" w:w="2160"/>
+          </w:tcPr>
+          <w:p>
+            <w:pPr>
+              <w:spacing w:line="240" w:lineRule="auto" w:after="20"/>
+            </w:pPr>
+            <w:r/>
+            <w:r>
+              <w:rPr>
+                <w:rFonts w:ascii="Times New Roman" w:hAnsi="Times New Roman"/>
+                <w:sz w:val="19"/>
+              </w:rPr>
+              <w:t>População</w:t>
+            </w:r>
+          </w:p>
+        </w:tc>
+        <w:tc>
+          <w:tcPr>
+            <w:tcW w:type="dxa" w:w="2160"/>
+          </w:tcPr>
+          <w:p>
+            <w:pPr>
+              <w:spacing w:line="240" w:lineRule="auto" w:after="20"/>
+            </w:pPr>
+            <w:r/>
+            <w:r>
+              <w:rPr>
+                <w:rFonts w:ascii="Times New Roman" w:hAnsi="Times New Roman"/>
+                <w:sz w:val="19"/>
+              </w:rPr>
+              <w:t>1.000</w:t>
+            </w:r>
+          </w:p>
+        </w:tc>
+        <w:tc>
+          <w:tcPr>
+            <w:tcW w:type="dxa" w:w="2160"/>
+          </w:tcPr>
+          <w:p>
+            <w:pPr>
+              <w:spacing w:line="240" w:lineRule="auto" w:after="20"/>
+            </w:pPr>
+            <w:r/>
+            <w:r>
+              <w:rPr>
+                <w:rFonts w:ascii="Times New Roman" w:hAnsi="Times New Roman"/>
+                <w:sz w:val="19"/>
+              </w:rPr>
+              <w:t>+0.0</w:t>
+            </w:r>
+          </w:p>
+        </w:tc>
+        <w:tc>
+          <w:tcPr>
+            <w:tcW w:type="dxa" w:w="2160"/>
+          </w:tcPr>
+          <w:p>
+            <w:pPr>
+              <w:spacing w:line="240" w:lineRule="auto" w:after="20"/>
+            </w:pPr>
+            <w:r/>
+            <w:r>
+              <w:rPr>
+                <w:rFonts w:ascii="Times New Roman" w:hAnsi="Times New Roman"/>
+                <w:sz w:val="19"/>
+              </w:rPr>
+              <w:t>91.2</w:t>
+            </w:r>
+          </w:p>
+        </w:tc>
+      </w:tr>
+      <w:tr>
+        <w:tc>
+          <w:tcPr>
+            <w:tcW w:type="dxa" w:w="2160"/>
+          </w:tcPr>
+          <w:p>
+            <w:pPr>
+              <w:spacing w:line="240" w:lineRule="auto" w:after="20"/>
+            </w:pPr>
+            <w:r/>
+            <w:r>
+              <w:rPr>
+                <w:rFonts w:ascii="Times New Roman" w:hAnsi="Times New Roman"/>
+                <w:sz w:val="19"/>
+              </w:rPr>
+              <w:t>Janela de semeadura</w:t>
+            </w:r>
+          </w:p>
+        </w:tc>
+        <w:tc>
+          <w:tcPr>
+            <w:tcW w:type="dxa" w:w="2160"/>
+          </w:tcPr>
+          <w:p>
+            <w:pPr>
+              <w:spacing w:line="240" w:lineRule="auto" w:after="20"/>
+            </w:pPr>
+            <w:r/>
+            <w:r>
+              <w:rPr>
+                <w:rFonts w:ascii="Times New Roman" w:hAnsi="Times New Roman"/>
+                <w:sz w:val="19"/>
+              </w:rPr>
+              <w:t>0.976</w:t>
+            </w:r>
+          </w:p>
+        </w:tc>
+        <w:tc>
+          <w:tcPr>
+            <w:tcW w:type="dxa" w:w="2160"/>
+          </w:tcPr>
+          <w:p>
+            <w:pPr>
+              <w:spacing w:line="240" w:lineRule="auto" w:after="20"/>
+            </w:pPr>
+            <w:r/>
+            <w:r>
+              <w:rPr>
+                <w:rFonts w:ascii="Times New Roman" w:hAnsi="Times New Roman"/>
+                <w:sz w:val="19"/>
+              </w:rPr>
+              <w:t>-2.2</w:t>
+            </w:r>
+          </w:p>
+        </w:tc>
+        <w:tc>
+          <w:tcPr>
+            <w:tcW w:type="dxa" w:w="2160"/>
+          </w:tcPr>
+          <w:p>
+            <w:pPr>
+              <w:spacing w:line="240" w:lineRule="auto" w:after="20"/>
+            </w:pPr>
+            <w:r/>
+            <w:r>
+              <w:rPr>
+                <w:rFonts w:ascii="Times New Roman" w:hAnsi="Times New Roman"/>
+                <w:sz w:val="19"/>
+              </w:rPr>
+              <w:t>89.1</w:t>
+            </w:r>
+          </w:p>
+        </w:tc>
+      </w:tr>
+      <w:tr>
+        <w:tc>
+          <w:tcPr>
+            <w:tcW w:type="dxa" w:w="2160"/>
+          </w:tcPr>
+          <w:p>
+            <w:pPr>
+              <w:spacing w:line="240" w:lineRule="auto" w:after="20"/>
+            </w:pPr>
+            <w:r/>
+            <w:r>
+              <w:rPr>
+                <w:rFonts w:ascii="Times New Roman" w:hAnsi="Times New Roman"/>
+                <w:sz w:val="19"/>
+              </w:rPr>
+              <w:t>Água</w:t>
+            </w:r>
+          </w:p>
+        </w:tc>
+        <w:tc>
+          <w:tcPr>
+            <w:tcW w:type="dxa" w:w="2160"/>
+          </w:tcPr>
+          <w:p>
+            <w:pPr>
+              <w:spacing w:line="240" w:lineRule="auto" w:after="20"/>
+            </w:pPr>
+            <w:r/>
+            <w:r>
+              <w:rPr>
+                <w:rFonts w:ascii="Times New Roman" w:hAnsi="Times New Roman"/>
+                <w:sz w:val="19"/>
+              </w:rPr>
+              <w:t>0.723</w:t>
+            </w:r>
+          </w:p>
+        </w:tc>
+        <w:tc>
+          <w:tcPr>
+            <w:tcW w:type="dxa" w:w="2160"/>
+          </w:tcPr>
+          <w:p>
+            <w:pPr>
+              <w:spacing w:line="240" w:lineRule="auto" w:after="20"/>
+            </w:pPr>
+            <w:r/>
+            <w:r>
+              <w:rPr>
+                <w:rFonts w:ascii="Times New Roman" w:hAnsi="Times New Roman"/>
+                <w:sz w:val="19"/>
+              </w:rPr>
+              <w:t>-24.6</w:t>
+            </w:r>
+          </w:p>
+        </w:tc>
+        <w:tc>
+          <w:tcPr>
+            <w:tcW w:type="dxa" w:w="2160"/>
+          </w:tcPr>
+          <w:p>
+            <w:pPr>
+              <w:spacing w:line="240" w:lineRule="auto" w:after="20"/>
+            </w:pPr>
+            <w:r/>
+            <w:r>
+              <w:rPr>
+                <w:rFonts w:ascii="Times New Roman" w:hAnsi="Times New Roman"/>
+                <w:sz w:val="19"/>
+              </w:rPr>
+              <w:t>64.4</w:t>
+            </w:r>
+          </w:p>
+        </w:tc>
+      </w:tr>
+      <w:tr>
+        <w:tc>
+          <w:tcPr>
+            <w:tcW w:type="dxa" w:w="2160"/>
+          </w:tcPr>
+          <w:p>
+            <w:pPr>
+              <w:spacing w:line="240" w:lineRule="auto" w:after="20"/>
+            </w:pPr>
+            <w:r/>
+            <w:r>
+              <w:rPr>
+                <w:rFonts w:ascii="Times New Roman" w:hAnsi="Times New Roman"/>
+                <w:sz w:val="19"/>
+              </w:rPr>
+              <w:t>Calor</w:t>
+            </w:r>
+          </w:p>
+        </w:tc>
+        <w:tc>
+          <w:tcPr>
+            <w:tcW w:type="dxa" w:w="2160"/>
+          </w:tcPr>
+          <w:p>
+            <w:pPr>
+              <w:spacing w:line="240" w:lineRule="auto" w:after="20"/>
+            </w:pPr>
+            <w:r/>
+            <w:r>
+              <w:rPr>
+                <w:rFonts w:ascii="Times New Roman" w:hAnsi="Times New Roman"/>
+                <w:sz w:val="19"/>
+              </w:rPr>
+              <w:t>1.000</w:t>
+            </w:r>
+          </w:p>
+        </w:tc>
+        <w:tc>
+          <w:tcPr>
+            <w:tcW w:type="dxa" w:w="2160"/>
+          </w:tcPr>
+          <w:p>
+            <w:pPr>
+              <w:spacing w:line="240" w:lineRule="auto" w:after="20"/>
+            </w:pPr>
+            <w:r/>
+            <w:r>
+              <w:rPr>
+                <w:rFonts w:ascii="Times New Roman" w:hAnsi="Times New Roman"/>
+                <w:sz w:val="19"/>
+              </w:rPr>
+              <w:t>+0.0</w:t>
+            </w:r>
+          </w:p>
+        </w:tc>
+        <w:tc>
+          <w:tcPr>
+            <w:tcW w:type="dxa" w:w="2160"/>
+          </w:tcPr>
+          <w:p>
+            <w:pPr>
+              <w:spacing w:line="240" w:lineRule="auto" w:after="20"/>
+            </w:pPr>
+            <w:r/>
+            <w:r>
+              <w:rPr>
+                <w:rFonts w:ascii="Times New Roman" w:hAnsi="Times New Roman"/>
+                <w:sz w:val="19"/>
+              </w:rPr>
+              <w:t>64.4</w:t>
+            </w:r>
+          </w:p>
+        </w:tc>
+      </w:tr>
+      <w:tr>
+        <w:tc>
+          <w:tcPr>
+            <w:tcW w:type="dxa" w:w="2160"/>
+          </w:tcPr>
+          <w:p>
+            <w:pPr>
+              <w:spacing w:line="240" w:lineRule="auto" w:after="20"/>
+            </w:pPr>
+            <w:r/>
+            <w:r>
+              <w:rPr>
+                <w:rFonts w:ascii="Times New Roman" w:hAnsi="Times New Roman"/>
+                <w:sz w:val="19"/>
+              </w:rPr>
+              <w:t>Daninhas</w:t>
+            </w:r>
+          </w:p>
+        </w:tc>
+        <w:tc>
+          <w:tcPr>
+            <w:tcW w:type="dxa" w:w="2160"/>
+          </w:tcPr>
+          <w:p>
+            <w:pPr>
+              <w:spacing w:line="240" w:lineRule="auto" w:after="20"/>
+            </w:pPr>
+            <w:r/>
+            <w:r>
+              <w:rPr>
+                <w:rFonts w:ascii="Times New Roman" w:hAnsi="Times New Roman"/>
+                <w:sz w:val="19"/>
+              </w:rPr>
+              <w:t>0.941</w:t>
+            </w:r>
+          </w:p>
+        </w:tc>
+        <w:tc>
+          <w:tcPr>
+            <w:tcW w:type="dxa" w:w="2160"/>
+          </w:tcPr>
+          <w:p>
+            <w:pPr>
+              <w:spacing w:line="240" w:lineRule="auto" w:after="20"/>
+            </w:pPr>
+            <w:r/>
+            <w:r>
+              <w:rPr>
+                <w:rFonts w:ascii="Times New Roman" w:hAnsi="Times New Roman"/>
+                <w:sz w:val="19"/>
+              </w:rPr>
+              <w:t>-3.8</w:t>
+            </w:r>
+          </w:p>
+        </w:tc>
+        <w:tc>
+          <w:tcPr>
+            <w:tcW w:type="dxa" w:w="2160"/>
+          </w:tcPr>
+          <w:p>
+            <w:pPr>
+              <w:spacing w:line="240" w:lineRule="auto" w:after="20"/>
+            </w:pPr>
+            <w:r/>
+            <w:r>
+              <w:rPr>
+                <w:rFonts w:ascii="Times New Roman" w:hAnsi="Times New Roman"/>
+                <w:sz w:val="19"/>
+              </w:rPr>
+              <w:t>60.6</w:t>
+            </w:r>
+          </w:p>
+        </w:tc>
+      </w:tr>
+      <w:tr>
+        <w:tc>
+          <w:tcPr>
+            <w:tcW w:type="dxa" w:w="2160"/>
+          </w:tcPr>
+          <w:p>
+            <w:pPr>
+              <w:spacing w:line="240" w:lineRule="auto" w:after="20"/>
+            </w:pPr>
+            <w:r/>
+            <w:r>
+              <w:rPr>
+                <w:rFonts w:ascii="Times New Roman" w:hAnsi="Times New Roman"/>
+                <w:sz w:val="19"/>
+              </w:rPr>
+              <w:t>Pragas</w:t>
+            </w:r>
+          </w:p>
+        </w:tc>
+        <w:tc>
+          <w:tcPr>
+            <w:tcW w:type="dxa" w:w="2160"/>
+          </w:tcPr>
+          <w:p>
+            <w:pPr>
+              <w:spacing w:line="240" w:lineRule="auto" w:after="20"/>
+            </w:pPr>
+            <w:r/>
+            <w:r>
+              <w:rPr>
+                <w:rFonts w:ascii="Times New Roman" w:hAnsi="Times New Roman"/>
+                <w:sz w:val="19"/>
+              </w:rPr>
+              <w:t>0.880</w:t>
+            </w:r>
+          </w:p>
+        </w:tc>
+        <w:tc>
+          <w:tcPr>
+            <w:tcW w:type="dxa" w:w="2160"/>
+          </w:tcPr>
+          <w:p>
+            <w:pPr>
+              <w:spacing w:line="240" w:lineRule="auto" w:after="20"/>
+            </w:pPr>
+            <w:r/>
+            <w:r>
+              <w:rPr>
+                <w:rFonts w:ascii="Times New Roman" w:hAnsi="Times New Roman"/>
+                <w:sz w:val="19"/>
+              </w:rPr>
+              <w:t>-7.3</w:t>
+            </w:r>
+          </w:p>
+        </w:tc>
+        <w:tc>
+          <w:tcPr>
+            <w:tcW w:type="dxa" w:w="2160"/>
+          </w:tcPr>
+          <w:p>
+            <w:pPr>
+              <w:spacing w:line="240" w:lineRule="auto" w:after="20"/>
+            </w:pPr>
+            <w:r/>
+            <w:r>
+              <w:rPr>
+                <w:rFonts w:ascii="Times New Roman" w:hAnsi="Times New Roman"/>
+                <w:sz w:val="19"/>
+              </w:rPr>
+              <w:t>53.4</w:t>
+            </w:r>
+          </w:p>
+        </w:tc>
+      </w:tr>
+      <w:tr>
+        <w:tc>
+          <w:tcPr>
+            <w:tcW w:type="dxa" w:w="2160"/>
+          </w:tcPr>
+          <w:p>
+            <w:pPr>
+              <w:spacing w:line="240" w:lineRule="auto" w:after="20"/>
+            </w:pPr>
+            <w:r/>
+            <w:r>
+              <w:rPr>
+                <w:rFonts w:ascii="Times New Roman" w:hAnsi="Times New Roman"/>
+                <w:sz w:val="19"/>
+              </w:rPr>
+              <w:t>Doenças</w:t>
+            </w:r>
+          </w:p>
+        </w:tc>
+        <w:tc>
+          <w:tcPr>
+            <w:tcW w:type="dxa" w:w="2160"/>
+          </w:tcPr>
+          <w:p>
+            <w:pPr>
+              <w:spacing w:line="240" w:lineRule="auto" w:after="20"/>
+            </w:pPr>
+            <w:r/>
+            <w:r>
+              <w:rPr>
+                <w:rFonts w:ascii="Times New Roman" w:hAnsi="Times New Roman"/>
+                <w:sz w:val="19"/>
+              </w:rPr>
+              <w:t>0.966</w:t>
+            </w:r>
+          </w:p>
+        </w:tc>
+        <w:tc>
+          <w:tcPr>
+            <w:tcW w:type="dxa" w:w="2160"/>
+          </w:tcPr>
+          <w:p>
+            <w:pPr>
+              <w:spacing w:line="240" w:lineRule="auto" w:after="20"/>
+            </w:pPr>
+            <w:r/>
+            <w:r>
+              <w:rPr>
+                <w:rFonts w:ascii="Times New Roman" w:hAnsi="Times New Roman"/>
+                <w:sz w:val="19"/>
+              </w:rPr>
+              <w:t>-1.8</w:t>
+            </w:r>
+          </w:p>
+        </w:tc>
+        <w:tc>
+          <w:tcPr>
+            <w:tcW w:type="dxa" w:w="2160"/>
+          </w:tcPr>
+          <w:p>
+            <w:pPr>
+              <w:spacing w:line="240" w:lineRule="auto" w:after="20"/>
+            </w:pPr>
+            <w:r/>
+            <w:r>
+              <w:rPr>
+                <w:rFonts w:ascii="Times New Roman" w:hAnsi="Times New Roman"/>
+                <w:sz w:val="19"/>
+              </w:rPr>
+              <w:t>51.5</w:t>
+            </w:r>
+          </w:p>
+        </w:tc>
+      </w:tr>
+      <w:tr>
+        <w:tc>
+          <w:tcPr>
+            <w:tcW w:type="dxa" w:w="2160"/>
+          </w:tcPr>
+          <w:p>
+            <w:pPr>
+              <w:spacing w:line="240" w:lineRule="auto" w:after="20"/>
+            </w:pPr>
+            <w:r/>
+            <w:r>
+              <w:rPr>
+                <w:rFonts w:ascii="Times New Roman" w:hAnsi="Times New Roman"/>
+                <w:sz w:val="19"/>
+              </w:rPr>
+              <w:t>Produtividade esperada</w:t>
+            </w:r>
+          </w:p>
+        </w:tc>
+        <w:tc>
+          <w:tcPr>
+            <w:tcW w:type="dxa" w:w="2160"/>
+          </w:tcPr>
+          <w:p>
+            <w:pPr>
+              <w:spacing w:line="240" w:lineRule="auto" w:after="20"/>
+            </w:pPr>
+            <w:r/>
+            <w:r>
+              <w:rPr>
+                <w:rFonts w:ascii="Times New Roman" w:hAnsi="Times New Roman"/>
+                <w:sz w:val="19"/>
+              </w:rPr>
+              <w:t>—</w:t>
+            </w:r>
+          </w:p>
+        </w:tc>
+        <w:tc>
+          <w:tcPr>
+            <w:tcW w:type="dxa" w:w="2160"/>
+          </w:tcPr>
+          <w:p>
+            <w:pPr>
+              <w:spacing w:line="240" w:lineRule="auto" w:after="20"/>
+            </w:pPr>
+            <w:r/>
+            <w:r>
+              <w:rPr>
+                <w:rFonts w:ascii="Times New Roman" w:hAnsi="Times New Roman"/>
+                <w:sz w:val="19"/>
+              </w:rPr>
+              <w:t>—</w:t>
+            </w:r>
+          </w:p>
+        </w:tc>
+        <w:tc>
+          <w:tcPr>
+            <w:tcW w:type="dxa" w:w="2160"/>
+          </w:tcPr>
+          <w:p>
+            <w:pPr>
+              <w:spacing w:line="240" w:lineRule="auto" w:after="20"/>
+            </w:pPr>
+            <w:r/>
+            <w:r>
+              <w:rPr>
+                <w:rFonts w:ascii="Times New Roman" w:hAnsi="Times New Roman"/>
+                <w:sz w:val="19"/>
+              </w:rPr>
+              <w:t>51.5</w:t>
+            </w:r>
+          </w:p>
+        </w:tc>
+      </w:tr>
+    </w:tbl>
+    <w:p>
+      <w:pPr>
+        <w:spacing w:after="120"/>
+      </w:pPr>
+    </w:p>
+    <w:p>
+      <w:pPr>
+        <w:pStyle w:val="Heading2"/>
+      </w:pPr>
+      <w:r>
+        <w:t>4.2 Resultado econômico</w:t>
+      </w:r>
+    </w:p>
+    <w:p>
+      <w:pPr>
+        <w:spacing w:after="120"/>
+        <w:ind w:firstLine="720"/>
+      </w:pPr>
+      <w:r>
+        <w:t>Receita de R$ 6.180/ha, custo de R$ 3.490/ha, lucro de R$ 2.690/ha (ROI 0.77, margem 44%), com produtividade de equilíbrio de 29 sc/ha — bem abaixo da esperada, indicando robustez econômica no cenário de preço adotado.</w:t>
+      </w:r>
+    </w:p>
+    <w:p>
+      <w:pPr>
+        <w:pStyle w:val="Heading2"/>
+      </w:pPr>
+      <w:r>
+        <w:t>4.3 Análise de risco por fase ENSO</w:t>
+      </w:r>
+    </w:p>
+    <w:p>
+      <w:pPr>
+        <w:spacing w:after="120"/>
+        <w:ind w:firstLine="720"/>
+      </w:pPr>
+      <w:r>
+        <w:t>A simulação de Monte Carlo (3.000 safras) por fase do fenômeno ENSO produziu o Quadro 5 e a Figura 3, coerentes com a literatura regional (Lisbinski, 2024).</w:t>
+      </w:r>
+    </w:p>
+    <w:p>
+      <w:pPr>
+        <w:spacing w:after="40"/>
+        <w:jc w:val="center"/>
+      </w:pPr>
+      <w:r>
+        <w:rPr>
+          <w:b w:val="0"/>
+          <w:color w:val="444444"/>
+          <w:sz w:val="20"/>
+        </w:rPr>
+        <w:t>Quadro 4 — Análise de risco por fase ENSO (Monte Carlo, 3.000 safras)</w:t>
+      </w:r>
+    </w:p>
+    <w:tbl>
+      <w:tblPr>
+        <w:tblStyle w:val="LightGrid-Accent1"/>
+        <w:tblW w:type="auto" w:w="0"/>
+        <w:tblLook w:firstColumn="1" w:firstRow="1" w:lastColumn="0" w:lastRow="0" w:noHBand="0" w:noVBand="1" w:val="04A0"/>
+      </w:tblPr>
+      <w:tblGrid>
+        <w:gridCol w:w="1440"/>
+        <w:gridCol w:w="1440"/>
+        <w:gridCol w:w="1440"/>
+        <w:gridCol w:w="1440"/>
+        <w:gridCol w:w="1440"/>
+        <w:gridCol w:w="1440"/>
+      </w:tblGrid>
+      <w:tr>
+        <w:tc>
+          <w:tcPr>
+            <w:tcW w:type="dxa" w:w="1440"/>
+          </w:tcPr>
+          <w:p>
+            <w:pPr>
+              <w:spacing w:line="240" w:lineRule="auto" w:after="20"/>
+            </w:pPr>
+            <w:r/>
+            <w:r>
+              <w:rPr>
+                <w:rFonts w:ascii="Times New Roman" w:hAnsi="Times New Roman"/>
+                <w:b/>
+                <w:sz w:val="19"/>
+              </w:rPr>
+              <w:t>Fase ENSO</w:t>
+            </w:r>
+          </w:p>
+        </w:tc>
+        <w:tc>
+          <w:tcPr>
+            <w:tcW w:type="dxa" w:w="1440"/>
+          </w:tcPr>
+          <w:p>
+            <w:pPr>
+              <w:spacing w:line="240" w:lineRule="auto" w:after="20"/>
+            </w:pPr>
+            <w:r/>
+            <w:r>
+              <w:rPr>
+                <w:rFonts w:ascii="Times New Roman" w:hAnsi="Times New Roman"/>
+                <w:b/>
+                <w:sz w:val="19"/>
+              </w:rPr>
+              <w:t>p10 (sc/ha)</w:t>
+            </w:r>
+          </w:p>
+        </w:tc>
+        <w:tc>
+          <w:tcPr>
+            <w:tcW w:type="dxa" w:w="1440"/>
+          </w:tcPr>
+          <w:p>
+            <w:pPr>
+              <w:spacing w:line="240" w:lineRule="auto" w:after="20"/>
+            </w:pPr>
+            <w:r/>
+            <w:r>
+              <w:rPr>
+                <w:rFonts w:ascii="Times New Roman" w:hAnsi="Times New Roman"/>
+                <w:b/>
+                <w:sz w:val="19"/>
+              </w:rPr>
+              <w:t>p50 (sc/ha)</w:t>
+            </w:r>
+          </w:p>
+        </w:tc>
+        <w:tc>
+          <w:tcPr>
+            <w:tcW w:type="dxa" w:w="1440"/>
+          </w:tcPr>
+          <w:p>
+            <w:pPr>
+              <w:spacing w:line="240" w:lineRule="auto" w:after="20"/>
+            </w:pPr>
+            <w:r/>
+            <w:r>
+              <w:rPr>
+                <w:rFonts w:ascii="Times New Roman" w:hAnsi="Times New Roman"/>
+                <w:b/>
+                <w:sz w:val="19"/>
+              </w:rPr>
+              <w:t>p90 (sc/ha)</w:t>
+            </w:r>
+          </w:p>
+        </w:tc>
+        <w:tc>
+          <w:tcPr>
+            <w:tcW w:type="dxa" w:w="1440"/>
+          </w:tcPr>
+          <w:p>
+            <w:pPr>
+              <w:spacing w:line="240" w:lineRule="auto" w:after="20"/>
+            </w:pPr>
+            <w:r/>
+            <w:r>
+              <w:rPr>
+                <w:rFonts w:ascii="Times New Roman" w:hAnsi="Times New Roman"/>
+                <w:b/>
+                <w:sz w:val="19"/>
+              </w:rPr>
+              <w:t>Lucro mediano</w:t>
+            </w:r>
+          </w:p>
+        </w:tc>
+        <w:tc>
+          <w:tcPr>
+            <w:tcW w:type="dxa" w:w="1440"/>
+          </w:tcPr>
+          <w:p>
+            <w:pPr>
+              <w:spacing w:line="240" w:lineRule="auto" w:after="20"/>
+            </w:pPr>
+            <w:r/>
+            <w:r>
+              <w:rPr>
+                <w:rFonts w:ascii="Times New Roman" w:hAnsi="Times New Roman"/>
+                <w:b/>
+                <w:sz w:val="19"/>
+              </w:rPr>
+              <w:t>Prob. prejuízo</w:t>
+            </w:r>
+          </w:p>
+        </w:tc>
+      </w:tr>
+      <w:tr>
+        <w:tc>
+          <w:tcPr>
+            <w:tcW w:type="dxa" w:w="1440"/>
+          </w:tcPr>
+          <w:p>
+            <w:pPr>
+              <w:spacing w:line="240" w:lineRule="auto" w:after="20"/>
+            </w:pPr>
+            <w:r/>
+            <w:r>
+              <w:rPr>
+                <w:rFonts w:ascii="Times New Roman" w:hAnsi="Times New Roman"/>
+                <w:sz w:val="19"/>
+              </w:rPr>
+              <w:t>El Niño</w:t>
+            </w:r>
+          </w:p>
+        </w:tc>
+        <w:tc>
+          <w:tcPr>
+            <w:tcW w:type="dxa" w:w="1440"/>
+          </w:tcPr>
+          <w:p>
+            <w:pPr>
+              <w:spacing w:line="240" w:lineRule="auto" w:after="20"/>
+            </w:pPr>
+            <w:r/>
+            <w:r>
+              <w:rPr>
+                <w:rFonts w:ascii="Times New Roman" w:hAnsi="Times New Roman"/>
+                <w:sz w:val="19"/>
+              </w:rPr>
+              <w:t>42</w:t>
+            </w:r>
+          </w:p>
+        </w:tc>
+        <w:tc>
+          <w:tcPr>
+            <w:tcW w:type="dxa" w:w="1440"/>
+          </w:tcPr>
+          <w:p>
+            <w:pPr>
+              <w:spacing w:line="240" w:lineRule="auto" w:after="20"/>
+            </w:pPr>
+            <w:r/>
+            <w:r>
+              <w:rPr>
+                <w:rFonts w:ascii="Times New Roman" w:hAnsi="Times New Roman"/>
+                <w:sz w:val="19"/>
+              </w:rPr>
+              <w:t>49</w:t>
+            </w:r>
+          </w:p>
+        </w:tc>
+        <w:tc>
+          <w:tcPr>
+            <w:tcW w:type="dxa" w:w="1440"/>
+          </w:tcPr>
+          <w:p>
+            <w:pPr>
+              <w:spacing w:line="240" w:lineRule="auto" w:after="20"/>
+            </w:pPr>
+            <w:r/>
+            <w:r>
+              <w:rPr>
+                <w:rFonts w:ascii="Times New Roman" w:hAnsi="Times New Roman"/>
+                <w:sz w:val="19"/>
+              </w:rPr>
+              <w:t>62</w:t>
+            </w:r>
+          </w:p>
+        </w:tc>
+        <w:tc>
+          <w:tcPr>
+            <w:tcW w:type="dxa" w:w="1440"/>
+          </w:tcPr>
+          <w:p>
+            <w:pPr>
+              <w:spacing w:line="240" w:lineRule="auto" w:after="20"/>
+            </w:pPr>
+            <w:r/>
+            <w:r>
+              <w:rPr>
+                <w:rFonts w:ascii="Times New Roman" w:hAnsi="Times New Roman"/>
+                <w:sz w:val="19"/>
+              </w:rPr>
+              <w:t>R$ 2.422/ha</w:t>
+            </w:r>
+          </w:p>
+        </w:tc>
+        <w:tc>
+          <w:tcPr>
+            <w:tcW w:type="dxa" w:w="1440"/>
+          </w:tcPr>
+          <w:p>
+            <w:pPr>
+              <w:spacing w:line="240" w:lineRule="auto" w:after="20"/>
+            </w:pPr>
+            <w:r/>
+            <w:r>
+              <w:rPr>
+                <w:rFonts w:ascii="Times New Roman" w:hAnsi="Times New Roman"/>
+                <w:sz w:val="19"/>
+              </w:rPr>
+              <w:t>0%</w:t>
+            </w:r>
+          </w:p>
+        </w:tc>
+      </w:tr>
+      <w:tr>
+        <w:tc>
+          <w:tcPr>
+            <w:tcW w:type="dxa" w:w="1440"/>
+          </w:tcPr>
+          <w:p>
+            <w:pPr>
+              <w:spacing w:line="240" w:lineRule="auto" w:after="20"/>
+            </w:pPr>
+            <w:r/>
+            <w:r>
+              <w:rPr>
+                <w:rFonts w:ascii="Times New Roman" w:hAnsi="Times New Roman"/>
+                <w:sz w:val="19"/>
+              </w:rPr>
+              <w:t>Neutro</w:t>
+            </w:r>
+          </w:p>
+        </w:tc>
+        <w:tc>
+          <w:tcPr>
+            <w:tcW w:type="dxa" w:w="1440"/>
+          </w:tcPr>
+          <w:p>
+            <w:pPr>
+              <w:spacing w:line="240" w:lineRule="auto" w:after="20"/>
+            </w:pPr>
+            <w:r/>
+            <w:r>
+              <w:rPr>
+                <w:rFonts w:ascii="Times New Roman" w:hAnsi="Times New Roman"/>
+                <w:sz w:val="19"/>
+              </w:rPr>
+              <w:t>41</w:t>
+            </w:r>
+          </w:p>
+        </w:tc>
+        <w:tc>
+          <w:tcPr>
+            <w:tcW w:type="dxa" w:w="1440"/>
+          </w:tcPr>
+          <w:p>
+            <w:pPr>
+              <w:spacing w:line="240" w:lineRule="auto" w:after="20"/>
+            </w:pPr>
+            <w:r/>
+            <w:r>
+              <w:rPr>
+                <w:rFonts w:ascii="Times New Roman" w:hAnsi="Times New Roman"/>
+                <w:sz w:val="19"/>
+              </w:rPr>
+              <w:t>46</w:t>
+            </w:r>
+          </w:p>
+        </w:tc>
+        <w:tc>
+          <w:tcPr>
+            <w:tcW w:type="dxa" w:w="1440"/>
+          </w:tcPr>
+          <w:p>
+            <w:pPr>
+              <w:spacing w:line="240" w:lineRule="auto" w:after="20"/>
+            </w:pPr>
+            <w:r/>
+            <w:r>
+              <w:rPr>
+                <w:rFonts w:ascii="Times New Roman" w:hAnsi="Times New Roman"/>
+                <w:sz w:val="19"/>
+              </w:rPr>
+              <w:t>57</w:t>
+            </w:r>
+          </w:p>
+        </w:tc>
+        <w:tc>
+          <w:tcPr>
+            <w:tcW w:type="dxa" w:w="1440"/>
+          </w:tcPr>
+          <w:p>
+            <w:pPr>
+              <w:spacing w:line="240" w:lineRule="auto" w:after="20"/>
+            </w:pPr>
+            <w:r/>
+            <w:r>
+              <w:rPr>
+                <w:rFonts w:ascii="Times New Roman" w:hAnsi="Times New Roman"/>
+                <w:sz w:val="19"/>
+              </w:rPr>
+              <w:t>R$ 2.092/ha</w:t>
+            </w:r>
+          </w:p>
+        </w:tc>
+        <w:tc>
+          <w:tcPr>
+            <w:tcW w:type="dxa" w:w="1440"/>
+          </w:tcPr>
+          <w:p>
+            <w:pPr>
+              <w:spacing w:line="240" w:lineRule="auto" w:after="20"/>
+            </w:pPr>
+            <w:r/>
+            <w:r>
+              <w:rPr>
+                <w:rFonts w:ascii="Times New Roman" w:hAnsi="Times New Roman"/>
+                <w:sz w:val="19"/>
+              </w:rPr>
+              <w:t>0%</w:t>
+            </w:r>
+          </w:p>
+        </w:tc>
+      </w:tr>
+      <w:tr>
+        <w:tc>
+          <w:tcPr>
+            <w:tcW w:type="dxa" w:w="1440"/>
+          </w:tcPr>
+          <w:p>
+            <w:pPr>
+              <w:spacing w:line="240" w:lineRule="auto" w:after="20"/>
+            </w:pPr>
+            <w:r/>
+            <w:r>
+              <w:rPr>
+                <w:rFonts w:ascii="Times New Roman" w:hAnsi="Times New Roman"/>
+                <w:sz w:val="19"/>
+              </w:rPr>
+              <w:t>La Niña</w:t>
+            </w:r>
+          </w:p>
+        </w:tc>
+        <w:tc>
+          <w:tcPr>
+            <w:tcW w:type="dxa" w:w="1440"/>
+          </w:tcPr>
+          <w:p>
+            <w:pPr>
+              <w:spacing w:line="240" w:lineRule="auto" w:after="20"/>
+            </w:pPr>
+            <w:r/>
+            <w:r>
+              <w:rPr>
+                <w:rFonts w:ascii="Times New Roman" w:hAnsi="Times New Roman"/>
+                <w:sz w:val="19"/>
+              </w:rPr>
+              <w:t>39</w:t>
+            </w:r>
+          </w:p>
+        </w:tc>
+        <w:tc>
+          <w:tcPr>
+            <w:tcW w:type="dxa" w:w="1440"/>
+          </w:tcPr>
+          <w:p>
+            <w:pPr>
+              <w:spacing w:line="240" w:lineRule="auto" w:after="20"/>
+            </w:pPr>
+            <w:r/>
+            <w:r>
+              <w:rPr>
+                <w:rFonts w:ascii="Times New Roman" w:hAnsi="Times New Roman"/>
+                <w:sz w:val="19"/>
+              </w:rPr>
+              <w:t>43</w:t>
+            </w:r>
+          </w:p>
+        </w:tc>
+        <w:tc>
+          <w:tcPr>
+            <w:tcW w:type="dxa" w:w="1440"/>
+          </w:tcPr>
+          <w:p>
+            <w:pPr>
+              <w:spacing w:line="240" w:lineRule="auto" w:after="20"/>
+            </w:pPr>
+            <w:r/>
+            <w:r>
+              <w:rPr>
+                <w:rFonts w:ascii="Times New Roman" w:hAnsi="Times New Roman"/>
+                <w:sz w:val="19"/>
+              </w:rPr>
+              <w:t>52</w:t>
+            </w:r>
+          </w:p>
+        </w:tc>
+        <w:tc>
+          <w:tcPr>
+            <w:tcW w:type="dxa" w:w="1440"/>
+          </w:tcPr>
+          <w:p>
+            <w:pPr>
+              <w:spacing w:line="240" w:lineRule="auto" w:after="20"/>
+            </w:pPr>
+            <w:r/>
+            <w:r>
+              <w:rPr>
+                <w:rFonts w:ascii="Times New Roman" w:hAnsi="Times New Roman"/>
+                <w:sz w:val="19"/>
+              </w:rPr>
+              <w:t>R$ 1.735/ha</w:t>
+            </w:r>
+          </w:p>
+        </w:tc>
+        <w:tc>
+          <w:tcPr>
+            <w:tcW w:type="dxa" w:w="1440"/>
+          </w:tcPr>
+          <w:p>
+            <w:pPr>
+              <w:spacing w:line="240" w:lineRule="auto" w:after="20"/>
+            </w:pPr>
+            <w:r/>
+            <w:r>
+              <w:rPr>
+                <w:rFonts w:ascii="Times New Roman" w:hAnsi="Times New Roman"/>
+                <w:sz w:val="19"/>
+              </w:rPr>
+              <w:t>1%</w:t>
+            </w:r>
+          </w:p>
+        </w:tc>
+      </w:tr>
+    </w:tbl>
+    <w:p>
+      <w:pPr>
+        <w:spacing w:after="120"/>
+      </w:pPr>
+    </w:p>
+    <w:p>
+      <w:pPr>
+        <w:jc w:val="center"/>
+      </w:pPr>
+      <w:r>
+        <w:drawing>
+          <wp:inline xmlns:a="http://schemas.openxmlformats.org/drawingml/2006/main" xmlns:pic="http://schemas.openxmlformats.org/drawingml/2006/picture">
+            <wp:extent cx="5669280" cy="2528192"/>
+            <wp:docPr id="3" name="Picture 3"/>
+            <wp:cNvGraphicFramePr>
+              <a:graphicFrameLocks noChangeAspect="1"/>
+            </wp:cNvGraphicFramePr>
+            <a:graphic>
+              <a:graphicData uri="http://schemas.openxmlformats.org/drawingml/2006/picture">
+                <pic:pic>
+                  <pic:nvPicPr>
+                    <pic:cNvPr id="0" name="d_enso.png"/>
+                    <pic:cNvPicPr/>
+                  </pic:nvPicPr>
+                  <pic:blipFill>
+                    <a:blip r:embed="rId11"/>
+                    <a:stretch>
+                      <a:fillRect/>
+                    </a:stretch>
+                  </pic:blipFill>
+                  <pic:spPr>
+                    <a:xfrm>
+                      <a:off x="0" y="0"/>
+                      <a:ext cx="5669280" cy="2528192"/>
+                    </a:xfrm>
+                    <a:prstGeom prst="rect"/>
+                  </pic:spPr>
+                </pic:pic>
+              </a:graphicData>
+            </a:graphic>
+          </wp:inline>
+        </w:drawing>
+      </w:r>
+    </w:p>
+    <w:p>
+      <w:pPr>
+        <w:spacing w:after="160"/>
+        <w:jc w:val="center"/>
+      </w:pPr>
+      <w:r>
+        <w:rPr>
+          <w:b w:val="0"/>
+          <w:color w:val="444444"/>
+          <w:sz w:val="20"/>
+        </w:rPr>
+        <w:t>Figura 3 — Produtividade mediana e faixa p10–p90 por fase ENSO</w:t>
+      </w:r>
+    </w:p>
+    <w:p>
+      <w:pPr>
+        <w:pStyle w:val="Heading2"/>
+      </w:pPr>
+      <w:r>
+        <w:t>4.4 Intervenções recomendadas e diagnóstico</w:t>
+      </w:r>
+    </w:p>
+    <w:p>
+      <w:pPr>
+        <w:spacing w:after="40"/>
+        <w:jc w:val="center"/>
+      </w:pPr>
+      <w:r>
+        <w:rPr>
+          <w:b w:val="0"/>
+          <w:color w:val="444444"/>
+          <w:sz w:val="20"/>
+        </w:rPr>
+        <w:t>Quadro 5 — Intervenções avaliadas pelo motor de decisão</w:t>
+      </w:r>
+    </w:p>
+    <w:tbl>
+      <w:tblPr>
+        <w:tblStyle w:val="LightGrid-Accent1"/>
+        <w:tblW w:type="auto" w:w="0"/>
+        <w:tblLook w:firstColumn="1" w:firstRow="1" w:lastColumn="0" w:lastRow="0" w:noHBand="0" w:noVBand="1" w:val="04A0"/>
+      </w:tblPr>
+      <w:tblGrid>
+        <w:gridCol w:w="2160"/>
+        <w:gridCol w:w="2160"/>
+        <w:gridCol w:w="2160"/>
+        <w:gridCol w:w="2160"/>
+      </w:tblGrid>
+      <w:tr>
+        <w:tc>
+          <w:tcPr>
+            <w:tcW w:type="dxa" w:w="2160"/>
+          </w:tcPr>
+          <w:p>
+            <w:pPr>
+              <w:spacing w:line="240" w:lineRule="auto" w:after="20"/>
+            </w:pPr>
+            <w:r/>
+            <w:r>
+              <w:rPr>
+                <w:rFonts w:ascii="Times New Roman" w:hAnsi="Times New Roman"/>
+                <w:b/>
+                <w:sz w:val="19"/>
+              </w:rPr>
+              <w:t>Intervenção avaliada</w:t>
+            </w:r>
+          </w:p>
+        </w:tc>
+        <w:tc>
+          <w:tcPr>
+            <w:tcW w:type="dxa" w:w="2160"/>
+          </w:tcPr>
+          <w:p>
+            <w:pPr>
+              <w:spacing w:line="240" w:lineRule="auto" w:after="20"/>
+            </w:pPr>
+            <w:r/>
+            <w:r>
+              <w:rPr>
+                <w:rFonts w:ascii="Times New Roman" w:hAnsi="Times New Roman"/>
+                <w:b/>
+                <w:sz w:val="19"/>
+              </w:rPr>
+              <w:t>Δ produtiv. (sc/ha)</w:t>
+            </w:r>
+          </w:p>
+        </w:tc>
+        <w:tc>
+          <w:tcPr>
+            <w:tcW w:type="dxa" w:w="2160"/>
+          </w:tcPr>
+          <w:p>
+            <w:pPr>
+              <w:spacing w:line="240" w:lineRule="auto" w:after="20"/>
+            </w:pPr>
+            <w:r/>
+            <w:r>
+              <w:rPr>
+                <w:rFonts w:ascii="Times New Roman" w:hAnsi="Times New Roman"/>
+                <w:b/>
+                <w:sz w:val="19"/>
+              </w:rPr>
+              <w:t>Δ lucro (R$/ha)</w:t>
+            </w:r>
+          </w:p>
+        </w:tc>
+        <w:tc>
+          <w:tcPr>
+            <w:tcW w:type="dxa" w:w="2160"/>
+          </w:tcPr>
+          <w:p>
+            <w:pPr>
+              <w:spacing w:line="240" w:lineRule="auto" w:after="20"/>
+            </w:pPr>
+            <w:r/>
+            <w:r>
+              <w:rPr>
+                <w:rFonts w:ascii="Times New Roman" w:hAnsi="Times New Roman"/>
+                <w:b/>
+                <w:sz w:val="19"/>
+              </w:rPr>
+              <w:t>Prob. de melhorar</w:t>
+            </w:r>
+          </w:p>
+        </w:tc>
+      </w:tr>
+      <w:tr>
+        <w:tc>
+          <w:tcPr>
+            <w:tcW w:type="dxa" w:w="2160"/>
+          </w:tcPr>
+          <w:p>
+            <w:pPr>
+              <w:spacing w:line="240" w:lineRule="auto" w:after="20"/>
+            </w:pPr>
+            <w:r/>
+            <w:r>
+              <w:rPr>
+                <w:rFonts w:ascii="Times New Roman" w:hAnsi="Times New Roman"/>
+                <w:sz w:val="19"/>
+              </w:rPr>
+              <w:t>Antecipar semeadura para o núcleo ótimo (ZARC)</w:t>
+            </w:r>
+          </w:p>
+        </w:tc>
+        <w:tc>
+          <w:tcPr>
+            <w:tcW w:type="dxa" w:w="2160"/>
+          </w:tcPr>
+          <w:p>
+            <w:pPr>
+              <w:spacing w:line="240" w:lineRule="auto" w:after="20"/>
+            </w:pPr>
+            <w:r/>
+            <w:r>
+              <w:rPr>
+                <w:rFonts w:ascii="Times New Roman" w:hAnsi="Times New Roman"/>
+                <w:sz w:val="19"/>
+              </w:rPr>
+              <w:t>+1.3</w:t>
+            </w:r>
+          </w:p>
+        </w:tc>
+        <w:tc>
+          <w:tcPr>
+            <w:tcW w:type="dxa" w:w="2160"/>
+          </w:tcPr>
+          <w:p>
+            <w:pPr>
+              <w:spacing w:line="240" w:lineRule="auto" w:after="20"/>
+            </w:pPr>
+            <w:r/>
+            <w:r>
+              <w:rPr>
+                <w:rFonts w:ascii="Times New Roman" w:hAnsi="Times New Roman"/>
+                <w:sz w:val="19"/>
+              </w:rPr>
+              <w:t>+156</w:t>
+            </w:r>
+          </w:p>
+        </w:tc>
+        <w:tc>
+          <w:tcPr>
+            <w:tcW w:type="dxa" w:w="2160"/>
+          </w:tcPr>
+          <w:p>
+            <w:pPr>
+              <w:spacing w:line="240" w:lineRule="auto" w:after="20"/>
+            </w:pPr>
+            <w:r/>
+            <w:r>
+              <w:rPr>
+                <w:rFonts w:ascii="Times New Roman" w:hAnsi="Times New Roman"/>
+                <w:sz w:val="19"/>
+              </w:rPr>
+              <w:t>80%</w:t>
+            </w:r>
+          </w:p>
+        </w:tc>
+      </w:tr>
+      <w:tr>
+        <w:tc>
+          <w:tcPr>
+            <w:tcW w:type="dxa" w:w="2160"/>
+          </w:tcPr>
+          <w:p>
+            <w:pPr>
+              <w:spacing w:line="240" w:lineRule="auto" w:after="20"/>
+            </w:pPr>
+            <w:r/>
+            <w:r>
+              <w:rPr>
+                <w:rFonts w:ascii="Times New Roman" w:hAnsi="Times New Roman"/>
+                <w:sz w:val="19"/>
+              </w:rPr>
+              <w:t>Remover 1 aplicação de fungicida</w:t>
+            </w:r>
+          </w:p>
+        </w:tc>
+        <w:tc>
+          <w:tcPr>
+            <w:tcW w:type="dxa" w:w="2160"/>
+          </w:tcPr>
+          <w:p>
+            <w:pPr>
+              <w:spacing w:line="240" w:lineRule="auto" w:after="20"/>
+            </w:pPr>
+            <w:r/>
+            <w:r>
+              <w:rPr>
+                <w:rFonts w:ascii="Times New Roman" w:hAnsi="Times New Roman"/>
+                <w:sz w:val="19"/>
+              </w:rPr>
+              <w:t>-1.8</w:t>
+            </w:r>
+          </w:p>
+        </w:tc>
+        <w:tc>
+          <w:tcPr>
+            <w:tcW w:type="dxa" w:w="2160"/>
+          </w:tcPr>
+          <w:p>
+            <w:pPr>
+              <w:spacing w:line="240" w:lineRule="auto" w:after="20"/>
+            </w:pPr>
+            <w:r/>
+            <w:r>
+              <w:rPr>
+                <w:rFonts w:ascii="Times New Roman" w:hAnsi="Times New Roman"/>
+                <w:sz w:val="19"/>
+              </w:rPr>
+              <w:t>-36</w:t>
+            </w:r>
+          </w:p>
+        </w:tc>
+        <w:tc>
+          <w:tcPr>
+            <w:tcW w:type="dxa" w:w="2160"/>
+          </w:tcPr>
+          <w:p>
+            <w:pPr>
+              <w:spacing w:line="240" w:lineRule="auto" w:after="20"/>
+            </w:pPr>
+            <w:r/>
+            <w:r>
+              <w:rPr>
+                <w:rFonts w:ascii="Times New Roman" w:hAnsi="Times New Roman"/>
+                <w:sz w:val="19"/>
+              </w:rPr>
+              <w:t>28%</w:t>
+            </w:r>
+          </w:p>
+        </w:tc>
+      </w:tr>
+      <w:tr>
+        <w:tc>
+          <w:tcPr>
+            <w:tcW w:type="dxa" w:w="2160"/>
+          </w:tcPr>
+          <w:p>
+            <w:pPr>
+              <w:spacing w:line="240" w:lineRule="auto" w:after="20"/>
+            </w:pPr>
+            <w:r/>
+            <w:r>
+              <w:rPr>
+                <w:rFonts w:ascii="Times New Roman" w:hAnsi="Times New Roman"/>
+                <w:sz w:val="19"/>
+              </w:rPr>
+              <w:t>Adicionar 1 aplicação de fungicida</w:t>
+            </w:r>
+          </w:p>
+        </w:tc>
+        <w:tc>
+          <w:tcPr>
+            <w:tcW w:type="dxa" w:w="2160"/>
+          </w:tcPr>
+          <w:p>
+            <w:pPr>
+              <w:spacing w:line="240" w:lineRule="auto" w:after="20"/>
+            </w:pPr>
+            <w:r/>
+            <w:r>
+              <w:rPr>
+                <w:rFonts w:ascii="Times New Roman" w:hAnsi="Times New Roman"/>
+                <w:sz w:val="19"/>
+              </w:rPr>
+              <w:t>+0.9</w:t>
+            </w:r>
+          </w:p>
+        </w:tc>
+        <w:tc>
+          <w:tcPr>
+            <w:tcW w:type="dxa" w:w="2160"/>
+          </w:tcPr>
+          <w:p>
+            <w:pPr>
+              <w:spacing w:line="240" w:lineRule="auto" w:after="20"/>
+            </w:pPr>
+            <w:r/>
+            <w:r>
+              <w:rPr>
+                <w:rFonts w:ascii="Times New Roman" w:hAnsi="Times New Roman"/>
+                <w:sz w:val="19"/>
+              </w:rPr>
+              <w:t>-72</w:t>
+            </w:r>
+          </w:p>
+        </w:tc>
+        <w:tc>
+          <w:tcPr>
+            <w:tcW w:type="dxa" w:w="2160"/>
+          </w:tcPr>
+          <w:p>
+            <w:pPr>
+              <w:spacing w:line="240" w:lineRule="auto" w:after="20"/>
+            </w:pPr>
+            <w:r/>
+            <w:r>
+              <w:rPr>
+                <w:rFonts w:ascii="Times New Roman" w:hAnsi="Times New Roman"/>
+                <w:sz w:val="19"/>
+              </w:rPr>
+              <w:t>0%</w:t>
+            </w:r>
+          </w:p>
+        </w:tc>
+      </w:tr>
+    </w:tbl>
+    <w:p>
+      <w:pPr>
+        <w:spacing w:after="120"/>
+      </w:pPr>
+    </w:p>
+    <w:p>
+      <w:pPr>
+        <w:spacing w:after="120"/>
+        <w:ind w:firstLine="720"/>
+      </w:pPr>
+      <w:r>
+        <w:t>O diagnóstico automático concluiu: “O talhão está 44 sc/ha abaixo do potencial. A maior limitação provável é déficit hídrico (veranico) (explica ~25 sc/ha). Dado de baixa confiança — confirme: balanço hídrico do ciclo (déficit em R3–R5) e chuva medida no talhão.” O índice de acurácia dos dados foi de 37% (baixa), e a confiança foi expressa em quatro níveis (dados 37%, modelo 89%, recomendação 33%, resultado 27%) — evidenciando que a maior incerteza está nos dados, não na modelagem.</w:t>
+      </w:r>
+    </w:p>
+    <w:p>
+      <w:r>
+        <w:br w:type="page"/>
+      </w:r>
+    </w:p>
+    <w:p>
+      <w:pPr>
+        <w:pStyle w:val="Heading1"/>
+      </w:pPr>
+      <w:r>
+        <w:t>5 DECISÕES DE PROJETO DOCUMENTADAS</w:t>
+      </w:r>
+    </w:p>
+    <w:p>
+      <w:pPr>
+        <w:spacing w:after="120"/>
+        <w:ind w:firstLine="720"/>
+      </w:pPr>
+      <w:r>
+        <w:t>Registram-se aqui as principais decisões técnicas e metodológicas do projeto, cada uma com a alternativa considerada e a justificativa — um registro no estilo dos 'registros de decisão de arquitetura' (ADR), que documenta o porquê de cada escolha (Quadro 7).</w:t>
+      </w:r>
+    </w:p>
+    <w:p>
+      <w:pPr>
+        <w:spacing w:after="40"/>
+        <w:jc w:val="center"/>
+      </w:pPr>
+      <w:r>
+        <w:rPr>
+          <w:b w:val="0"/>
+          <w:color w:val="444444"/>
+          <w:sz w:val="20"/>
+        </w:rPr>
+        <w:t>Quadro 6 — Registro de decisões de projeto (ADR)</w:t>
+      </w:r>
+    </w:p>
+    <w:tbl>
+      <w:tblPr>
+        <w:tblStyle w:val="LightGrid-Accent1"/>
+        <w:tblW w:type="auto" w:w="0"/>
+        <w:tblLook w:firstColumn="1" w:firstRow="1" w:lastColumn="0" w:lastRow="0" w:noHBand="0" w:noVBand="1" w:val="04A0"/>
+      </w:tblPr>
+      <w:tblGrid>
+        <w:gridCol w:w="2880"/>
+        <w:gridCol w:w="2880"/>
+        <w:gridCol w:w="2880"/>
+      </w:tblGrid>
+      <w:tr>
+        <w:tc>
+          <w:tcPr>
+            <w:tcW w:type="dxa" w:w="2880"/>
+          </w:tcPr>
+          <w:p>
+            <w:pPr>
+              <w:spacing w:line="240" w:lineRule="auto" w:after="20"/>
+            </w:pPr>
+            <w:r/>
+            <w:r>
+              <w:rPr>
+                <w:rFonts w:ascii="Times New Roman" w:hAnsi="Times New Roman"/>
+                <w:b/>
+                <w:sz w:val="19"/>
+              </w:rPr>
+              <w:t>Decisão</w:t>
+            </w:r>
+          </w:p>
+        </w:tc>
+        <w:tc>
+          <w:tcPr>
+            <w:tcW w:type="dxa" w:w="2880"/>
+          </w:tcPr>
+          <w:p>
+            <w:pPr>
+              <w:spacing w:line="240" w:lineRule="auto" w:after="20"/>
+            </w:pPr>
+            <w:r/>
+            <w:r>
+              <w:rPr>
+                <w:rFonts w:ascii="Times New Roman" w:hAnsi="Times New Roman"/>
+                <w:b/>
+                <w:sz w:val="19"/>
+              </w:rPr>
+              <w:t>Alternativa considerada</w:t>
+            </w:r>
+          </w:p>
+        </w:tc>
+        <w:tc>
+          <w:tcPr>
+            <w:tcW w:type="dxa" w:w="2880"/>
+          </w:tcPr>
+          <w:p>
+            <w:pPr>
+              <w:spacing w:line="240" w:lineRule="auto" w:after="20"/>
+            </w:pPr>
+            <w:r/>
+            <w:r>
+              <w:rPr>
+                <w:rFonts w:ascii="Times New Roman" w:hAnsi="Times New Roman"/>
+                <w:b/>
+                <w:sz w:val="19"/>
+              </w:rPr>
+              <w:t>Justificativa</w:t>
+            </w:r>
+          </w:p>
+        </w:tc>
+      </w:tr>
+      <w:tr>
+        <w:tc>
+          <w:tcPr>
+            <w:tcW w:type="dxa" w:w="2880"/>
+          </w:tcPr>
+          <w:p>
+            <w:pPr>
+              <w:spacing w:line="240" w:lineRule="auto" w:after="20"/>
+            </w:pPr>
+            <w:r/>
+            <w:r>
+              <w:rPr>
+                <w:rFonts w:ascii="Times New Roman" w:hAnsi="Times New Roman"/>
+                <w:sz w:val="19"/>
+              </w:rPr>
+              <w:t>Núcleo determinístico baseado em processos</w:t>
+            </w:r>
+          </w:p>
+        </w:tc>
+        <w:tc>
+          <w:tcPr>
+            <w:tcW w:type="dxa" w:w="2880"/>
+          </w:tcPr>
+          <w:p>
+            <w:pPr>
+              <w:spacing w:line="240" w:lineRule="auto" w:after="20"/>
+            </w:pPr>
+            <w:r/>
+            <w:r>
+              <w:rPr>
+                <w:rFonts w:ascii="Times New Roman" w:hAnsi="Times New Roman"/>
+                <w:sz w:val="19"/>
+              </w:rPr>
+              <w:t>Machine learning no centro</w:t>
+            </w:r>
+          </w:p>
+        </w:tc>
+        <w:tc>
+          <w:tcPr>
+            <w:tcW w:type="dxa" w:w="2880"/>
+          </w:tcPr>
+          <w:p>
+            <w:pPr>
+              <w:spacing w:line="240" w:lineRule="auto" w:after="20"/>
+            </w:pPr>
+            <w:r/>
+            <w:r>
+              <w:rPr>
+                <w:rFonts w:ascii="Times New Roman" w:hAnsi="Times New Roman"/>
+                <w:sz w:val="19"/>
+              </w:rPr>
+              <w:t>Funciona desde a 1ª safra e é explicável; ML exige históricos inexistentes</w:t>
+            </w:r>
+          </w:p>
+        </w:tc>
+      </w:tr>
+      <w:tr>
+        <w:tc>
+          <w:tcPr>
+            <w:tcW w:type="dxa" w:w="2880"/>
+          </w:tcPr>
+          <w:p>
+            <w:pPr>
+              <w:spacing w:line="240" w:lineRule="auto" w:after="20"/>
+            </w:pPr>
+            <w:r/>
+            <w:r>
+              <w:rPr>
+                <w:rFonts w:ascii="Times New Roman" w:hAnsi="Times New Roman"/>
+                <w:sz w:val="19"/>
+              </w:rPr>
+              <w:t>Arquitetura em três camadas (baixo acoplamento)</w:t>
+            </w:r>
+          </w:p>
+        </w:tc>
+        <w:tc>
+          <w:tcPr>
+            <w:tcW w:type="dxa" w:w="2880"/>
+          </w:tcPr>
+          <w:p>
+            <w:pPr>
+              <w:spacing w:line="240" w:lineRule="auto" w:after="20"/>
+            </w:pPr>
+            <w:r/>
+            <w:r>
+              <w:rPr>
+                <w:rFonts w:ascii="Times New Roman" w:hAnsi="Times New Roman"/>
+                <w:sz w:val="19"/>
+              </w:rPr>
+              <w:t>Aplicação monolítica</w:t>
+            </w:r>
+          </w:p>
+        </w:tc>
+        <w:tc>
+          <w:tcPr>
+            <w:tcW w:type="dxa" w:w="2880"/>
+          </w:tcPr>
+          <w:p>
+            <w:pPr>
+              <w:spacing w:line="240" w:lineRule="auto" w:after="20"/>
+            </w:pPr>
+            <w:r/>
+            <w:r>
+              <w:rPr>
+                <w:rFonts w:ascii="Times New Roman" w:hAnsi="Times New Roman"/>
+                <w:sz w:val="19"/>
+              </w:rPr>
+              <w:t>Permite testar e evoluir cada parte isoladamente</w:t>
+            </w:r>
+          </w:p>
+        </w:tc>
+      </w:tr>
+      <w:tr>
+        <w:tc>
+          <w:tcPr>
+            <w:tcW w:type="dxa" w:w="2880"/>
+          </w:tcPr>
+          <w:p>
+            <w:pPr>
+              <w:spacing w:line="240" w:lineRule="auto" w:after="20"/>
+            </w:pPr>
+            <w:r/>
+            <w:r>
+              <w:rPr>
+                <w:rFonts w:ascii="Times New Roman" w:hAnsi="Times New Roman"/>
+                <w:sz w:val="19"/>
+              </w:rPr>
+              <w:t>Decomposição aditiva da produtividade (IPPD)</w:t>
+            </w:r>
+          </w:p>
+        </w:tc>
+        <w:tc>
+          <w:tcPr>
+            <w:tcW w:type="dxa" w:w="2880"/>
+          </w:tcPr>
+          <w:p>
+            <w:pPr>
+              <w:spacing w:line="240" w:lineRule="auto" w:after="20"/>
+            </w:pPr>
+            <w:r/>
+            <w:r>
+              <w:rPr>
+                <w:rFonts w:ascii="Times New Roman" w:hAnsi="Times New Roman"/>
+                <w:sz w:val="19"/>
+              </w:rPr>
+              <w:t>Regressão única (caixa-preta)</w:t>
+            </w:r>
+          </w:p>
+        </w:tc>
+        <w:tc>
+          <w:tcPr>
+            <w:tcW w:type="dxa" w:w="2880"/>
+          </w:tcPr>
+          <w:p>
+            <w:pPr>
+              <w:spacing w:line="240" w:lineRule="auto" w:after="20"/>
+            </w:pPr>
+            <w:r/>
+            <w:r>
+              <w:rPr>
+                <w:rFonts w:ascii="Times New Roman" w:hAnsi="Times New Roman"/>
+                <w:sz w:val="19"/>
+              </w:rPr>
+              <w:t>Mostra de onde vem cada saca — confiança do agrônomo</w:t>
+            </w:r>
+          </w:p>
+        </w:tc>
+      </w:tr>
+      <w:tr>
+        <w:tc>
+          <w:tcPr>
+            <w:tcW w:type="dxa" w:w="2880"/>
+          </w:tcPr>
+          <w:p>
+            <w:pPr>
+              <w:spacing w:line="240" w:lineRule="auto" w:after="20"/>
+            </w:pPr>
+            <w:r/>
+            <w:r>
+              <w:rPr>
+                <w:rFonts w:ascii="Times New Roman" w:hAnsi="Times New Roman"/>
+                <w:sz w:val="19"/>
+              </w:rPr>
+              <w:t>Risco por Monte Carlo (3.000 safras)</w:t>
+            </w:r>
+          </w:p>
+        </w:tc>
+        <w:tc>
+          <w:tcPr>
+            <w:tcW w:type="dxa" w:w="2880"/>
+          </w:tcPr>
+          <w:p>
+            <w:pPr>
+              <w:spacing w:line="240" w:lineRule="auto" w:after="20"/>
+            </w:pPr>
+            <w:r/>
+            <w:r>
+              <w:rPr>
+                <w:rFonts w:ascii="Times New Roman" w:hAnsi="Times New Roman"/>
+                <w:sz w:val="19"/>
+              </w:rPr>
+              <w:t>Faixa fixa ±10%</w:t>
+            </w:r>
+          </w:p>
+        </w:tc>
+        <w:tc>
+          <w:tcPr>
+            <w:tcW w:type="dxa" w:w="2880"/>
+          </w:tcPr>
+          <w:p>
+            <w:pPr>
+              <w:spacing w:line="240" w:lineRule="auto" w:after="20"/>
+            </w:pPr>
+            <w:r/>
+            <w:r>
+              <w:rPr>
+                <w:rFonts w:ascii="Times New Roman" w:hAnsi="Times New Roman"/>
+                <w:sz w:val="19"/>
+              </w:rPr>
+              <w:t>Reflete a assimetria real do risco climático</w:t>
+            </w:r>
+          </w:p>
+        </w:tc>
+      </w:tr>
+      <w:tr>
+        <w:tc>
+          <w:tcPr>
+            <w:tcW w:type="dxa" w:w="2880"/>
+          </w:tcPr>
+          <w:p>
+            <w:pPr>
+              <w:spacing w:line="240" w:lineRule="auto" w:after="20"/>
+            </w:pPr>
+            <w:r/>
+            <w:r>
+              <w:rPr>
+                <w:rFonts w:ascii="Times New Roman" w:hAnsi="Times New Roman"/>
+                <w:sz w:val="19"/>
+              </w:rPr>
+              <w:t>Monte Carlo pareado para as decisões</w:t>
+            </w:r>
+          </w:p>
+        </w:tc>
+        <w:tc>
+          <w:tcPr>
+            <w:tcW w:type="dxa" w:w="2880"/>
+          </w:tcPr>
+          <w:p>
+            <w:pPr>
+              <w:spacing w:line="240" w:lineRule="auto" w:after="20"/>
+            </w:pPr>
+            <w:r/>
+            <w:r>
+              <w:rPr>
+                <w:rFonts w:ascii="Times New Roman" w:hAnsi="Times New Roman"/>
+                <w:sz w:val="19"/>
+              </w:rPr>
+              <w:t>Simulações independentes</w:t>
+            </w:r>
+          </w:p>
+        </w:tc>
+        <w:tc>
+          <w:tcPr>
+            <w:tcW w:type="dxa" w:w="2880"/>
+          </w:tcPr>
+          <w:p>
+            <w:pPr>
+              <w:spacing w:line="240" w:lineRule="auto" w:after="20"/>
+            </w:pPr>
+            <w:r/>
+            <w:r>
+              <w:rPr>
+                <w:rFonts w:ascii="Times New Roman" w:hAnsi="Times New Roman"/>
+                <w:sz w:val="19"/>
+              </w:rPr>
+              <w:t>Isola o efeito da decisão do ruído do clima</w:t>
+            </w:r>
+          </w:p>
+        </w:tc>
+      </w:tr>
+      <w:tr>
+        <w:tc>
+          <w:tcPr>
+            <w:tcW w:type="dxa" w:w="2880"/>
+          </w:tcPr>
+          <w:p>
+            <w:pPr>
+              <w:spacing w:line="240" w:lineRule="auto" w:after="20"/>
+            </w:pPr>
+            <w:r/>
+            <w:r>
+              <w:rPr>
+                <w:rFonts w:ascii="Times New Roman" w:hAnsi="Times New Roman"/>
+                <w:sz w:val="19"/>
+              </w:rPr>
+              <w:t>Calibração com encolhimento bayesiano</w:t>
+            </w:r>
+          </w:p>
+        </w:tc>
+        <w:tc>
+          <w:tcPr>
+            <w:tcW w:type="dxa" w:w="2880"/>
+          </w:tcPr>
+          <w:p>
+            <w:pPr>
+              <w:spacing w:line="240" w:lineRule="auto" w:after="20"/>
+            </w:pPr>
+            <w:r/>
+            <w:r>
+              <w:rPr>
+                <w:rFonts w:ascii="Times New Roman" w:hAnsi="Times New Roman"/>
+                <w:sz w:val="19"/>
+              </w:rPr>
+              <w:t>Correção integral do erro</w:t>
+            </w:r>
+          </w:p>
+        </w:tc>
+        <w:tc>
+          <w:tcPr>
+            <w:tcW w:type="dxa" w:w="2880"/>
+          </w:tcPr>
+          <w:p>
+            <w:pPr>
+              <w:spacing w:line="240" w:lineRule="auto" w:after="20"/>
+            </w:pPr>
+            <w:r/>
+            <w:r>
+              <w:rPr>
+                <w:rFonts w:ascii="Times New Roman" w:hAnsi="Times New Roman"/>
+                <w:sz w:val="19"/>
+              </w:rPr>
+              <w:t>Evita sobreajuste com poucas safras</w:t>
+            </w:r>
+          </w:p>
+        </w:tc>
+      </w:tr>
+      <w:tr>
+        <w:tc>
+          <w:tcPr>
+            <w:tcW w:type="dxa" w:w="2880"/>
+          </w:tcPr>
+          <w:p>
+            <w:pPr>
+              <w:spacing w:line="240" w:lineRule="auto" w:after="20"/>
+            </w:pPr>
+            <w:r/>
+            <w:r>
+              <w:rPr>
+                <w:rFonts w:ascii="Times New Roman" w:hAnsi="Times New Roman"/>
+                <w:sz w:val="19"/>
+              </w:rPr>
+              <w:t>Assumir e comunicar a incerteza (proveniência)</w:t>
+            </w:r>
+          </w:p>
+        </w:tc>
+        <w:tc>
+          <w:tcPr>
+            <w:tcW w:type="dxa" w:w="2880"/>
+          </w:tcPr>
+          <w:p>
+            <w:pPr>
+              <w:spacing w:line="240" w:lineRule="auto" w:after="20"/>
+            </w:pPr>
+            <w:r/>
+            <w:r>
+              <w:rPr>
+                <w:rFonts w:ascii="Times New Roman" w:hAnsi="Times New Roman"/>
+                <w:sz w:val="19"/>
+              </w:rPr>
+              <w:t>Exibir um número único</w:t>
+            </w:r>
+          </w:p>
+        </w:tc>
+        <w:tc>
+          <w:tcPr>
+            <w:tcW w:type="dxa" w:w="2880"/>
+          </w:tcPr>
+          <w:p>
+            <w:pPr>
+              <w:spacing w:line="240" w:lineRule="auto" w:after="20"/>
+            </w:pPr>
+            <w:r/>
+            <w:r>
+              <w:rPr>
+                <w:rFonts w:ascii="Times New Roman" w:hAnsi="Times New Roman"/>
+                <w:sz w:val="19"/>
+              </w:rPr>
+              <w:t>Mais honesto e mais confiável para o produtor</w:t>
+            </w:r>
+          </w:p>
+        </w:tc>
+      </w:tr>
+      <w:tr>
+        <w:tc>
+          <w:tcPr>
+            <w:tcW w:type="dxa" w:w="2880"/>
+          </w:tcPr>
+          <w:p>
+            <w:pPr>
+              <w:spacing w:line="240" w:lineRule="auto" w:after="20"/>
+            </w:pPr>
+            <w:r/>
+            <w:r>
+              <w:rPr>
+                <w:rFonts w:ascii="Times New Roman" w:hAnsi="Times New Roman"/>
+                <w:sz w:val="19"/>
+              </w:rPr>
+              <w:t>LLM apenas narra, nunca calcula</w:t>
+            </w:r>
+          </w:p>
+        </w:tc>
+        <w:tc>
+          <w:tcPr>
+            <w:tcW w:type="dxa" w:w="2880"/>
+          </w:tcPr>
+          <w:p>
+            <w:pPr>
+              <w:spacing w:line="240" w:lineRule="auto" w:after="20"/>
+            </w:pPr>
+            <w:r/>
+            <w:r>
+              <w:rPr>
+                <w:rFonts w:ascii="Times New Roman" w:hAnsi="Times New Roman"/>
+                <w:sz w:val="19"/>
+              </w:rPr>
+              <w:t>LLM gerando números</w:t>
+            </w:r>
+          </w:p>
+        </w:tc>
+        <w:tc>
+          <w:tcPr>
+            <w:tcW w:type="dxa" w:w="2880"/>
+          </w:tcPr>
+          <w:p>
+            <w:pPr>
+              <w:spacing w:line="240" w:lineRule="auto" w:after="20"/>
+            </w:pPr>
+            <w:r/>
+            <w:r>
+              <w:rPr>
+                <w:rFonts w:ascii="Times New Roman" w:hAnsi="Times New Roman"/>
+                <w:sz w:val="19"/>
+              </w:rPr>
+              <w:t>Preserva a rastreabilidade de cada valor</w:t>
+            </w:r>
+          </w:p>
+        </w:tc>
+      </w:tr>
+      <w:tr>
+        <w:tc>
+          <w:tcPr>
+            <w:tcW w:type="dxa" w:w="2880"/>
+          </w:tcPr>
+          <w:p>
+            <w:pPr>
+              <w:spacing w:line="240" w:lineRule="auto" w:after="20"/>
+            </w:pPr>
+            <w:r/>
+            <w:r>
+              <w:rPr>
+                <w:rFonts w:ascii="Times New Roman" w:hAnsi="Times New Roman"/>
+                <w:sz w:val="19"/>
+              </w:rPr>
+              <w:t>Interface por jornada (progressive disclosure)</w:t>
+            </w:r>
+          </w:p>
+        </w:tc>
+        <w:tc>
+          <w:tcPr>
+            <w:tcW w:type="dxa" w:w="2880"/>
+          </w:tcPr>
+          <w:p>
+            <w:pPr>
+              <w:spacing w:line="240" w:lineRule="auto" w:after="20"/>
+            </w:pPr>
+            <w:r/>
+            <w:r>
+              <w:rPr>
+                <w:rFonts w:ascii="Times New Roman" w:hAnsi="Times New Roman"/>
+                <w:sz w:val="19"/>
+              </w:rPr>
+              <w:t>Painéis simultâneos</w:t>
+            </w:r>
+          </w:p>
+        </w:tc>
+        <w:tc>
+          <w:tcPr>
+            <w:tcW w:type="dxa" w:w="2880"/>
+          </w:tcPr>
+          <w:p>
+            <w:pPr>
+              <w:spacing w:line="240" w:lineRule="auto" w:after="20"/>
+            </w:pPr>
+            <w:r/>
+            <w:r>
+              <w:rPr>
+                <w:rFonts w:ascii="Times New Roman" w:hAnsi="Times New Roman"/>
+                <w:sz w:val="19"/>
+              </w:rPr>
+              <w:t>Reduz a sobrecarga do usuário leigo</w:t>
+            </w:r>
+          </w:p>
+        </w:tc>
+      </w:tr>
+      <w:tr>
+        <w:tc>
+          <w:tcPr>
+            <w:tcW w:type="dxa" w:w="2880"/>
+          </w:tcPr>
+          <w:p>
+            <w:pPr>
+              <w:spacing w:line="240" w:lineRule="auto" w:after="20"/>
+            </w:pPr>
+            <w:r/>
+            <w:r>
+              <w:rPr>
+                <w:rFonts w:ascii="Times New Roman" w:hAnsi="Times New Roman"/>
+                <w:sz w:val="19"/>
+              </w:rPr>
+              <w:t>Persistência geoespacial (PostGIS)</w:t>
+            </w:r>
+          </w:p>
+        </w:tc>
+        <w:tc>
+          <w:tcPr>
+            <w:tcW w:type="dxa" w:w="2880"/>
+          </w:tcPr>
+          <w:p>
+            <w:pPr>
+              <w:spacing w:line="240" w:lineRule="auto" w:after="20"/>
+            </w:pPr>
+            <w:r/>
+            <w:r>
+              <w:rPr>
+                <w:rFonts w:ascii="Times New Roman" w:hAnsi="Times New Roman"/>
+                <w:sz w:val="19"/>
+              </w:rPr>
+              <w:t>Banco relacional simples</w:t>
+            </w:r>
+          </w:p>
+        </w:tc>
+        <w:tc>
+          <w:tcPr>
+            <w:tcW w:type="dxa" w:w="2880"/>
+          </w:tcPr>
+          <w:p>
+            <w:pPr>
+              <w:spacing w:line="240" w:lineRule="auto" w:after="20"/>
+            </w:pPr>
+            <w:r/>
+            <w:r>
+              <w:rPr>
+                <w:rFonts w:ascii="Times New Roman" w:hAnsi="Times New Roman"/>
+                <w:sz w:val="19"/>
+              </w:rPr>
+              <w:t>Um talhão é uma geometria; PostGIS calcula área e localização</w:t>
+            </w:r>
+          </w:p>
+        </w:tc>
+      </w:tr>
+      <w:tr>
+        <w:tc>
+          <w:tcPr>
+            <w:tcW w:type="dxa" w:w="2880"/>
+          </w:tcPr>
+          <w:p>
+            <w:pPr>
+              <w:spacing w:line="240" w:lineRule="auto" w:after="20"/>
+            </w:pPr>
+            <w:r/>
+            <w:r>
+              <w:rPr>
+                <w:rFonts w:ascii="Times New Roman" w:hAnsi="Times New Roman"/>
+                <w:sz w:val="19"/>
+              </w:rPr>
+              <w:t>Dados públicos e gratuitos (Open-Meteo, ZARC)</w:t>
+            </w:r>
+          </w:p>
+        </w:tc>
+        <w:tc>
+          <w:tcPr>
+            <w:tcW w:type="dxa" w:w="2880"/>
+          </w:tcPr>
+          <w:p>
+            <w:pPr>
+              <w:spacing w:line="240" w:lineRule="auto" w:after="20"/>
+            </w:pPr>
+            <w:r/>
+            <w:r>
+              <w:rPr>
+                <w:rFonts w:ascii="Times New Roman" w:hAnsi="Times New Roman"/>
+                <w:sz w:val="19"/>
+              </w:rPr>
+              <w:t>APIs pagas</w:t>
+            </w:r>
+          </w:p>
+        </w:tc>
+        <w:tc>
+          <w:tcPr>
+            <w:tcW w:type="dxa" w:w="2880"/>
+          </w:tcPr>
+          <w:p>
+            <w:pPr>
+              <w:spacing w:line="240" w:lineRule="auto" w:after="20"/>
+            </w:pPr>
+            <w:r/>
+            <w:r>
+              <w:rPr>
+                <w:rFonts w:ascii="Times New Roman" w:hAnsi="Times New Roman"/>
+                <w:sz w:val="19"/>
+              </w:rPr>
+              <w:t>Custo mínimo e democratização do acesso</w:t>
+            </w:r>
+          </w:p>
+        </w:tc>
+      </w:tr>
+    </w:tbl>
+    <w:p>
+      <w:pPr>
+        <w:spacing w:after="120"/>
+      </w:pPr>
+    </w:p>
+    <w:p>
+      <w:r>
+        <w:br w:type="page"/>
+      </w:r>
+    </w:p>
+    <w:p>
+      <w:pPr>
+        <w:pStyle w:val="Heading1"/>
+      </w:pPr>
+      <w:r>
+        <w:t>6 ANÁLISES E CONSIDERAÇÕES FINAIS</w:t>
+      </w:r>
+    </w:p>
+    <w:p>
+      <w:pPr>
+        <w:pStyle w:val="Heading2"/>
+      </w:pPr>
+      <w:r>
+        <w:t>6.1 Marcos e entregas</w:t>
+      </w:r>
+    </w:p>
+    <w:p>
+      <w:pPr>
+        <w:spacing w:after="40"/>
+        <w:jc w:val="center"/>
+      </w:pPr>
+      <w:r>
+        <w:rPr>
+          <w:b w:val="0"/>
+          <w:color w:val="444444"/>
+          <w:sz w:val="20"/>
+        </w:rPr>
+        <w:t>Quadro 7 — Marcos técnicos e entregas formais</w:t>
+      </w:r>
+    </w:p>
+    <w:tbl>
+      <w:tblPr>
+        <w:tblStyle w:val="LightGrid-Accent1"/>
+        <w:tblW w:type="auto" w:w="0"/>
+        <w:tblLook w:firstColumn="1" w:firstRow="1" w:lastColumn="0" w:lastRow="0" w:noHBand="0" w:noVBand="1" w:val="04A0"/>
+      </w:tblPr>
+      <w:tblGrid>
+        <w:gridCol w:w="2880"/>
+        <w:gridCol w:w="2880"/>
+        <w:gridCol w:w="2880"/>
+      </w:tblGrid>
+      <w:tr>
+        <w:tc>
+          <w:tcPr>
+            <w:tcW w:type="dxa" w:w="2880"/>
+          </w:tcPr>
+          <w:p>
+            <w:pPr>
+              <w:spacing w:line="240" w:lineRule="auto" w:after="20"/>
+            </w:pPr>
+            <w:r/>
+            <w:r>
+              <w:rPr>
+                <w:rFonts w:ascii="Times New Roman" w:hAnsi="Times New Roman"/>
+                <w:b/>
+                <w:sz w:val="19"/>
               </w:rPr>
               <w:t>Data</w:t>
             </w:r>
@@ -2178,7 +6727,7 @@
               <w:rPr>
                 <w:rFonts w:ascii="Times New Roman" w:hAnsi="Times New Roman"/>
                 <w:b/>
-                <w:sz w:val="20"/>
+                <w:sz w:val="19"/>
               </w:rPr>
               <w:t>Marco / entrega</w:t>
             </w:r>
@@ -2197,7 +6746,7 @@
               <w:rPr>
                 <w:rFonts w:ascii="Times New Roman" w:hAnsi="Times New Roman"/>
                 <w:b/>
-                <w:sz w:val="20"/>
+                <w:sz w:val="19"/>
               </w:rPr>
               <w:t>Situação</w:t>
             </w:r>
@@ -2217,7 +6766,7 @@
             <w:r>
               <w:rPr>
                 <w:rFonts w:ascii="Times New Roman" w:hAnsi="Times New Roman"/>
-                <w:sz w:val="20"/>
+                <w:sz w:val="19"/>
               </w:rPr>
               <w:t>24 abr 2026</w:t>
             </w:r>
@@ -2235,7 +6784,7 @@
             <w:r>
               <w:rPr>
                 <w:rFonts w:ascii="Times New Roman" w:hAnsi="Times New Roman"/>
-                <w:sz w:val="20"/>
+                <w:sz w:val="19"/>
               </w:rPr>
               <w:t>1ª versão do Plano de Pesquisa (0,5)</w:t>
             </w:r>
@@ -2253,7 +6802,7 @@
             <w:r>
               <w:rPr>
                 <w:rFonts w:ascii="Times New Roman" w:hAnsi="Times New Roman"/>
-                <w:sz w:val="20"/>
+                <w:sz w:val="19"/>
               </w:rPr>
               <w:t>Entregue no prazo</w:t>
             </w:r>
@@ -2273,7 +6822,7 @@
             <w:r>
               <w:rPr>
                 <w:rFonts w:ascii="Times New Roman" w:hAnsi="Times New Roman"/>
-                <w:sz w:val="20"/>
+                <w:sz w:val="19"/>
               </w:rPr>
               <w:t>25 mai 2026</w:t>
             </w:r>
@@ -2291,7 +6840,7 @@
             <w:r>
               <w:rPr>
                 <w:rFonts w:ascii="Times New Roman" w:hAnsi="Times New Roman"/>
-                <w:sz w:val="20"/>
+                <w:sz w:val="19"/>
               </w:rPr>
               <w:t>Versão final do Plano de Pesquisa</w:t>
             </w:r>
@@ -2309,7 +6858,7 @@
             <w:r>
               <w:rPr>
                 <w:rFonts w:ascii="Times New Roman" w:hAnsi="Times New Roman"/>
-                <w:sz w:val="20"/>
+                <w:sz w:val="19"/>
               </w:rPr>
               <w:t>Entregue no prazo</w:t>
             </w:r>
@@ -2329,7 +6878,7 @@
             <w:r>
               <w:rPr>
                 <w:rFonts w:ascii="Times New Roman" w:hAnsi="Times New Roman"/>
-                <w:sz w:val="20"/>
+                <w:sz w:val="19"/>
               </w:rPr>
               <w:t>01 jun 2026</w:t>
             </w:r>
@@ -2347,7 +6896,7 @@
             <w:r>
               <w:rPr>
                 <w:rFonts w:ascii="Times New Roman" w:hAnsi="Times New Roman"/>
-                <w:sz w:val="20"/>
+                <w:sz w:val="19"/>
               </w:rPr>
               <w:t>Relatório de Pesquisa — 1ª versão</w:t>
             </w:r>
@@ -2365,7 +6914,7 @@
             <w:r>
               <w:rPr>
                 <w:rFonts w:ascii="Times New Roman" w:hAnsi="Times New Roman"/>
-                <w:sz w:val="20"/>
+                <w:sz w:val="19"/>
               </w:rPr>
               <w:t>Entregue no prazo</w:t>
             </w:r>
@@ -2385,7 +6934,7 @@
             <w:r>
               <w:rPr>
                 <w:rFonts w:ascii="Times New Roman" w:hAnsi="Times New Roman"/>
-                <w:sz w:val="20"/>
+                <w:sz w:val="19"/>
               </w:rPr>
               <w:t>22 jun 2026</w:t>
             </w:r>
@@ -2403,7 +6952,7 @@
             <w:r>
               <w:rPr>
                 <w:rFonts w:ascii="Times New Roman" w:hAnsi="Times New Roman"/>
-                <w:sz w:val="20"/>
+                <w:sz w:val="19"/>
               </w:rPr>
               <w:t>Pitch de 3 minutos</w:t>
             </w:r>
@@ -2421,7 +6970,7 @@
             <w:r>
               <w:rPr>
                 <w:rFonts w:ascii="Times New Roman" w:hAnsi="Times New Roman"/>
-                <w:sz w:val="20"/>
+                <w:sz w:val="19"/>
               </w:rPr>
               <w:t>Postado no prazo</w:t>
             </w:r>
@@ -2441,7 +6990,7 @@
             <w:r>
               <w:rPr>
                 <w:rFonts w:ascii="Times New Roman" w:hAnsi="Times New Roman"/>
-                <w:sz w:val="20"/>
+                <w:sz w:val="19"/>
               </w:rPr>
               <w:t>01 jul 2026</w:t>
             </w:r>
@@ -2459,7 +7008,7 @@
             <w:r>
               <w:rPr>
                 <w:rFonts w:ascii="Times New Roman" w:hAnsi="Times New Roman"/>
-                <w:sz w:val="20"/>
+                <w:sz w:val="19"/>
               </w:rPr>
               <w:t>Relatório de Pesquisa — versão final</w:t>
             </w:r>
@@ -2477,7 +7026,7 @@
             <w:r>
               <w:rPr>
                 <w:rFonts w:ascii="Times New Roman" w:hAnsi="Times New Roman"/>
-                <w:sz w:val="20"/>
+                <w:sz w:val="19"/>
               </w:rPr>
               <w:t>Entregue no prazo</w:t>
             </w:r>
@@ -2497,7 +7046,7 @@
             <w:r>
               <w:rPr>
                 <w:rFonts w:ascii="Times New Roman" w:hAnsi="Times New Roman"/>
-                <w:sz w:val="20"/>
+                <w:sz w:val="19"/>
               </w:rPr>
               <w:t>03–04 jul 2026</w:t>
             </w:r>
@@ -2515,7 +7064,7 @@
             <w:r>
               <w:rPr>
                 <w:rFonts w:ascii="Times New Roman" w:hAnsi="Times New Roman"/>
-                <w:sz w:val="20"/>
+                <w:sz w:val="19"/>
               </w:rPr>
               <w:t>Apresentação na Escola Aberta</w:t>
             </w:r>
@@ -2533,7 +7082,7 @@
             <w:r>
               <w:rPr>
                 <w:rFonts w:ascii="Times New Roman" w:hAnsi="Times New Roman"/>
-                <w:sz w:val="20"/>
+                <w:sz w:val="19"/>
               </w:rPr>
               <w:t>Realizada</w:t>
             </w:r>
@@ -2553,7 +7102,7 @@
             <w:r>
               <w:rPr>
                 <w:rFonts w:ascii="Times New Roman" w:hAnsi="Times New Roman"/>
-                <w:sz w:val="20"/>
+                <w:sz w:val="19"/>
               </w:rPr>
               <w:t>—</w:t>
             </w:r>
@@ -2571,7 +7120,7 @@
             <w:r>
               <w:rPr>
                 <w:rFonts w:ascii="Times New Roman" w:hAnsi="Times New Roman"/>
-                <w:sz w:val="20"/>
+                <w:sz w:val="19"/>
               </w:rPr>
               <w:t>Motor validado por 124 testes automatizados</w:t>
             </w:r>
@@ -2589,7 +7138,7 @@
             <w:r>
               <w:rPr>
                 <w:rFonts w:ascii="Times New Roman" w:hAnsi="Times New Roman"/>
-                <w:sz w:val="20"/>
+                <w:sz w:val="19"/>
               </w:rPr>
               <w:t>Concluído</w:t>
             </w:r>
@@ -2607,16 +7156,7 @@
         <w:pStyle w:val="Heading2"/>
       </w:pPr>
       <w:r>
-        <w:t>3.2 Desafios enfrentados e soluções adotadas</w:t>
-      </w:r>
-    </w:p>
-    <w:p>
-      <w:pPr>
-        <w:spacing w:after="120"/>
-        <w:ind w:firstLine="720"/>
-      </w:pPr>
-      <w:r>
-        <w:t>O Quadro 3 reúne os principais desafios técnicos e metodológicos e como foram superados — registro que evidencia o caráter investigativo e iterativo do trabalho.</w:t>
+        <w:t>6.2 Desafios e soluções</w:t>
       </w:r>
     </w:p>
     <w:p>
@@ -2630,7 +7170,7 @@
           <w:color w:val="444444"/>
           <w:sz w:val="20"/>
         </w:rPr>
-        <w:t>Quadro 3 — Desafios do projeto e soluções adotadas</w:t>
+        <w:t>Quadro 8 — Desafios do projeto e soluções adotadas</w:t>
       </w:r>
     </w:p>
     <w:tbl>
@@ -2657,7 +7197,7 @@
               <w:rPr>
                 <w:rFonts w:ascii="Times New Roman" w:hAnsi="Times New Roman"/>
                 <w:b/>
-                <w:sz w:val="20"/>
+                <w:sz w:val="19"/>
               </w:rPr>
               <w:t>Desafio</w:t>
             </w:r>
@@ -2676,7 +7216,7 @@
               <w:rPr>
                 <w:rFonts w:ascii="Times New Roman" w:hAnsi="Times New Roman"/>
                 <w:b/>
-                <w:sz w:val="20"/>
+                <w:sz w:val="19"/>
               </w:rPr>
               <w:t>Solução adotada</w:t>
             </w:r>
@@ -2696,9 +7236,9 @@
             <w:r>
               <w:rPr>
                 <w:rFonts w:ascii="Times New Roman" w:hAnsi="Times New Roman"/>
-                <w:sz w:val="20"/>
+                <w:sz w:val="19"/>
               </w:rPr>
-              <w:t>Ausência de grandes históricos de dados para treinar IA</w:t>
+              <w:t>Ausência de históricos para treinar IA</w:t>
             </w:r>
           </w:p>
         </w:tc>
@@ -2714,9 +7254,9 @@
             <w:r>
               <w:rPr>
                 <w:rFonts w:ascii="Times New Roman" w:hAnsi="Times New Roman"/>
-                <w:sz w:val="20"/>
+                <w:sz w:val="19"/>
               </w:rPr>
-              <w:t>Adoção de um modelo determinístico baseado em processos, funcional desde a primeira safra</w:t>
+              <w:t>Modelo determinístico baseado em processos</w:t>
             </w:r>
           </w:p>
         </w:tc>
@@ -2734,9 +7274,9 @@
             <w:r>
               <w:rPr>
                 <w:rFonts w:ascii="Times New Roman" w:hAnsi="Times New Roman"/>
-                <w:sz w:val="20"/>
+                <w:sz w:val="19"/>
               </w:rPr>
-              <w:t>Risco de o sistema virar uma 'caixa-preta'</w:t>
+              <w:t>Risco de virar 'caixa-preta'</w:t>
             </w:r>
           </w:p>
         </w:tc>
@@ -2752,9 +7292,9 @@
             <w:r>
               <w:rPr>
                 <w:rFonts w:ascii="Times New Roman" w:hAnsi="Times New Roman"/>
-                <w:sz w:val="20"/>
+                <w:sz w:val="19"/>
               </w:rPr>
-              <w:t>Decomposição explicável (IPPD) e camada de proveniência dos dados</w:t>
+              <w:t>Decomposição explicável (IPPD) + proveniência</w:t>
             </w:r>
           </w:p>
         </w:tc>
@@ -2772,7 +7312,7 @@
             <w:r>
               <w:rPr>
                 <w:rFonts w:ascii="Times New Roman" w:hAnsi="Times New Roman"/>
-                <w:sz w:val="20"/>
+                <w:sz w:val="19"/>
               </w:rPr>
               <w:t>Representar a incerteza climática</w:t>
             </w:r>
@@ -2790,9 +7330,9 @@
             <w:r>
               <w:rPr>
                 <w:rFonts w:ascii="Times New Roman" w:hAnsi="Times New Roman"/>
-                <w:sz w:val="20"/>
+                <w:sz w:val="19"/>
               </w:rPr>
-              <w:t>Simulação de Monte Carlo (3.000 safras) sensível ao ENSO</w:t>
+              <w:t>Monte Carlo (3.000 safras) sensível ao ENSO</w:t>
             </w:r>
           </w:p>
         </w:tc>
@@ -2810,9 +7350,9 @@
             <w:r>
               <w:rPr>
                 <w:rFonts w:ascii="Times New Roman" w:hAnsi="Times New Roman"/>
-                <w:sz w:val="20"/>
+                <w:sz w:val="19"/>
               </w:rPr>
-              <w:t>Recomendações sem retorno real 'poluindo' a tela</w:t>
+              <w:t>Recomendações irrelevantes na tela</w:t>
             </w:r>
           </w:p>
         </w:tc>
@@ -2828,9 +7368,9 @@
             <w:r>
               <w:rPr>
                 <w:rFonts w:ascii="Times New Roman" w:hAnsi="Times New Roman"/>
-                <w:sz w:val="20"/>
+                <w:sz w:val="19"/>
               </w:rPr>
-              <w:t>Critério de valor mínimo e priorização por urgência</w:t>
+              <w:t>Critério de valor mínimo + priorização por urgência</w:t>
             </w:r>
           </w:p>
         </w:tc>
@@ -2848,9 +7388,9 @@
             <w:r>
               <w:rPr>
                 <w:rFonts w:ascii="Times New Roman" w:hAnsi="Times New Roman"/>
-                <w:sz w:val="20"/>
+                <w:sz w:val="19"/>
               </w:rPr>
-              <w:t>Erros de configuração do ambiente na nuvem</w:t>
+              <w:t>Erros de ambiente na nuvem</w:t>
             </w:r>
           </w:p>
         </w:tc>
@@ -2866,9 +7406,9 @@
             <w:r>
               <w:rPr>
                 <w:rFonts w:ascii="Times New Roman" w:hAnsi="Times New Roman"/>
-                <w:sz w:val="20"/>
+                <w:sz w:val="19"/>
               </w:rPr>
-              <w:t>Diagnóstico das dependências e do banco; ambiente reproduzível com Docker</w:t>
+              <w:t>Diagnóstico de dependências e banco; Docker reproduzível</w:t>
             </w:r>
           </w:p>
         </w:tc>
@@ -2886,9 +7426,9 @@
             <w:r>
               <w:rPr>
                 <w:rFonts w:ascii="Times New Roman" w:hAnsi="Times New Roman"/>
-                <w:sz w:val="20"/>
+                <w:sz w:val="19"/>
               </w:rPr>
-              <w:t>Interface sobrecarregada para o usuário leigo</w:t>
+              <w:t>Interface sobrecarregada</w:t>
             </w:r>
           </w:p>
         </w:tc>
@@ -2904,9 +7444,9 @@
             <w:r>
               <w:rPr>
                 <w:rFonts w:ascii="Times New Roman" w:hAnsi="Times New Roman"/>
-                <w:sz w:val="20"/>
+                <w:sz w:val="19"/>
               </w:rPr>
-              <w:t>Repaginação por jornada + progressive disclosure (páginas separadas)</w:t>
+              <w:t>Repaginação por jornada + progressive disclosure</w:t>
             </w:r>
           </w:p>
         </w:tc>
@@ -2924,7 +7464,7 @@
             <w:r>
               <w:rPr>
                 <w:rFonts w:ascii="Times New Roman" w:hAnsi="Times New Roman"/>
-                <w:sz w:val="20"/>
+                <w:sz w:val="19"/>
               </w:rPr>
               <w:t>Cenário-demonstração fora de época</w:t>
             </w:r>
@@ -2942,9 +7482,9 @@
             <w:r>
               <w:rPr>
                 <w:rFonts w:ascii="Times New Roman" w:hAnsi="Times New Roman"/>
-                <w:sz w:val="20"/>
+                <w:sz w:val="19"/>
               </w:rPr>
-              <w:t>Ajuste para a safra vigente, abrindo o sistema 'vivo'</w:t>
+              <w:t>Ajuste para a safra vigente</w:t>
             </w:r>
           </w:p>
         </w:tc>
@@ -2962,9 +7502,9 @@
             <w:r>
               <w:rPr>
                 <w:rFonts w:ascii="Times New Roman" w:hAnsi="Times New Roman"/>
-                <w:sz w:val="20"/>
+                <w:sz w:val="19"/>
               </w:rPr>
-              <w:t>Garantir reprodutibilidade dos resultados</w:t>
+              <w:t>Reprodutibilidade dos resultados</w:t>
             </w:r>
           </w:p>
         </w:tc>
@@ -2980,9 +7520,9 @@
             <w:r>
               <w:rPr>
                 <w:rFonts w:ascii="Times New Roman" w:hAnsi="Times New Roman"/>
-                <w:sz w:val="20"/>
+                <w:sz w:val="19"/>
               </w:rPr>
-              <w:t>124 testes automatizados e geração de resultados a partir do próprio motor</w:t>
+              <w:t>124 testes + resultados gerados pelo próprio motor</w:t>
             </w:r>
           </w:p>
         </w:tc>
@@ -2998,7 +7538,7 @@
         <w:pStyle w:val="Heading2"/>
       </w:pPr>
       <w:r>
-        <w:t>3.3 Reflexão geral sobre o percurso</w:t>
+        <w:t>6.3 Reflexão geral</w:t>
       </w:r>
     </w:p>
     <w:p>
@@ -3007,16 +7547,7 @@
         <w:ind w:firstLine="720"/>
       </w:pPr>
       <w:r>
-        <w:t>O desenvolvimento do FADA seguiu um ciclo iterativo: pesquisar, modelar, testar, criticar e refinar. A decisão tomada logo no início — priorizar um núcleo científico explicável em vez de um modelo de aprendizado de máquina prematuro — mostrou-se acertada e sustentou todas as etapas seguintes. A crítica de usabilidade, no meio do projeto, ensinou que a experiência do usuário é parte inseparável de uma solução tecnológica. E o rigor de validar cada componente com testes automatizados deu ao trabalho a solidez necessária para ser defendido cientificamente.</w:t>
-      </w:r>
-    </w:p>
-    <w:p>
-      <w:pPr>
-        <w:spacing w:after="120"/>
-        <w:ind w:firstLine="720"/>
-      </w:pPr>
-      <w:r>
-        <w:t>Mais do que um produto de software, o projeto proporcionou aprendizados sobre método científico, organização, trabalho em equipe, cumprimento de prazos e comunicação — competências que extrapolam o tema agrícola e permanecerão para além da feira.</w:t>
+        <w:t>O desenvolvimento seguiu um ciclo iterativo — pesquisar, modelar, testar, criticar e refinar. A decisão inicial de priorizar um núcleo científico explicável, em vez de um modelo de aprendizado prematuro, sustentou todas as etapas seguintes e mostrou-se a escolha mais acertada do projeto. A crítica de usabilidade, no meio do percurso, ensinou que a experiência do usuário é parte inseparável de uma solução tecnológica. E o rigor de validar cada componente com testes automatizados deu ao trabalho a solidez necessária para ser defendido cientificamente. Mais do que um produto de software, o projeto proporcionou aprendizados sobre método científico, organização, trabalho em equipe, cumprimento de prazos e comunicação — competências que permanecerão para além da feira.</w:t>
       </w:r>
     </w:p>
     <w:p>
